--- a/Gold_vs_Stocks_Report.docx
+++ b/Gold_vs_Stocks_Report.docx
@@ -376,9 +376,9 @@
     <w:tbl>
       <w:tblPr>
         <w:tblStyle w:val="Table"/>
-        <w:tblW w:type="pct" w:w="4950"/>
-        <w:tblLayout w:type="fixed"/>
         <w:tblLook w:firstRow="1" w:lastRow="0" w:firstColumn="0" w:lastColumn="0" w:noHBand="0" w:noVBand="0" w:val="0020"/>
+        <w:tblW w:w="5000" w:type="pct"/>
+        <w:tblLayout w:type="autofit"/>
       </w:tblPr>
       <w:tblGrid>
         <w:gridCol w:w="871"/>
@@ -396,11 +396,15 @@
           <w:tblHeader w:val="on"/>
         </w:trPr>
         <w:tc>
-          <w:tcPr/>
-          <w:p>
-            <w:pPr>
-              <w:pStyle w:val="Compact"/>
-              <w:jc w:val="center"/>
+          <w:tcPr>
+            <w:noWrap/>
+            <w:tcW w:w="0" w:type="auto"/>
+          </w:tcPr>
+          <w:p>
+            <w:pPr>
+              <w:pStyle w:val="Compact"/>
+              <w:jc w:val="center"/>
+              <w:keepLines/>
             </w:pPr>
             <w:r>
               <w:rPr>
@@ -412,11 +416,15 @@
           </w:p>
         </w:tc>
         <w:tc>
-          <w:tcPr/>
-          <w:p>
-            <w:pPr>
-              <w:pStyle w:val="Compact"/>
-              <w:jc w:val="center"/>
+          <w:tcPr>
+            <w:noWrap/>
+            <w:tcW w:w="0" w:type="auto"/>
+          </w:tcPr>
+          <w:p>
+            <w:pPr>
+              <w:pStyle w:val="Compact"/>
+              <w:jc w:val="center"/>
+              <w:keepLines/>
             </w:pPr>
             <w:r>
               <w:rPr>
@@ -428,11 +436,15 @@
           </w:p>
         </w:tc>
         <w:tc>
-          <w:tcPr/>
-          <w:p>
-            <w:pPr>
-              <w:pStyle w:val="Compact"/>
-              <w:jc w:val="center"/>
+          <w:tcPr>
+            <w:noWrap/>
+            <w:tcW w:w="0" w:type="auto"/>
+          </w:tcPr>
+          <w:p>
+            <w:pPr>
+              <w:pStyle w:val="Compact"/>
+              <w:jc w:val="center"/>
+              <w:keepLines/>
             </w:pPr>
             <w:r>
               <w:rPr>
@@ -444,11 +456,15 @@
           </w:p>
         </w:tc>
         <w:tc>
-          <w:tcPr/>
-          <w:p>
-            <w:pPr>
-              <w:pStyle w:val="Compact"/>
-              <w:jc w:val="center"/>
+          <w:tcPr>
+            <w:noWrap/>
+            <w:tcW w:w="0" w:type="auto"/>
+          </w:tcPr>
+          <w:p>
+            <w:pPr>
+              <w:pStyle w:val="Compact"/>
+              <w:jc w:val="center"/>
+              <w:keepLines/>
             </w:pPr>
             <w:r>
               <w:rPr>
@@ -460,11 +476,15 @@
           </w:p>
         </w:tc>
         <w:tc>
-          <w:tcPr/>
-          <w:p>
-            <w:pPr>
-              <w:pStyle w:val="Compact"/>
-              <w:jc w:val="center"/>
+          <w:tcPr>
+            <w:noWrap/>
+            <w:tcW w:w="0" w:type="auto"/>
+          </w:tcPr>
+          <w:p>
+            <w:pPr>
+              <w:pStyle w:val="Compact"/>
+              <w:jc w:val="center"/>
+              <w:keepLines/>
             </w:pPr>
             <w:r>
               <w:rPr>
@@ -476,11 +496,15 @@
           </w:p>
         </w:tc>
         <w:tc>
-          <w:tcPr/>
-          <w:p>
-            <w:pPr>
-              <w:pStyle w:val="Compact"/>
-              <w:jc w:val="center"/>
+          <w:tcPr>
+            <w:noWrap/>
+            <w:tcW w:w="0" w:type="auto"/>
+          </w:tcPr>
+          <w:p>
+            <w:pPr>
+              <w:pStyle w:val="Compact"/>
+              <w:jc w:val="center"/>
+              <w:keepLines/>
             </w:pPr>
             <w:r>
               <w:rPr>
@@ -492,11 +516,15 @@
           </w:p>
         </w:tc>
         <w:tc>
-          <w:tcPr/>
-          <w:p>
-            <w:pPr>
-              <w:pStyle w:val="Compact"/>
-              <w:jc w:val="center"/>
+          <w:tcPr>
+            <w:noWrap/>
+            <w:tcW w:w="0" w:type="auto"/>
+          </w:tcPr>
+          <w:p>
+            <w:pPr>
+              <w:pStyle w:val="Compact"/>
+              <w:jc w:val="center"/>
+              <w:keepLines/>
             </w:pPr>
             <w:r>
               <w:rPr>
@@ -508,11 +536,15 @@
           </w:p>
         </w:tc>
         <w:tc>
-          <w:tcPr/>
-          <w:p>
-            <w:pPr>
-              <w:pStyle w:val="Compact"/>
-              <w:jc w:val="center"/>
+          <w:tcPr>
+            <w:noWrap/>
+            <w:tcW w:w="0" w:type="auto"/>
+          </w:tcPr>
+          <w:p>
+            <w:pPr>
+              <w:pStyle w:val="Compact"/>
+              <w:jc w:val="center"/>
+              <w:keepLines/>
             </w:pPr>
             <w:r>
               <w:rPr>
@@ -524,11 +556,15 @@
           </w:p>
         </w:tc>
         <w:tc>
-          <w:tcPr/>
-          <w:p>
-            <w:pPr>
-              <w:pStyle w:val="Compact"/>
-              <w:jc w:val="center"/>
+          <w:tcPr>
+            <w:noWrap/>
+            <w:tcW w:w="0" w:type="auto"/>
+          </w:tcPr>
+          <w:p>
+            <w:pPr>
+              <w:pStyle w:val="Compact"/>
+              <w:jc w:val="center"/>
+              <w:keepLines/>
             </w:pPr>
             <w:r>
               <w:rPr>
@@ -542,11 +578,15 @@
       </w:tr>
       <w:tr>
         <w:tc>
-          <w:tcPr/>
-          <w:p>
-            <w:pPr>
-              <w:pStyle w:val="Compact"/>
-              <w:jc w:val="center"/>
+          <w:tcPr>
+            <w:noWrap/>
+            <w:tcW w:w="0" w:type="auto"/>
+          </w:tcPr>
+          <w:p>
+            <w:pPr>
+              <w:pStyle w:val="Compact"/>
+              <w:jc w:val="center"/>
+              <w:keepLines/>
             </w:pPr>
             <w:r>
               <w:t xml:space="preserve">2000</w:t>
@@ -554,11 +594,15 @@
           </w:p>
         </w:tc>
         <w:tc>
-          <w:tcPr/>
-          <w:p>
-            <w:pPr>
-              <w:pStyle w:val="Compact"/>
-              <w:jc w:val="center"/>
+          <w:tcPr>
+            <w:noWrap/>
+            <w:tcW w:w="0" w:type="auto"/>
+          </w:tcPr>
+          <w:p>
+            <w:pPr>
+              <w:pStyle w:val="Compact"/>
+              <w:jc w:val="center"/>
+              <w:keepLines/>
             </w:pPr>
             <w:r>
               <w:t xml:space="preserve">26</w:t>
@@ -566,11 +610,15 @@
           </w:p>
         </w:tc>
         <w:tc>
-          <w:tcPr/>
-          <w:p>
-            <w:pPr>
-              <w:pStyle w:val="Compact"/>
-              <w:jc w:val="center"/>
+          <w:tcPr>
+            <w:noWrap/>
+            <w:tcW w:w="0" w:type="auto"/>
+          </w:tcPr>
+          <w:p>
+            <w:pPr>
+              <w:pStyle w:val="Compact"/>
+              <w:jc w:val="center"/>
+              <w:keepLines/>
             </w:pPr>
             <w:r>
               <w:t xml:space="preserve">€14,115</w:t>
@@ -578,11 +626,15 @@
           </w:p>
         </w:tc>
         <w:tc>
-          <w:tcPr/>
-          <w:p>
-            <w:pPr>
-              <w:pStyle w:val="Compact"/>
-              <w:jc w:val="center"/>
+          <w:tcPr>
+            <w:noWrap/>
+            <w:tcW w:w="0" w:type="auto"/>
+          </w:tcPr>
+          <w:p>
+            <w:pPr>
+              <w:pStyle w:val="Compact"/>
+              <w:jc w:val="center"/>
+              <w:keepLines/>
             </w:pPr>
             <w:r>
               <w:t xml:space="preserve">10.9%</w:t>
@@ -590,11 +642,15 @@
           </w:p>
         </w:tc>
         <w:tc>
-          <w:tcPr/>
-          <w:p>
-            <w:pPr>
-              <w:pStyle w:val="Compact"/>
-              <w:jc w:val="center"/>
+          <w:tcPr>
+            <w:noWrap/>
+            <w:tcW w:w="0" w:type="auto"/>
+          </w:tcPr>
+          <w:p>
+            <w:pPr>
+              <w:pStyle w:val="Compact"/>
+              <w:jc w:val="center"/>
+              <w:keepLines/>
             </w:pPr>
             <w:r>
               <w:t xml:space="preserve">€4,630</w:t>
@@ -602,11 +658,15 @@
           </w:p>
         </w:tc>
         <w:tc>
-          <w:tcPr/>
-          <w:p>
-            <w:pPr>
-              <w:pStyle w:val="Compact"/>
-              <w:jc w:val="center"/>
+          <w:tcPr>
+            <w:noWrap/>
+            <w:tcW w:w="0" w:type="auto"/>
+          </w:tcPr>
+          <w:p>
+            <w:pPr>
+              <w:pStyle w:val="Compact"/>
+              <w:jc w:val="center"/>
+              <w:keepLines/>
             </w:pPr>
             <w:r>
               <w:t xml:space="preserve">6.2%</w:t>
@@ -614,11 +674,15 @@
           </w:p>
         </w:tc>
         <w:tc>
-          <w:tcPr/>
-          <w:p>
-            <w:pPr>
-              <w:pStyle w:val="Compact"/>
-              <w:jc w:val="center"/>
+          <w:tcPr>
+            <w:noWrap/>
+            <w:tcW w:w="0" w:type="auto"/>
+          </w:tcPr>
+          <w:p>
+            <w:pPr>
+              <w:pStyle w:val="Compact"/>
+              <w:jc w:val="center"/>
+              <w:keepLines/>
             </w:pPr>
             <w:r>
               <w:t xml:space="preserve">€2,834</w:t>
@@ -626,11 +690,15 @@
           </w:p>
         </w:tc>
         <w:tc>
-          <w:tcPr/>
-          <w:p>
-            <w:pPr>
-              <w:pStyle w:val="Compact"/>
-              <w:jc w:val="center"/>
+          <w:tcPr>
+            <w:noWrap/>
+            <w:tcW w:w="0" w:type="auto"/>
+          </w:tcPr>
+          <w:p>
+            <w:pPr>
+              <w:pStyle w:val="Compact"/>
+              <w:jc w:val="center"/>
+              <w:keepLines/>
             </w:pPr>
             <w:r>
               <w:t xml:space="preserve">4.2%</w:t>
@@ -638,11 +706,15 @@
           </w:p>
         </w:tc>
         <w:tc>
-          <w:tcPr/>
-          <w:p>
-            <w:pPr>
-              <w:pStyle w:val="Compact"/>
-              <w:jc w:val="center"/>
+          <w:tcPr>
+            <w:noWrap/>
+            <w:tcW w:w="0" w:type="auto"/>
+          </w:tcPr>
+          <w:p>
+            <w:pPr>
+              <w:pStyle w:val="Compact"/>
+              <w:jc w:val="center"/>
+              <w:keepLines/>
             </w:pPr>
             <w:r>
               <w:rPr>
@@ -656,11 +728,15 @@
       </w:tr>
       <w:tr>
         <w:tc>
-          <w:tcPr/>
-          <w:p>
-            <w:pPr>
-              <w:pStyle w:val="Compact"/>
-              <w:jc w:val="center"/>
+          <w:tcPr>
+            <w:noWrap/>
+            <w:tcW w:w="0" w:type="auto"/>
+          </w:tcPr>
+          <w:p>
+            <w:pPr>
+              <w:pStyle w:val="Compact"/>
+              <w:jc w:val="center"/>
+              <w:keepLines/>
             </w:pPr>
             <w:r>
               <w:t xml:space="preserve">2005</w:t>
@@ -668,11 +744,15 @@
           </w:p>
         </w:tc>
         <w:tc>
-          <w:tcPr/>
-          <w:p>
-            <w:pPr>
-              <w:pStyle w:val="Compact"/>
-              <w:jc w:val="center"/>
+          <w:tcPr>
+            <w:noWrap/>
+            <w:tcW w:w="0" w:type="auto"/>
+          </w:tcPr>
+          <w:p>
+            <w:pPr>
+              <w:pStyle w:val="Compact"/>
+              <w:jc w:val="center"/>
+              <w:keepLines/>
             </w:pPr>
             <w:r>
               <w:t xml:space="preserve">21</w:t>
@@ -680,11 +760,15 @@
           </w:p>
         </w:tc>
         <w:tc>
-          <w:tcPr/>
-          <w:p>
-            <w:pPr>
-              <w:pStyle w:val="Compact"/>
-              <w:jc w:val="center"/>
+          <w:tcPr>
+            <w:noWrap/>
+            <w:tcW w:w="0" w:type="auto"/>
+          </w:tcPr>
+          <w:p>
+            <w:pPr>
+              <w:pStyle w:val="Compact"/>
+              <w:jc w:val="center"/>
+              <w:keepLines/>
             </w:pPr>
             <w:r>
               <w:t xml:space="preserve">€13,630</w:t>
@@ -692,11 +776,15 @@
           </w:p>
         </w:tc>
         <w:tc>
-          <w:tcPr/>
-          <w:p>
-            <w:pPr>
-              <w:pStyle w:val="Compact"/>
-              <w:jc w:val="center"/>
+          <w:tcPr>
+            <w:noWrap/>
+            <w:tcW w:w="0" w:type="auto"/>
+          </w:tcPr>
+          <w:p>
+            <w:pPr>
+              <w:pStyle w:val="Compact"/>
+              <w:jc w:val="center"/>
+              <w:keepLines/>
             </w:pPr>
             <w:r>
               <w:t xml:space="preserve">13.2%</w:t>
@@ -704,11 +792,15 @@
           </w:p>
         </w:tc>
         <w:tc>
-          <w:tcPr/>
-          <w:p>
-            <w:pPr>
-              <w:pStyle w:val="Compact"/>
-              <w:jc w:val="center"/>
+          <w:tcPr>
+            <w:noWrap/>
+            <w:tcW w:w="0" w:type="auto"/>
+          </w:tcPr>
+          <w:p>
+            <w:pPr>
+              <w:pStyle w:val="Compact"/>
+              <w:jc w:val="center"/>
+              <w:keepLines/>
             </w:pPr>
             <w:r>
               <w:t xml:space="preserve">€7,984</w:t>
@@ -716,11 +808,15 @@
           </w:p>
         </w:tc>
         <w:tc>
-          <w:tcPr/>
-          <w:p>
-            <w:pPr>
-              <w:pStyle w:val="Compact"/>
-              <w:jc w:val="center"/>
+          <w:tcPr>
+            <w:noWrap/>
+            <w:tcW w:w="0" w:type="auto"/>
+          </w:tcPr>
+          <w:p>
+            <w:pPr>
+              <w:pStyle w:val="Compact"/>
+              <w:jc w:val="center"/>
+              <w:keepLines/>
             </w:pPr>
             <w:r>
               <w:t xml:space="preserve">10.3%</w:t>
@@ -728,11 +824,15 @@
           </w:p>
         </w:tc>
         <w:tc>
-          <w:tcPr/>
-          <w:p>
-            <w:pPr>
-              <w:pStyle w:val="Compact"/>
-              <w:jc w:val="center"/>
+          <w:tcPr>
+            <w:noWrap/>
+            <w:tcW w:w="0" w:type="auto"/>
+          </w:tcPr>
+          <w:p>
+            <w:pPr>
+              <w:pStyle w:val="Compact"/>
+              <w:jc w:val="center"/>
+              <w:keepLines/>
             </w:pPr>
             <w:r>
               <w:t xml:space="preserve">€4,678</w:t>
@@ -740,11 +840,15 @@
           </w:p>
         </w:tc>
         <w:tc>
-          <w:tcPr/>
-          <w:p>
-            <w:pPr>
-              <w:pStyle w:val="Compact"/>
-              <w:jc w:val="center"/>
+          <w:tcPr>
+            <w:noWrap/>
+            <w:tcW w:w="0" w:type="auto"/>
+          </w:tcPr>
+          <w:p>
+            <w:pPr>
+              <w:pStyle w:val="Compact"/>
+              <w:jc w:val="center"/>
+              <w:keepLines/>
             </w:pPr>
             <w:r>
               <w:t xml:space="preserve">7.6%</w:t>
@@ -752,11 +856,15 @@
           </w:p>
         </w:tc>
         <w:tc>
-          <w:tcPr/>
-          <w:p>
-            <w:pPr>
-              <w:pStyle w:val="Compact"/>
-              <w:jc w:val="center"/>
+          <w:tcPr>
+            <w:noWrap/>
+            <w:tcW w:w="0" w:type="auto"/>
+          </w:tcPr>
+          <w:p>
+            <w:pPr>
+              <w:pStyle w:val="Compact"/>
+              <w:jc w:val="center"/>
+              <w:keepLines/>
             </w:pPr>
             <w:r>
               <w:rPr>
@@ -770,11 +878,15 @@
       </w:tr>
       <w:tr>
         <w:tc>
-          <w:tcPr/>
-          <w:p>
-            <w:pPr>
-              <w:pStyle w:val="Compact"/>
-              <w:jc w:val="center"/>
+          <w:tcPr>
+            <w:noWrap/>
+            <w:tcW w:w="0" w:type="auto"/>
+          </w:tcPr>
+          <w:p>
+            <w:pPr>
+              <w:pStyle w:val="Compact"/>
+              <w:jc w:val="center"/>
+              <w:keepLines/>
             </w:pPr>
             <w:r>
               <w:t xml:space="preserve">2010</w:t>
@@ -782,11 +894,15 @@
           </w:p>
         </w:tc>
         <w:tc>
-          <w:tcPr/>
-          <w:p>
-            <w:pPr>
-              <w:pStyle w:val="Compact"/>
-              <w:jc w:val="center"/>
+          <w:tcPr>
+            <w:noWrap/>
+            <w:tcW w:w="0" w:type="auto"/>
+          </w:tcPr>
+          <w:p>
+            <w:pPr>
+              <w:pStyle w:val="Compact"/>
+              <w:jc w:val="center"/>
+              <w:keepLines/>
             </w:pPr>
             <w:r>
               <w:t xml:space="preserve">16</w:t>
@@ -794,11 +910,15 @@
           </w:p>
         </w:tc>
         <w:tc>
-          <w:tcPr/>
-          <w:p>
-            <w:pPr>
-              <w:pStyle w:val="Compact"/>
-              <w:jc w:val="center"/>
+          <w:tcPr>
+            <w:noWrap/>
+            <w:tcW w:w="0" w:type="auto"/>
+          </w:tcPr>
+          <w:p>
+            <w:pPr>
+              <w:pStyle w:val="Compact"/>
+              <w:jc w:val="center"/>
+              <w:keepLines/>
             </w:pPr>
             <w:r>
               <w:t xml:space="preserve">€5,688</w:t>
@@ -806,11 +926,15 @@
           </w:p>
         </w:tc>
         <w:tc>
-          <w:tcPr/>
-          <w:p>
-            <w:pPr>
-              <w:pStyle w:val="Compact"/>
-              <w:jc w:val="center"/>
+          <w:tcPr>
+            <w:noWrap/>
+            <w:tcW w:w="0" w:type="auto"/>
+          </w:tcPr>
+          <w:p>
+            <w:pPr>
+              <w:pStyle w:val="Compact"/>
+              <w:jc w:val="center"/>
+              <w:keepLines/>
             </w:pPr>
             <w:r>
               <w:t xml:space="preserve">11.4%</w:t>
@@ -818,11 +942,15 @@
           </w:p>
         </w:tc>
         <w:tc>
-          <w:tcPr/>
-          <w:p>
-            <w:pPr>
-              <w:pStyle w:val="Compact"/>
-              <w:jc w:val="center"/>
+          <w:tcPr>
+            <w:noWrap/>
+            <w:tcW w:w="0" w:type="auto"/>
+          </w:tcPr>
+          <w:p>
+            <w:pPr>
+              <w:pStyle w:val="Compact"/>
+              <w:jc w:val="center"/>
+              <w:keepLines/>
             </w:pPr>
             <w:r>
               <w:t xml:space="preserve">€8,467</w:t>
@@ -830,11 +958,15 @@
           </w:p>
         </w:tc>
         <w:tc>
-          <w:tcPr/>
-          <w:p>
-            <w:pPr>
-              <w:pStyle w:val="Compact"/>
-              <w:jc w:val="center"/>
+          <w:tcPr>
+            <w:noWrap/>
+            <w:tcW w:w="0" w:type="auto"/>
+          </w:tcPr>
+          <w:p>
+            <w:pPr>
+              <w:pStyle w:val="Compact"/>
+              <w:jc w:val="center"/>
+              <w:keepLines/>
             </w:pPr>
             <w:r>
               <w:t xml:space="preserve">14.2%</w:t>
@@ -842,11 +974,15 @@
           </w:p>
         </w:tc>
         <w:tc>
-          <w:tcPr/>
-          <w:p>
-            <w:pPr>
-              <w:pStyle w:val="Compact"/>
-              <w:jc w:val="center"/>
+          <w:tcPr>
+            <w:noWrap/>
+            <w:tcW w:w="0" w:type="auto"/>
+          </w:tcPr>
+          <w:p>
+            <w:pPr>
+              <w:pStyle w:val="Compact"/>
+              <w:jc w:val="center"/>
+              <w:keepLines/>
             </w:pPr>
             <w:r>
               <w:t xml:space="preserve">€3,593</w:t>
@@ -854,11 +990,15 @@
           </w:p>
         </w:tc>
         <w:tc>
-          <w:tcPr/>
-          <w:p>
-            <w:pPr>
-              <w:pStyle w:val="Compact"/>
-              <w:jc w:val="center"/>
+          <w:tcPr>
+            <w:noWrap/>
+            <w:tcW w:w="0" w:type="auto"/>
+          </w:tcPr>
+          <w:p>
+            <w:pPr>
+              <w:pStyle w:val="Compact"/>
+              <w:jc w:val="center"/>
+              <w:keepLines/>
             </w:pPr>
             <w:r>
               <w:t xml:space="preserve">8.3%</w:t>
@@ -866,11 +1006,15 @@
           </w:p>
         </w:tc>
         <w:tc>
-          <w:tcPr/>
-          <w:p>
-            <w:pPr>
-              <w:pStyle w:val="Compact"/>
-              <w:jc w:val="center"/>
+          <w:tcPr>
+            <w:noWrap/>
+            <w:tcW w:w="0" w:type="auto"/>
+          </w:tcPr>
+          <w:p>
+            <w:pPr>
+              <w:pStyle w:val="Compact"/>
+              <w:jc w:val="center"/>
+              <w:keepLines/>
             </w:pPr>
             <w:r>
               <w:rPr>
@@ -884,11 +1028,15 @@
       </w:tr>
       <w:tr>
         <w:tc>
-          <w:tcPr/>
-          <w:p>
-            <w:pPr>
-              <w:pStyle w:val="Compact"/>
-              <w:jc w:val="center"/>
+          <w:tcPr>
+            <w:noWrap/>
+            <w:tcW w:w="0" w:type="auto"/>
+          </w:tcPr>
+          <w:p>
+            <w:pPr>
+              <w:pStyle w:val="Compact"/>
+              <w:jc w:val="center"/>
+              <w:keepLines/>
             </w:pPr>
             <w:r>
               <w:t xml:space="preserve">2015</w:t>
@@ -896,11 +1044,15 @@
           </w:p>
         </w:tc>
         <w:tc>
-          <w:tcPr/>
-          <w:p>
-            <w:pPr>
-              <w:pStyle w:val="Compact"/>
-              <w:jc w:val="center"/>
+          <w:tcPr>
+            <w:noWrap/>
+            <w:tcW w:w="0" w:type="auto"/>
+          </w:tcPr>
+          <w:p>
+            <w:pPr>
+              <w:pStyle w:val="Compact"/>
+              <w:jc w:val="center"/>
+              <w:keepLines/>
             </w:pPr>
             <w:r>
               <w:t xml:space="preserve">11</w:t>
@@ -908,11 +1060,15 @@
           </w:p>
         </w:tc>
         <w:tc>
-          <w:tcPr/>
-          <w:p>
-            <w:pPr>
-              <w:pStyle w:val="Compact"/>
-              <w:jc w:val="center"/>
+          <w:tcPr>
+            <w:noWrap/>
+            <w:tcW w:w="0" w:type="auto"/>
+          </w:tcPr>
+          <w:p>
+            <w:pPr>
+              <w:pStyle w:val="Compact"/>
+              <w:jc w:val="center"/>
+              <w:keepLines/>
             </w:pPr>
             <w:r>
               <w:t xml:space="preserve">€3,900</w:t>
@@ -920,11 +1076,15 @@
           </w:p>
         </w:tc>
         <w:tc>
-          <w:tcPr/>
-          <w:p>
-            <w:pPr>
-              <w:pStyle w:val="Compact"/>
-              <w:jc w:val="center"/>
+          <w:tcPr>
+            <w:noWrap/>
+            <w:tcW w:w="0" w:type="auto"/>
+          </w:tcPr>
+          <w:p>
+            <w:pPr>
+              <w:pStyle w:val="Compact"/>
+              <w:jc w:val="center"/>
+              <w:keepLines/>
             </w:pPr>
             <w:r>
               <w:t xml:space="preserve">13.0%</w:t>
@@ -932,11 +1092,15 @@
           </w:p>
         </w:tc>
         <w:tc>
-          <w:tcPr/>
-          <w:p>
-            <w:pPr>
-              <w:pStyle w:val="Compact"/>
-              <w:jc w:val="center"/>
+          <w:tcPr>
+            <w:noWrap/>
+            <w:tcW w:w="0" w:type="auto"/>
+          </w:tcPr>
+          <w:p>
+            <w:pPr>
+              <w:pStyle w:val="Compact"/>
+              <w:jc w:val="center"/>
+              <w:keepLines/>
             </w:pPr>
             <w:r>
               <w:t xml:space="preserve">€3,433</w:t>
@@ -944,11 +1108,15 @@
           </w:p>
         </w:tc>
         <w:tc>
-          <w:tcPr/>
-          <w:p>
-            <w:pPr>
-              <w:pStyle w:val="Compact"/>
-              <w:jc w:val="center"/>
+          <w:tcPr>
+            <w:noWrap/>
+            <w:tcW w:w="0" w:type="auto"/>
+          </w:tcPr>
+          <w:p>
+            <w:pPr>
+              <w:pStyle w:val="Compact"/>
+              <w:jc w:val="center"/>
+              <w:keepLines/>
             </w:pPr>
             <w:r>
               <w:t xml:space="preserve">11.7%</w:t>
@@ -956,11 +1124,15 @@
           </w:p>
         </w:tc>
         <w:tc>
-          <w:tcPr/>
-          <w:p>
-            <w:pPr>
-              <w:pStyle w:val="Compact"/>
-              <w:jc w:val="center"/>
+          <w:tcPr>
+            <w:noWrap/>
+            <w:tcW w:w="0" w:type="auto"/>
+          </w:tcPr>
+          <w:p>
+            <w:pPr>
+              <w:pStyle w:val="Compact"/>
+              <w:jc w:val="center"/>
+              <w:keepLines/>
             </w:pPr>
             <w:r>
               <w:t xml:space="preserve">€1,972</w:t>
@@ -968,11 +1140,15 @@
           </w:p>
         </w:tc>
         <w:tc>
-          <w:tcPr/>
-          <w:p>
-            <w:pPr>
-              <w:pStyle w:val="Compact"/>
-              <w:jc w:val="center"/>
+          <w:tcPr>
+            <w:noWrap/>
+            <w:tcW w:w="0" w:type="auto"/>
+          </w:tcPr>
+          <w:p>
+            <w:pPr>
+              <w:pStyle w:val="Compact"/>
+              <w:jc w:val="center"/>
+              <w:keepLines/>
             </w:pPr>
             <w:r>
               <w:t xml:space="preserve">6.3%</w:t>
@@ -980,11 +1156,15 @@
           </w:p>
         </w:tc>
         <w:tc>
-          <w:tcPr/>
-          <w:p>
-            <w:pPr>
-              <w:pStyle w:val="Compact"/>
-              <w:jc w:val="center"/>
+          <w:tcPr>
+            <w:noWrap/>
+            <w:tcW w:w="0" w:type="auto"/>
+          </w:tcPr>
+          <w:p>
+            <w:pPr>
+              <w:pStyle w:val="Compact"/>
+              <w:jc w:val="center"/>
+              <w:keepLines/>
             </w:pPr>
             <w:r>
               <w:rPr>
@@ -998,11 +1178,15 @@
       </w:tr>
       <w:tr>
         <w:tc>
-          <w:tcPr/>
-          <w:p>
-            <w:pPr>
-              <w:pStyle w:val="Compact"/>
-              <w:jc w:val="center"/>
+          <w:tcPr>
+            <w:noWrap/>
+            <w:tcW w:w="0" w:type="auto"/>
+          </w:tcPr>
+          <w:p>
+            <w:pPr>
+              <w:pStyle w:val="Compact"/>
+              <w:jc w:val="center"/>
+              <w:keepLines/>
             </w:pPr>
             <w:r>
               <w:t xml:space="preserve">2020</w:t>
@@ -1010,11 +1194,15 @@
           </w:p>
         </w:tc>
         <w:tc>
-          <w:tcPr/>
-          <w:p>
-            <w:pPr>
-              <w:pStyle w:val="Compact"/>
-              <w:jc w:val="center"/>
+          <w:tcPr>
+            <w:noWrap/>
+            <w:tcW w:w="0" w:type="auto"/>
+          </w:tcPr>
+          <w:p>
+            <w:pPr>
+              <w:pStyle w:val="Compact"/>
+              <w:jc w:val="center"/>
+              <w:keepLines/>
             </w:pPr>
             <w:r>
               <w:t xml:space="preserve">6</w:t>
@@ -1022,11 +1210,15 @@
           </w:p>
         </w:tc>
         <w:tc>
-          <w:tcPr/>
-          <w:p>
-            <w:pPr>
-              <w:pStyle w:val="Compact"/>
-              <w:jc w:val="center"/>
+          <w:tcPr>
+            <w:noWrap/>
+            <w:tcW w:w="0" w:type="auto"/>
+          </w:tcPr>
+          <w:p>
+            <w:pPr>
+              <w:pStyle w:val="Compact"/>
+              <w:jc w:val="center"/>
+              <w:keepLines/>
             </w:pPr>
             <w:r>
               <w:t xml:space="preserve">€3,080</w:t>
@@ -1034,11 +1226,15 @@
           </w:p>
         </w:tc>
         <w:tc>
-          <w:tcPr/>
-          <w:p>
-            <w:pPr>
-              <w:pStyle w:val="Compact"/>
-              <w:jc w:val="center"/>
+          <w:tcPr>
+            <w:noWrap/>
+            <w:tcW w:w="0" w:type="auto"/>
+          </w:tcPr>
+          <w:p>
+            <w:pPr>
+              <w:pStyle w:val="Compact"/>
+              <w:jc w:val="center"/>
+              <w:keepLines/>
             </w:pPr>
             <w:r>
               <w:t xml:space="preserve">20.2%</w:t>
@@ -1046,11 +1242,15 @@
           </w:p>
         </w:tc>
         <w:tc>
-          <w:tcPr/>
-          <w:p>
-            <w:pPr>
-              <w:pStyle w:val="Compact"/>
-              <w:jc w:val="center"/>
+          <w:tcPr>
+            <w:noWrap/>
+            <w:tcW w:w="0" w:type="auto"/>
+          </w:tcPr>
+          <w:p>
+            <w:pPr>
+              <w:pStyle w:val="Compact"/>
+              <w:jc w:val="center"/>
+              <w:keepLines/>
             </w:pPr>
             <w:r>
               <w:t xml:space="preserve">€1,957</w:t>
@@ -1058,11 +1258,15 @@
           </w:p>
         </w:tc>
         <w:tc>
-          <w:tcPr/>
-          <w:p>
-            <w:pPr>
-              <w:pStyle w:val="Compact"/>
-              <w:jc w:val="center"/>
+          <w:tcPr>
+            <w:noWrap/>
+            <w:tcW w:w="0" w:type="auto"/>
+          </w:tcPr>
+          <w:p>
+            <w:pPr>
+              <w:pStyle w:val="Compact"/>
+              <w:jc w:val="center"/>
+              <w:keepLines/>
             </w:pPr>
             <w:r>
               <w:t xml:space="preserve">11.6%</w:t>
@@ -1070,11 +1274,15 @@
           </w:p>
         </w:tc>
         <w:tc>
-          <w:tcPr/>
-          <w:p>
-            <w:pPr>
-              <w:pStyle w:val="Compact"/>
-              <w:jc w:val="center"/>
+          <w:tcPr>
+            <w:noWrap/>
+            <w:tcW w:w="0" w:type="auto"/>
+          </w:tcPr>
+          <w:p>
+            <w:pPr>
+              <w:pStyle w:val="Compact"/>
+              <w:jc w:val="center"/>
+              <w:keepLines/>
             </w:pPr>
             <w:r>
               <w:t xml:space="preserve">€1,657</w:t>
@@ -1082,11 +1290,15 @@
           </w:p>
         </w:tc>
         <w:tc>
-          <w:tcPr/>
-          <w:p>
-            <w:pPr>
-              <w:pStyle w:val="Compact"/>
-              <w:jc w:val="center"/>
+          <w:tcPr>
+            <w:noWrap/>
+            <w:tcW w:w="0" w:type="auto"/>
+          </w:tcPr>
+          <w:p>
+            <w:pPr>
+              <w:pStyle w:val="Compact"/>
+              <w:jc w:val="center"/>
+              <w:keepLines/>
             </w:pPr>
             <w:r>
               <w:t xml:space="preserve">8.6%</w:t>
@@ -1094,11 +1306,15 @@
           </w:p>
         </w:tc>
         <w:tc>
-          <w:tcPr/>
-          <w:p>
-            <w:pPr>
-              <w:pStyle w:val="Compact"/>
-              <w:jc w:val="center"/>
+          <w:tcPr>
+            <w:noWrap/>
+            <w:tcW w:w="0" w:type="auto"/>
+          </w:tcPr>
+          <w:p>
+            <w:pPr>
+              <w:pStyle w:val="Compact"/>
+              <w:jc w:val="center"/>
+              <w:keepLines/>
             </w:pPr>
             <w:r>
               <w:rPr>

--- a/Gold_vs_Stocks_Report.docx
+++ b/Gold_vs_Stocks_Report.docx
@@ -1242,6 +1242,7 @@
           <w:p>
             <w:r>
               <w:rPr>
+                <w:color w:val="CC0000"/>
                 <w:sz w:val="18"/>
               </w:rPr>
               <w:t>2008</w:t>
@@ -1255,6 +1256,7 @@
           <w:p>
             <w:r>
               <w:rPr>
+                <w:color w:val="CC0000"/>
                 <w:sz w:val="18"/>
               </w:rPr>
               <w:t>18</w:t>
@@ -1268,6 +1270,7 @@
           <w:p>
             <w:r>
               <w:rPr>
+                <w:color w:val="CC0000"/>
                 <w:sz w:val="18"/>
               </w:rPr>
               <w:t>€4,234</w:t>
@@ -1281,6 +1284,7 @@
           <w:p>
             <w:r>
               <w:rPr>
+                <w:color w:val="CC0000"/>
                 <w:sz w:val="18"/>
               </w:rPr>
               <w:t>8.3%</w:t>
@@ -1294,6 +1298,7 @@
           <w:p>
             <w:r>
               <w:rPr>
+                <w:color w:val="CC0000"/>
                 <w:sz w:val="18"/>
               </w:rPr>
               <w:t>€4,476</w:t>
@@ -1307,6 +1312,7 @@
           <w:p>
             <w:r>
               <w:rPr>
+                <w:color w:val="CC0000"/>
                 <w:sz w:val="18"/>
               </w:rPr>
               <w:t>8.6%</w:t>
@@ -1320,6 +1326,7 @@
           <w:p>
             <w:r>
               <w:rPr>
+                <w:color w:val="CC0000"/>
                 <w:sz w:val="18"/>
               </w:rPr>
               <w:t>€1,847</w:t>
@@ -1333,6 +1340,7 @@
           <w:p>
             <w:r>
               <w:rPr>
+                <w:color w:val="CC0000"/>
                 <w:sz w:val="18"/>
               </w:rPr>
               <w:t>3.4%</w:t>
@@ -1346,6 +1354,7 @@
           <w:p>
             <w:r>
               <w:rPr>
+                <w:color w:val="CC0000"/>
                 <w:sz w:val="18"/>
               </w:rPr>
               <w:t>€-243</w:t>
@@ -1361,6 +1370,7 @@
           <w:p>
             <w:r>
               <w:rPr>
+                <w:color w:val="CC0000"/>
                 <w:sz w:val="18"/>
               </w:rPr>
               <w:t>2009</w:t>
@@ -1374,6 +1384,7 @@
           <w:p>
             <w:r>
               <w:rPr>
+                <w:color w:val="CC0000"/>
                 <w:sz w:val="18"/>
               </w:rPr>
               <w:t>17</w:t>
@@ -1387,6 +1398,7 @@
           <w:p>
             <w:r>
               <w:rPr>
+                <w:color w:val="CC0000"/>
                 <w:sz w:val="18"/>
               </w:rPr>
               <w:t>€4,888</w:t>
@@ -1400,6 +1412,7 @@
           <w:p>
             <w:r>
               <w:rPr>
+                <w:color w:val="CC0000"/>
                 <w:sz w:val="18"/>
               </w:rPr>
               <w:t>9.7%</w:t>
@@ -1413,6 +1426,7 @@
           <w:p>
             <w:r>
               <w:rPr>
+                <w:color w:val="CC0000"/>
                 <w:sz w:val="18"/>
               </w:rPr>
               <w:t>€8,298</w:t>
@@ -1426,6 +1440,7 @@
           <w:p>
             <w:r>
               <w:rPr>
+                <w:color w:val="CC0000"/>
                 <w:sz w:val="18"/>
               </w:rPr>
               <w:t>13.2%</w:t>
@@ -1439,6 +1454,7 @@
           <w:p>
             <w:r>
               <w:rPr>
+                <w:color w:val="CC0000"/>
                 <w:sz w:val="18"/>
               </w:rPr>
               <w:t>€3,718</w:t>
@@ -1452,6 +1468,7 @@
           <w:p>
             <w:r>
               <w:rPr>
+                <w:color w:val="CC0000"/>
                 <w:sz w:val="18"/>
               </w:rPr>
               <w:t>8.0%</w:t>
@@ -1465,6 +1482,7 @@
           <w:p>
             <w:r>
               <w:rPr>
+                <w:color w:val="CC0000"/>
                 <w:sz w:val="18"/>
               </w:rPr>
               <w:t>€-3,410</w:t>
@@ -1480,6 +1498,7 @@
           <w:p>
             <w:r>
               <w:rPr>
+                <w:color w:val="CC0000"/>
                 <w:sz w:val="18"/>
               </w:rPr>
               <w:t>2010</w:t>
@@ -1493,6 +1512,7 @@
           <w:p>
             <w:r>
               <w:rPr>
+                <w:color w:val="CC0000"/>
                 <w:sz w:val="18"/>
               </w:rPr>
               <w:t>16</w:t>
@@ -1506,6 +1526,7 @@
           <w:p>
             <w:r>
               <w:rPr>
+                <w:color w:val="CC0000"/>
                 <w:sz w:val="18"/>
               </w:rPr>
               <w:t>€3,840</w:t>
@@ -1519,6 +1540,7 @@
           <w:p>
             <w:r>
               <w:rPr>
+                <w:color w:val="CC0000"/>
                 <w:sz w:val="18"/>
               </w:rPr>
               <w:t>8.7%</w:t>
@@ -1532,6 +1554,7 @@
           <w:p>
             <w:r>
               <w:rPr>
+                <w:color w:val="CC0000"/>
                 <w:sz w:val="18"/>
               </w:rPr>
               <w:t>€5,777</w:t>
@@ -1545,6 +1568,7 @@
           <w:p>
             <w:r>
               <w:rPr>
+                <w:color w:val="CC0000"/>
                 <w:sz w:val="18"/>
               </w:rPr>
               <w:t>11.5%</w:t>
@@ -1558,6 +1582,7 @@
           <w:p>
             <w:r>
               <w:rPr>
+                <w:color w:val="CC0000"/>
                 <w:sz w:val="18"/>
               </w:rPr>
               <w:t>€2,486</w:t>
@@ -1571,6 +1596,7 @@
           <w:p>
             <w:r>
               <w:rPr>
+                <w:color w:val="CC0000"/>
                 <w:sz w:val="18"/>
               </w:rPr>
               <w:t>5.8%</w:t>
@@ -1584,6 +1610,7 @@
           <w:p>
             <w:r>
               <w:rPr>
+                <w:color w:val="CC0000"/>
                 <w:sz w:val="18"/>
               </w:rPr>
               <w:t>€-1,936</w:t>
@@ -1599,6 +1626,7 @@
           <w:p>
             <w:r>
               <w:rPr>
+                <w:color w:val="CC0000"/>
                 <w:sz w:val="18"/>
               </w:rPr>
               <w:t>2011</w:t>
@@ -1612,6 +1640,7 @@
           <w:p>
             <w:r>
               <w:rPr>
+                <w:color w:val="CC0000"/>
                 <w:sz w:val="18"/>
               </w:rPr>
               <w:t>15</w:t>
@@ -1625,6 +1654,7 @@
           <w:p>
             <w:r>
               <w:rPr>
+                <w:color w:val="CC0000"/>
                 <w:sz w:val="18"/>
               </w:rPr>
               <w:t>€3,181</w:t>
@@ -1638,6 +1668,7 @@
           <w:p>
             <w:r>
               <w:rPr>
+                <w:color w:val="CC0000"/>
                 <w:sz w:val="18"/>
               </w:rPr>
               <w:t>8.0%</w:t>
@@ -1651,6 +1682,7 @@
           <w:p>
             <w:r>
               <w:rPr>
+                <w:color w:val="CC0000"/>
                 <w:sz w:val="18"/>
               </w:rPr>
               <w:t>€4,853</w:t>
@@ -1664,6 +1696,7 @@
           <w:p>
             <w:r>
               <w:rPr>
+                <w:color w:val="CC0000"/>
                 <w:sz w:val="18"/>
               </w:rPr>
               <w:t>11.0%</w:t>
@@ -1677,6 +1710,7 @@
           <w:p>
             <w:r>
               <w:rPr>
+                <w:color w:val="CC0000"/>
                 <w:sz w:val="18"/>
               </w:rPr>
               <w:t>€2,082</w:t>
@@ -1690,6 +1724,7 @@
           <w:p>
             <w:r>
               <w:rPr>
+                <w:color w:val="CC0000"/>
                 <w:sz w:val="18"/>
               </w:rPr>
               <w:t>5.0%</w:t>
@@ -1703,6 +1738,7 @@
           <w:p>
             <w:r>
               <w:rPr>
+                <w:color w:val="CC0000"/>
                 <w:sz w:val="18"/>
               </w:rPr>
               <w:t>€-1,672</w:t>
@@ -1718,6 +1754,7 @@
           <w:p>
             <w:r>
               <w:rPr>
+                <w:color w:val="CC0000"/>
                 <w:sz w:val="18"/>
               </w:rPr>
               <w:t>2012</w:t>
@@ -1731,6 +1768,7 @@
           <w:p>
             <w:r>
               <w:rPr>
+                <w:color w:val="CC0000"/>
                 <w:sz w:val="18"/>
               </w:rPr>
               <w:t>14</w:t>
@@ -1744,6 +1782,7 @@
           <w:p>
             <w:r>
               <w:rPr>
+                <w:color w:val="CC0000"/>
                 <w:sz w:val="18"/>
               </w:rPr>
               <w:t>€2,537</w:t>
@@ -1757,6 +1796,7 @@
           <w:p>
             <w:r>
               <w:rPr>
+                <w:color w:val="CC0000"/>
                 <w:sz w:val="18"/>
               </w:rPr>
               <w:t>6.8%</w:t>
@@ -1770,6 +1810,7 @@
           <w:p>
             <w:r>
               <w:rPr>
+                <w:color w:val="CC0000"/>
                 <w:sz w:val="18"/>
               </w:rPr>
               <w:t>€4,840</w:t>
@@ -1783,6 +1824,7 @@
           <w:p>
             <w:r>
               <w:rPr>
+                <w:color w:val="CC0000"/>
                 <w:sz w:val="18"/>
               </w:rPr>
               <w:t>11.8%</w:t>
@@ -1796,6 +1838,7 @@
           <w:p>
             <w:r>
               <w:rPr>
+                <w:color w:val="CC0000"/>
                 <w:sz w:val="18"/>
               </w:rPr>
               <w:t>€2,430</w:t>
@@ -1809,6 +1852,7 @@
           <w:p>
             <w:r>
               <w:rPr>
+                <w:color w:val="CC0000"/>
                 <w:sz w:val="18"/>
               </w:rPr>
               <w:t>6.5%</w:t>
@@ -1822,6 +1866,7 @@
           <w:p>
             <w:r>
               <w:rPr>
+                <w:color w:val="CC0000"/>
                 <w:sz w:val="18"/>
               </w:rPr>
               <w:t>€-2,303</w:t>
@@ -1837,6 +1882,7 @@
           <w:p>
             <w:r>
               <w:rPr>
+                <w:color w:val="CC0000"/>
                 <w:sz w:val="18"/>
               </w:rPr>
               <w:t>2013</w:t>
@@ -1850,6 +1896,7 @@
           <w:p>
             <w:r>
               <w:rPr>
+                <w:color w:val="CC0000"/>
                 <w:sz w:val="18"/>
               </w:rPr>
               <w:t>13</w:t>
@@ -1863,6 +1910,7 @@
           <w:p>
             <w:r>
               <w:rPr>
+                <w:color w:val="CC0000"/>
                 <w:sz w:val="18"/>
               </w:rPr>
               <w:t>€2,582</w:t>
@@ -1876,6 +1924,7 @@
           <w:p>
             <w:r>
               <w:rPr>
+                <w:color w:val="CC0000"/>
                 <w:sz w:val="18"/>
               </w:rPr>
               <w:t>7.5%</w:t>
@@ -1889,6 +1938,7 @@
           <w:p>
             <w:r>
               <w:rPr>
+                <w:color w:val="CC0000"/>
                 <w:sz w:val="18"/>
               </w:rPr>
               <w:t>€4,061</w:t>
@@ -1902,6 +1952,7 @@
           <w:p>
             <w:r>
               <w:rPr>
+                <w:color w:val="CC0000"/>
                 <w:sz w:val="18"/>
               </w:rPr>
               <w:t>11.3%</w:t>
@@ -1915,6 +1966,7 @@
           <w:p>
             <w:r>
               <w:rPr>
+                <w:color w:val="CC0000"/>
                 <w:sz w:val="18"/>
               </w:rPr>
               <w:t>€1,948</w:t>
@@ -1928,6 +1980,7 @@
           <w:p>
             <w:r>
               <w:rPr>
+                <w:color w:val="CC0000"/>
                 <w:sz w:val="18"/>
               </w:rPr>
               <w:t>5.2%</w:t>
@@ -1941,6 +1994,7 @@
           <w:p>
             <w:r>
               <w:rPr>
+                <w:color w:val="CC0000"/>
                 <w:sz w:val="18"/>
               </w:rPr>
               <w:t>€-1,479</w:t>

--- a/Gold_vs_Stocks_Report.docx
+++ b/Gold_vs_Stocks_Report.docx
@@ -139,9 +139,9 @@
     <w:tbl>
       <w:tblPr>
         <w:tblStyle w:val="LightShading-Accent1"/>
-        <w:tblW w:type="auto" w:w="0"/>
         <w:jc w:val="center"/>
         <w:tblLook w:firstColumn="1" w:firstRow="1" w:lastColumn="0" w:lastRow="0" w:noHBand="0" w:noVBand="1" w:val="04A0"/>
+        <w:tblLayout w:type="autofit"/>
       </w:tblPr>
       <w:tblGrid>
         <w:gridCol w:w="960"/>
@@ -158,8 +158,10 @@
         <w:tc>
           <w:tcPr>
             <w:tcW w:type="dxa" w:w="960"/>
+            <w:noWrap/>
           </w:tcPr>
           <w:p>
+            <w:pPr/>
             <w:r>
               <w:rPr>
                 <w:b/>
@@ -172,8 +174,10 @@
         <w:tc>
           <w:tcPr>
             <w:tcW w:type="dxa" w:w="960"/>
+            <w:noWrap/>
           </w:tcPr>
           <w:p>
+            <w:pPr/>
             <w:r>
               <w:rPr>
                 <w:b/>
@@ -186,8 +190,10 @@
         <w:tc>
           <w:tcPr>
             <w:tcW w:type="dxa" w:w="960"/>
+            <w:noWrap/>
           </w:tcPr>
           <w:p>
+            <w:pPr/>
             <w:r>
               <w:rPr>
                 <w:b/>
@@ -200,8 +206,10 @@
         <w:tc>
           <w:tcPr>
             <w:tcW w:type="dxa" w:w="960"/>
+            <w:noWrap/>
           </w:tcPr>
           <w:p>
+            <w:pPr/>
             <w:r>
               <w:rPr>
                 <w:b/>
@@ -214,8 +222,10 @@
         <w:tc>
           <w:tcPr>
             <w:tcW w:type="dxa" w:w="960"/>
+            <w:noWrap/>
           </w:tcPr>
           <w:p>
+            <w:pPr/>
             <w:r>
               <w:rPr>
                 <w:b/>
@@ -228,8 +238,10 @@
         <w:tc>
           <w:tcPr>
             <w:tcW w:type="dxa" w:w="960"/>
+            <w:noWrap/>
           </w:tcPr>
           <w:p>
+            <w:pPr/>
             <w:r>
               <w:rPr>
                 <w:b/>
@@ -242,8 +254,10 @@
         <w:tc>
           <w:tcPr>
             <w:tcW w:type="dxa" w:w="960"/>
+            <w:noWrap/>
           </w:tcPr>
           <w:p>
+            <w:pPr/>
             <w:r>
               <w:rPr>
                 <w:b/>
@@ -256,8 +270,10 @@
         <w:tc>
           <w:tcPr>
             <w:tcW w:type="dxa" w:w="960"/>
+            <w:noWrap/>
           </w:tcPr>
           <w:p>
+            <w:pPr/>
             <w:r>
               <w:rPr>
                 <w:b/>
@@ -270,8 +286,10 @@
         <w:tc>
           <w:tcPr>
             <w:tcW w:type="dxa" w:w="960"/>
+            <w:noWrap/>
           </w:tcPr>
           <w:p>
+            <w:pPr/>
             <w:r>
               <w:rPr>
                 <w:b/>
@@ -286,8 +304,10 @@
         <w:tc>
           <w:tcPr>
             <w:tcW w:type="dxa" w:w="960"/>
+            <w:noWrap/>
           </w:tcPr>
           <w:p>
+            <w:pPr/>
             <w:r>
               <w:rPr>
                 <w:sz w:val="18"/>
@@ -299,8 +319,10 @@
         <w:tc>
           <w:tcPr>
             <w:tcW w:type="dxa" w:w="960"/>
+            <w:noWrap/>
           </w:tcPr>
           <w:p>
+            <w:pPr/>
             <w:r>
               <w:rPr>
                 <w:sz w:val="18"/>
@@ -312,8 +334,10 @@
         <w:tc>
           <w:tcPr>
             <w:tcW w:type="dxa" w:w="960"/>
+            <w:noWrap/>
           </w:tcPr>
           <w:p>
+            <w:pPr/>
             <w:r>
               <w:rPr>
                 <w:sz w:val="18"/>
@@ -325,8 +349,10 @@
         <w:tc>
           <w:tcPr>
             <w:tcW w:type="dxa" w:w="960"/>
+            <w:noWrap/>
           </w:tcPr>
           <w:p>
+            <w:pPr/>
             <w:r>
               <w:rPr>
                 <w:sz w:val="18"/>
@@ -338,8 +364,10 @@
         <w:tc>
           <w:tcPr>
             <w:tcW w:type="dxa" w:w="960"/>
+            <w:noWrap/>
           </w:tcPr>
           <w:p>
+            <w:pPr/>
             <w:r>
               <w:rPr>
                 <w:sz w:val="18"/>
@@ -351,8 +379,10 @@
         <w:tc>
           <w:tcPr>
             <w:tcW w:type="dxa" w:w="960"/>
+            <w:noWrap/>
           </w:tcPr>
           <w:p>
+            <w:pPr/>
             <w:r>
               <w:rPr>
                 <w:sz w:val="18"/>
@@ -364,8 +394,10 @@
         <w:tc>
           <w:tcPr>
             <w:tcW w:type="dxa" w:w="960"/>
+            <w:noWrap/>
           </w:tcPr>
           <w:p>
+            <w:pPr/>
             <w:r>
               <w:rPr>
                 <w:sz w:val="18"/>
@@ -377,8 +409,10 @@
         <w:tc>
           <w:tcPr>
             <w:tcW w:type="dxa" w:w="960"/>
+            <w:noWrap/>
           </w:tcPr>
           <w:p>
+            <w:pPr/>
             <w:r>
               <w:rPr>
                 <w:sz w:val="18"/>
@@ -390,8 +424,10 @@
         <w:tc>
           <w:tcPr>
             <w:tcW w:type="dxa" w:w="960"/>
+            <w:noWrap/>
           </w:tcPr>
           <w:p>
+            <w:pPr/>
             <w:r>
               <w:rPr>
                 <w:sz w:val="18"/>
@@ -405,8 +441,10 @@
         <w:tc>
           <w:tcPr>
             <w:tcW w:type="dxa" w:w="960"/>
+            <w:noWrap/>
           </w:tcPr>
           <w:p>
+            <w:pPr/>
             <w:r>
               <w:rPr>
                 <w:sz w:val="18"/>
@@ -418,8 +456,10 @@
         <w:tc>
           <w:tcPr>
             <w:tcW w:type="dxa" w:w="960"/>
+            <w:noWrap/>
           </w:tcPr>
           <w:p>
+            <w:pPr/>
             <w:r>
               <w:rPr>
                 <w:sz w:val="18"/>
@@ -431,8 +471,10 @@
         <w:tc>
           <w:tcPr>
             <w:tcW w:type="dxa" w:w="960"/>
+            <w:noWrap/>
           </w:tcPr>
           <w:p>
+            <w:pPr/>
             <w:r>
               <w:rPr>
                 <w:sz w:val="18"/>
@@ -444,8 +486,10 @@
         <w:tc>
           <w:tcPr>
             <w:tcW w:type="dxa" w:w="960"/>
+            <w:noWrap/>
           </w:tcPr>
           <w:p>
+            <w:pPr/>
             <w:r>
               <w:rPr>
                 <w:sz w:val="18"/>
@@ -457,8 +501,10 @@
         <w:tc>
           <w:tcPr>
             <w:tcW w:type="dxa" w:w="960"/>
+            <w:noWrap/>
           </w:tcPr>
           <w:p>
+            <w:pPr/>
             <w:r>
               <w:rPr>
                 <w:sz w:val="18"/>
@@ -470,8 +516,10 @@
         <w:tc>
           <w:tcPr>
             <w:tcW w:type="dxa" w:w="960"/>
+            <w:noWrap/>
           </w:tcPr>
           <w:p>
+            <w:pPr/>
             <w:r>
               <w:rPr>
                 <w:sz w:val="18"/>
@@ -483,8 +531,10 @@
         <w:tc>
           <w:tcPr>
             <w:tcW w:type="dxa" w:w="960"/>
+            <w:noWrap/>
           </w:tcPr>
           <w:p>
+            <w:pPr/>
             <w:r>
               <w:rPr>
                 <w:sz w:val="18"/>
@@ -496,8 +546,10 @@
         <w:tc>
           <w:tcPr>
             <w:tcW w:type="dxa" w:w="960"/>
+            <w:noWrap/>
           </w:tcPr>
           <w:p>
+            <w:pPr/>
             <w:r>
               <w:rPr>
                 <w:sz w:val="18"/>
@@ -509,8 +561,10 @@
         <w:tc>
           <w:tcPr>
             <w:tcW w:type="dxa" w:w="960"/>
+            <w:noWrap/>
           </w:tcPr>
           <w:p>
+            <w:pPr/>
             <w:r>
               <w:rPr>
                 <w:sz w:val="18"/>
@@ -524,8 +578,10 @@
         <w:tc>
           <w:tcPr>
             <w:tcW w:type="dxa" w:w="960"/>
+            <w:noWrap/>
           </w:tcPr>
           <w:p>
+            <w:pPr/>
             <w:r>
               <w:rPr>
                 <w:sz w:val="18"/>
@@ -537,8 +593,10 @@
         <w:tc>
           <w:tcPr>
             <w:tcW w:type="dxa" w:w="960"/>
+            <w:noWrap/>
           </w:tcPr>
           <w:p>
+            <w:pPr/>
             <w:r>
               <w:rPr>
                 <w:sz w:val="18"/>
@@ -550,8 +608,10 @@
         <w:tc>
           <w:tcPr>
             <w:tcW w:type="dxa" w:w="960"/>
+            <w:noWrap/>
           </w:tcPr>
           <w:p>
+            <w:pPr/>
             <w:r>
               <w:rPr>
                 <w:sz w:val="18"/>
@@ -563,8 +623,10 @@
         <w:tc>
           <w:tcPr>
             <w:tcW w:type="dxa" w:w="960"/>
+            <w:noWrap/>
           </w:tcPr>
           <w:p>
+            <w:pPr/>
             <w:r>
               <w:rPr>
                 <w:sz w:val="18"/>
@@ -576,8 +638,10 @@
         <w:tc>
           <w:tcPr>
             <w:tcW w:type="dxa" w:w="960"/>
+            <w:noWrap/>
           </w:tcPr>
           <w:p>
+            <w:pPr/>
             <w:r>
               <w:rPr>
                 <w:sz w:val="18"/>
@@ -589,8 +653,10 @@
         <w:tc>
           <w:tcPr>
             <w:tcW w:type="dxa" w:w="960"/>
+            <w:noWrap/>
           </w:tcPr>
           <w:p>
+            <w:pPr/>
             <w:r>
               <w:rPr>
                 <w:sz w:val="18"/>
@@ -602,8 +668,10 @@
         <w:tc>
           <w:tcPr>
             <w:tcW w:type="dxa" w:w="960"/>
+            <w:noWrap/>
           </w:tcPr>
           <w:p>
+            <w:pPr/>
             <w:r>
               <w:rPr>
                 <w:sz w:val="18"/>
@@ -615,8 +683,10 @@
         <w:tc>
           <w:tcPr>
             <w:tcW w:type="dxa" w:w="960"/>
+            <w:noWrap/>
           </w:tcPr>
           <w:p>
+            <w:pPr/>
             <w:r>
               <w:rPr>
                 <w:sz w:val="18"/>
@@ -628,8 +698,10 @@
         <w:tc>
           <w:tcPr>
             <w:tcW w:type="dxa" w:w="960"/>
+            <w:noWrap/>
           </w:tcPr>
           <w:p>
+            <w:pPr/>
             <w:r>
               <w:rPr>
                 <w:sz w:val="18"/>
@@ -643,8 +715,10 @@
         <w:tc>
           <w:tcPr>
             <w:tcW w:type="dxa" w:w="960"/>
+            <w:noWrap/>
           </w:tcPr>
           <w:p>
+            <w:pPr/>
             <w:r>
               <w:rPr>
                 <w:sz w:val="18"/>
@@ -656,8 +730,10 @@
         <w:tc>
           <w:tcPr>
             <w:tcW w:type="dxa" w:w="960"/>
+            <w:noWrap/>
           </w:tcPr>
           <w:p>
+            <w:pPr/>
             <w:r>
               <w:rPr>
                 <w:sz w:val="18"/>
@@ -669,8 +745,10 @@
         <w:tc>
           <w:tcPr>
             <w:tcW w:type="dxa" w:w="960"/>
+            <w:noWrap/>
           </w:tcPr>
           <w:p>
+            <w:pPr/>
             <w:r>
               <w:rPr>
                 <w:sz w:val="18"/>
@@ -682,8 +760,10 @@
         <w:tc>
           <w:tcPr>
             <w:tcW w:type="dxa" w:w="960"/>
+            <w:noWrap/>
           </w:tcPr>
           <w:p>
+            <w:pPr/>
             <w:r>
               <w:rPr>
                 <w:sz w:val="18"/>
@@ -695,8 +775,10 @@
         <w:tc>
           <w:tcPr>
             <w:tcW w:type="dxa" w:w="960"/>
+            <w:noWrap/>
           </w:tcPr>
           <w:p>
+            <w:pPr/>
             <w:r>
               <w:rPr>
                 <w:sz w:val="18"/>
@@ -708,8 +790,10 @@
         <w:tc>
           <w:tcPr>
             <w:tcW w:type="dxa" w:w="960"/>
+            <w:noWrap/>
           </w:tcPr>
           <w:p>
+            <w:pPr/>
             <w:r>
               <w:rPr>
                 <w:sz w:val="18"/>
@@ -721,8 +805,10 @@
         <w:tc>
           <w:tcPr>
             <w:tcW w:type="dxa" w:w="960"/>
+            <w:noWrap/>
           </w:tcPr>
           <w:p>
+            <w:pPr/>
             <w:r>
               <w:rPr>
                 <w:sz w:val="18"/>
@@ -734,8 +820,10 @@
         <w:tc>
           <w:tcPr>
             <w:tcW w:type="dxa" w:w="960"/>
+            <w:noWrap/>
           </w:tcPr>
           <w:p>
+            <w:pPr/>
             <w:r>
               <w:rPr>
                 <w:sz w:val="18"/>
@@ -747,8 +835,10 @@
         <w:tc>
           <w:tcPr>
             <w:tcW w:type="dxa" w:w="960"/>
+            <w:noWrap/>
           </w:tcPr>
           <w:p>
+            <w:pPr/>
             <w:r>
               <w:rPr>
                 <w:sz w:val="18"/>
@@ -762,8 +852,10 @@
         <w:tc>
           <w:tcPr>
             <w:tcW w:type="dxa" w:w="960"/>
+            <w:noWrap/>
           </w:tcPr>
           <w:p>
+            <w:pPr/>
             <w:r>
               <w:rPr>
                 <w:sz w:val="18"/>
@@ -775,8 +867,10 @@
         <w:tc>
           <w:tcPr>
             <w:tcW w:type="dxa" w:w="960"/>
+            <w:noWrap/>
           </w:tcPr>
           <w:p>
+            <w:pPr/>
             <w:r>
               <w:rPr>
                 <w:sz w:val="18"/>
@@ -788,8 +882,10 @@
         <w:tc>
           <w:tcPr>
             <w:tcW w:type="dxa" w:w="960"/>
+            <w:noWrap/>
           </w:tcPr>
           <w:p>
+            <w:pPr/>
             <w:r>
               <w:rPr>
                 <w:sz w:val="18"/>
@@ -801,8 +897,10 @@
         <w:tc>
           <w:tcPr>
             <w:tcW w:type="dxa" w:w="960"/>
+            <w:noWrap/>
           </w:tcPr>
           <w:p>
+            <w:pPr/>
             <w:r>
               <w:rPr>
                 <w:sz w:val="18"/>
@@ -814,8 +912,10 @@
         <w:tc>
           <w:tcPr>
             <w:tcW w:type="dxa" w:w="960"/>
+            <w:noWrap/>
           </w:tcPr>
           <w:p>
+            <w:pPr/>
             <w:r>
               <w:rPr>
                 <w:sz w:val="18"/>
@@ -827,8 +927,10 @@
         <w:tc>
           <w:tcPr>
             <w:tcW w:type="dxa" w:w="960"/>
+            <w:noWrap/>
           </w:tcPr>
           <w:p>
+            <w:pPr/>
             <w:r>
               <w:rPr>
                 <w:sz w:val="18"/>
@@ -840,8 +942,10 @@
         <w:tc>
           <w:tcPr>
             <w:tcW w:type="dxa" w:w="960"/>
+            <w:noWrap/>
           </w:tcPr>
           <w:p>
+            <w:pPr/>
             <w:r>
               <w:rPr>
                 <w:sz w:val="18"/>
@@ -853,8 +957,10 @@
         <w:tc>
           <w:tcPr>
             <w:tcW w:type="dxa" w:w="960"/>
+            <w:noWrap/>
           </w:tcPr>
           <w:p>
+            <w:pPr/>
             <w:r>
               <w:rPr>
                 <w:sz w:val="18"/>
@@ -866,8 +972,10 @@
         <w:tc>
           <w:tcPr>
             <w:tcW w:type="dxa" w:w="960"/>
+            <w:noWrap/>
           </w:tcPr>
           <w:p>
+            <w:pPr/>
             <w:r>
               <w:rPr>
                 <w:sz w:val="18"/>
@@ -881,8 +989,10 @@
         <w:tc>
           <w:tcPr>
             <w:tcW w:type="dxa" w:w="960"/>
+            <w:noWrap/>
           </w:tcPr>
           <w:p>
+            <w:pPr/>
             <w:r>
               <w:rPr>
                 <w:sz w:val="18"/>
@@ -894,8 +1004,10 @@
         <w:tc>
           <w:tcPr>
             <w:tcW w:type="dxa" w:w="960"/>
+            <w:noWrap/>
           </w:tcPr>
           <w:p>
+            <w:pPr/>
             <w:r>
               <w:rPr>
                 <w:sz w:val="18"/>
@@ -907,8 +1019,10 @@
         <w:tc>
           <w:tcPr>
             <w:tcW w:type="dxa" w:w="960"/>
+            <w:noWrap/>
           </w:tcPr>
           <w:p>
+            <w:pPr/>
             <w:r>
               <w:rPr>
                 <w:sz w:val="18"/>
@@ -920,8 +1034,10 @@
         <w:tc>
           <w:tcPr>
             <w:tcW w:type="dxa" w:w="960"/>
+            <w:noWrap/>
           </w:tcPr>
           <w:p>
+            <w:pPr/>
             <w:r>
               <w:rPr>
                 <w:sz w:val="18"/>
@@ -933,8 +1049,10 @@
         <w:tc>
           <w:tcPr>
             <w:tcW w:type="dxa" w:w="960"/>
+            <w:noWrap/>
           </w:tcPr>
           <w:p>
+            <w:pPr/>
             <w:r>
               <w:rPr>
                 <w:sz w:val="18"/>
@@ -946,8 +1064,10 @@
         <w:tc>
           <w:tcPr>
             <w:tcW w:type="dxa" w:w="960"/>
+            <w:noWrap/>
           </w:tcPr>
           <w:p>
+            <w:pPr/>
             <w:r>
               <w:rPr>
                 <w:sz w:val="18"/>
@@ -959,8 +1079,10 @@
         <w:tc>
           <w:tcPr>
             <w:tcW w:type="dxa" w:w="960"/>
+            <w:noWrap/>
           </w:tcPr>
           <w:p>
+            <w:pPr/>
             <w:r>
               <w:rPr>
                 <w:sz w:val="18"/>
@@ -972,8 +1094,10 @@
         <w:tc>
           <w:tcPr>
             <w:tcW w:type="dxa" w:w="960"/>
+            <w:noWrap/>
           </w:tcPr>
           <w:p>
+            <w:pPr/>
             <w:r>
               <w:rPr>
                 <w:sz w:val="18"/>
@@ -985,8 +1109,10 @@
         <w:tc>
           <w:tcPr>
             <w:tcW w:type="dxa" w:w="960"/>
+            <w:noWrap/>
           </w:tcPr>
           <w:p>
+            <w:pPr/>
             <w:r>
               <w:rPr>
                 <w:sz w:val="18"/>
@@ -1000,8 +1126,10 @@
         <w:tc>
           <w:tcPr>
             <w:tcW w:type="dxa" w:w="960"/>
+            <w:noWrap/>
           </w:tcPr>
           <w:p>
+            <w:pPr/>
             <w:r>
               <w:rPr>
                 <w:sz w:val="18"/>
@@ -1013,8 +1141,10 @@
         <w:tc>
           <w:tcPr>
             <w:tcW w:type="dxa" w:w="960"/>
+            <w:noWrap/>
           </w:tcPr>
           <w:p>
+            <w:pPr/>
             <w:r>
               <w:rPr>
                 <w:sz w:val="18"/>
@@ -1026,8 +1156,10 @@
         <w:tc>
           <w:tcPr>
             <w:tcW w:type="dxa" w:w="960"/>
+            <w:noWrap/>
           </w:tcPr>
           <w:p>
+            <w:pPr/>
             <w:r>
               <w:rPr>
                 <w:sz w:val="18"/>
@@ -1039,8 +1171,10 @@
         <w:tc>
           <w:tcPr>
             <w:tcW w:type="dxa" w:w="960"/>
+            <w:noWrap/>
           </w:tcPr>
           <w:p>
+            <w:pPr/>
             <w:r>
               <w:rPr>
                 <w:sz w:val="18"/>
@@ -1052,8 +1186,10 @@
         <w:tc>
           <w:tcPr>
             <w:tcW w:type="dxa" w:w="960"/>
+            <w:noWrap/>
           </w:tcPr>
           <w:p>
+            <w:pPr/>
             <w:r>
               <w:rPr>
                 <w:sz w:val="18"/>
@@ -1065,8 +1201,10 @@
         <w:tc>
           <w:tcPr>
             <w:tcW w:type="dxa" w:w="960"/>
+            <w:noWrap/>
           </w:tcPr>
           <w:p>
+            <w:pPr/>
             <w:r>
               <w:rPr>
                 <w:sz w:val="18"/>
@@ -1078,8 +1216,10 @@
         <w:tc>
           <w:tcPr>
             <w:tcW w:type="dxa" w:w="960"/>
+            <w:noWrap/>
           </w:tcPr>
           <w:p>
+            <w:pPr/>
             <w:r>
               <w:rPr>
                 <w:sz w:val="18"/>
@@ -1091,8 +1231,10 @@
         <w:tc>
           <w:tcPr>
             <w:tcW w:type="dxa" w:w="960"/>
+            <w:noWrap/>
           </w:tcPr>
           <w:p>
+            <w:pPr/>
             <w:r>
               <w:rPr>
                 <w:sz w:val="18"/>
@@ -1104,8 +1246,10 @@
         <w:tc>
           <w:tcPr>
             <w:tcW w:type="dxa" w:w="960"/>
+            <w:noWrap/>
           </w:tcPr>
           <w:p>
+            <w:pPr/>
             <w:r>
               <w:rPr>
                 <w:sz w:val="18"/>
@@ -1119,8 +1263,10 @@
         <w:tc>
           <w:tcPr>
             <w:tcW w:type="dxa" w:w="960"/>
+            <w:noWrap/>
           </w:tcPr>
           <w:p>
+            <w:pPr/>
             <w:r>
               <w:rPr>
                 <w:sz w:val="18"/>
@@ -1132,8 +1278,10 @@
         <w:tc>
           <w:tcPr>
             <w:tcW w:type="dxa" w:w="960"/>
+            <w:noWrap/>
           </w:tcPr>
           <w:p>
+            <w:pPr/>
             <w:r>
               <w:rPr>
                 <w:sz w:val="18"/>
@@ -1145,8 +1293,10 @@
         <w:tc>
           <w:tcPr>
             <w:tcW w:type="dxa" w:w="960"/>
+            <w:noWrap/>
           </w:tcPr>
           <w:p>
+            <w:pPr/>
             <w:r>
               <w:rPr>
                 <w:sz w:val="18"/>
@@ -1158,8 +1308,10 @@
         <w:tc>
           <w:tcPr>
             <w:tcW w:type="dxa" w:w="960"/>
+            <w:noWrap/>
           </w:tcPr>
           <w:p>
+            <w:pPr/>
             <w:r>
               <w:rPr>
                 <w:sz w:val="18"/>
@@ -1171,8 +1323,10 @@
         <w:tc>
           <w:tcPr>
             <w:tcW w:type="dxa" w:w="960"/>
+            <w:noWrap/>
           </w:tcPr>
           <w:p>
+            <w:pPr/>
             <w:r>
               <w:rPr>
                 <w:sz w:val="18"/>
@@ -1184,8 +1338,10 @@
         <w:tc>
           <w:tcPr>
             <w:tcW w:type="dxa" w:w="960"/>
+            <w:noWrap/>
           </w:tcPr>
           <w:p>
+            <w:pPr/>
             <w:r>
               <w:rPr>
                 <w:sz w:val="18"/>
@@ -1197,8 +1353,10 @@
         <w:tc>
           <w:tcPr>
             <w:tcW w:type="dxa" w:w="960"/>
+            <w:noWrap/>
           </w:tcPr>
           <w:p>
+            <w:pPr/>
             <w:r>
               <w:rPr>
                 <w:sz w:val="18"/>
@@ -1210,8 +1368,10 @@
         <w:tc>
           <w:tcPr>
             <w:tcW w:type="dxa" w:w="960"/>
+            <w:noWrap/>
           </w:tcPr>
           <w:p>
+            <w:pPr/>
             <w:r>
               <w:rPr>
                 <w:sz w:val="18"/>
@@ -1223,8 +1383,10 @@
         <w:tc>
           <w:tcPr>
             <w:tcW w:type="dxa" w:w="960"/>
+            <w:noWrap/>
           </w:tcPr>
           <w:p>
+            <w:pPr/>
             <w:r>
               <w:rPr>
                 <w:sz w:val="18"/>
@@ -1238,8 +1400,10 @@
         <w:tc>
           <w:tcPr>
             <w:tcW w:type="dxa" w:w="960"/>
+            <w:noWrap/>
           </w:tcPr>
           <w:p>
+            <w:pPr/>
             <w:r>
               <w:rPr>
                 <w:color w:val="CC0000"/>
@@ -1252,8 +1416,10 @@
         <w:tc>
           <w:tcPr>
             <w:tcW w:type="dxa" w:w="960"/>
+            <w:noWrap/>
           </w:tcPr>
           <w:p>
+            <w:pPr/>
             <w:r>
               <w:rPr>
                 <w:color w:val="CC0000"/>
@@ -1266,8 +1432,10 @@
         <w:tc>
           <w:tcPr>
             <w:tcW w:type="dxa" w:w="960"/>
+            <w:noWrap/>
           </w:tcPr>
           <w:p>
+            <w:pPr/>
             <w:r>
               <w:rPr>
                 <w:color w:val="CC0000"/>
@@ -1280,8 +1448,10 @@
         <w:tc>
           <w:tcPr>
             <w:tcW w:type="dxa" w:w="960"/>
+            <w:noWrap/>
           </w:tcPr>
           <w:p>
+            <w:pPr/>
             <w:r>
               <w:rPr>
                 <w:color w:val="CC0000"/>
@@ -1294,8 +1464,10 @@
         <w:tc>
           <w:tcPr>
             <w:tcW w:type="dxa" w:w="960"/>
+            <w:noWrap/>
           </w:tcPr>
           <w:p>
+            <w:pPr/>
             <w:r>
               <w:rPr>
                 <w:color w:val="CC0000"/>
@@ -1308,8 +1480,10 @@
         <w:tc>
           <w:tcPr>
             <w:tcW w:type="dxa" w:w="960"/>
+            <w:noWrap/>
           </w:tcPr>
           <w:p>
+            <w:pPr/>
             <w:r>
               <w:rPr>
                 <w:color w:val="CC0000"/>
@@ -1322,8 +1496,10 @@
         <w:tc>
           <w:tcPr>
             <w:tcW w:type="dxa" w:w="960"/>
+            <w:noWrap/>
           </w:tcPr>
           <w:p>
+            <w:pPr/>
             <w:r>
               <w:rPr>
                 <w:color w:val="CC0000"/>
@@ -1336,8 +1512,10 @@
         <w:tc>
           <w:tcPr>
             <w:tcW w:type="dxa" w:w="960"/>
+            <w:noWrap/>
           </w:tcPr>
           <w:p>
+            <w:pPr/>
             <w:r>
               <w:rPr>
                 <w:color w:val="CC0000"/>
@@ -1350,8 +1528,10 @@
         <w:tc>
           <w:tcPr>
             <w:tcW w:type="dxa" w:w="960"/>
+            <w:noWrap/>
           </w:tcPr>
           <w:p>
+            <w:pPr/>
             <w:r>
               <w:rPr>
                 <w:color w:val="CC0000"/>
@@ -1366,8 +1546,10 @@
         <w:tc>
           <w:tcPr>
             <w:tcW w:type="dxa" w:w="960"/>
+            <w:noWrap/>
           </w:tcPr>
           <w:p>
+            <w:pPr/>
             <w:r>
               <w:rPr>
                 <w:color w:val="CC0000"/>
@@ -1380,8 +1562,10 @@
         <w:tc>
           <w:tcPr>
             <w:tcW w:type="dxa" w:w="960"/>
+            <w:noWrap/>
           </w:tcPr>
           <w:p>
+            <w:pPr/>
             <w:r>
               <w:rPr>
                 <w:color w:val="CC0000"/>
@@ -1394,8 +1578,10 @@
         <w:tc>
           <w:tcPr>
             <w:tcW w:type="dxa" w:w="960"/>
+            <w:noWrap/>
           </w:tcPr>
           <w:p>
+            <w:pPr/>
             <w:r>
               <w:rPr>
                 <w:color w:val="CC0000"/>
@@ -1408,8 +1594,10 @@
         <w:tc>
           <w:tcPr>
             <w:tcW w:type="dxa" w:w="960"/>
+            <w:noWrap/>
           </w:tcPr>
           <w:p>
+            <w:pPr/>
             <w:r>
               <w:rPr>
                 <w:color w:val="CC0000"/>
@@ -1422,8 +1610,10 @@
         <w:tc>
           <w:tcPr>
             <w:tcW w:type="dxa" w:w="960"/>
+            <w:noWrap/>
           </w:tcPr>
           <w:p>
+            <w:pPr/>
             <w:r>
               <w:rPr>
                 <w:color w:val="CC0000"/>
@@ -1436,8 +1626,10 @@
         <w:tc>
           <w:tcPr>
             <w:tcW w:type="dxa" w:w="960"/>
+            <w:noWrap/>
           </w:tcPr>
           <w:p>
+            <w:pPr/>
             <w:r>
               <w:rPr>
                 <w:color w:val="CC0000"/>
@@ -1450,8 +1642,10 @@
         <w:tc>
           <w:tcPr>
             <w:tcW w:type="dxa" w:w="960"/>
+            <w:noWrap/>
           </w:tcPr>
           <w:p>
+            <w:pPr/>
             <w:r>
               <w:rPr>
                 <w:color w:val="CC0000"/>
@@ -1464,8 +1658,10 @@
         <w:tc>
           <w:tcPr>
             <w:tcW w:type="dxa" w:w="960"/>
+            <w:noWrap/>
           </w:tcPr>
           <w:p>
+            <w:pPr/>
             <w:r>
               <w:rPr>
                 <w:color w:val="CC0000"/>
@@ -1478,8 +1674,10 @@
         <w:tc>
           <w:tcPr>
             <w:tcW w:type="dxa" w:w="960"/>
+            <w:noWrap/>
           </w:tcPr>
           <w:p>
+            <w:pPr/>
             <w:r>
               <w:rPr>
                 <w:color w:val="CC0000"/>
@@ -1494,8 +1692,10 @@
         <w:tc>
           <w:tcPr>
             <w:tcW w:type="dxa" w:w="960"/>
+            <w:noWrap/>
           </w:tcPr>
           <w:p>
+            <w:pPr/>
             <w:r>
               <w:rPr>
                 <w:color w:val="CC0000"/>
@@ -1508,8 +1708,10 @@
         <w:tc>
           <w:tcPr>
             <w:tcW w:type="dxa" w:w="960"/>
+            <w:noWrap/>
           </w:tcPr>
           <w:p>
+            <w:pPr/>
             <w:r>
               <w:rPr>
                 <w:color w:val="CC0000"/>
@@ -1522,8 +1724,10 @@
         <w:tc>
           <w:tcPr>
             <w:tcW w:type="dxa" w:w="960"/>
+            <w:noWrap/>
           </w:tcPr>
           <w:p>
+            <w:pPr/>
             <w:r>
               <w:rPr>
                 <w:color w:val="CC0000"/>
@@ -1536,8 +1740,10 @@
         <w:tc>
           <w:tcPr>
             <w:tcW w:type="dxa" w:w="960"/>
+            <w:noWrap/>
           </w:tcPr>
           <w:p>
+            <w:pPr/>
             <w:r>
               <w:rPr>
                 <w:color w:val="CC0000"/>
@@ -1550,8 +1756,10 @@
         <w:tc>
           <w:tcPr>
             <w:tcW w:type="dxa" w:w="960"/>
+            <w:noWrap/>
           </w:tcPr>
           <w:p>
+            <w:pPr/>
             <w:r>
               <w:rPr>
                 <w:color w:val="CC0000"/>
@@ -1564,8 +1772,10 @@
         <w:tc>
           <w:tcPr>
             <w:tcW w:type="dxa" w:w="960"/>
+            <w:noWrap/>
           </w:tcPr>
           <w:p>
+            <w:pPr/>
             <w:r>
               <w:rPr>
                 <w:color w:val="CC0000"/>
@@ -1578,8 +1788,10 @@
         <w:tc>
           <w:tcPr>
             <w:tcW w:type="dxa" w:w="960"/>
+            <w:noWrap/>
           </w:tcPr>
           <w:p>
+            <w:pPr/>
             <w:r>
               <w:rPr>
                 <w:color w:val="CC0000"/>
@@ -1592,8 +1804,10 @@
         <w:tc>
           <w:tcPr>
             <w:tcW w:type="dxa" w:w="960"/>
+            <w:noWrap/>
           </w:tcPr>
           <w:p>
+            <w:pPr/>
             <w:r>
               <w:rPr>
                 <w:color w:val="CC0000"/>
@@ -1606,8 +1820,10 @@
         <w:tc>
           <w:tcPr>
             <w:tcW w:type="dxa" w:w="960"/>
+            <w:noWrap/>
           </w:tcPr>
           <w:p>
+            <w:pPr/>
             <w:r>
               <w:rPr>
                 <w:color w:val="CC0000"/>
@@ -1622,8 +1838,10 @@
         <w:tc>
           <w:tcPr>
             <w:tcW w:type="dxa" w:w="960"/>
+            <w:noWrap/>
           </w:tcPr>
           <w:p>
+            <w:pPr/>
             <w:r>
               <w:rPr>
                 <w:color w:val="CC0000"/>
@@ -1636,8 +1854,10 @@
         <w:tc>
           <w:tcPr>
             <w:tcW w:type="dxa" w:w="960"/>
+            <w:noWrap/>
           </w:tcPr>
           <w:p>
+            <w:pPr/>
             <w:r>
               <w:rPr>
                 <w:color w:val="CC0000"/>
@@ -1650,8 +1870,10 @@
         <w:tc>
           <w:tcPr>
             <w:tcW w:type="dxa" w:w="960"/>
+            <w:noWrap/>
           </w:tcPr>
           <w:p>
+            <w:pPr/>
             <w:r>
               <w:rPr>
                 <w:color w:val="CC0000"/>
@@ -1664,8 +1886,10 @@
         <w:tc>
           <w:tcPr>
             <w:tcW w:type="dxa" w:w="960"/>
+            <w:noWrap/>
           </w:tcPr>
           <w:p>
+            <w:pPr/>
             <w:r>
               <w:rPr>
                 <w:color w:val="CC0000"/>
@@ -1678,8 +1902,10 @@
         <w:tc>
           <w:tcPr>
             <w:tcW w:type="dxa" w:w="960"/>
+            <w:noWrap/>
           </w:tcPr>
           <w:p>
+            <w:pPr/>
             <w:r>
               <w:rPr>
                 <w:color w:val="CC0000"/>
@@ -1692,8 +1918,10 @@
         <w:tc>
           <w:tcPr>
             <w:tcW w:type="dxa" w:w="960"/>
+            <w:noWrap/>
           </w:tcPr>
           <w:p>
+            <w:pPr/>
             <w:r>
               <w:rPr>
                 <w:color w:val="CC0000"/>
@@ -1706,8 +1934,10 @@
         <w:tc>
           <w:tcPr>
             <w:tcW w:type="dxa" w:w="960"/>
+            <w:noWrap/>
           </w:tcPr>
           <w:p>
+            <w:pPr/>
             <w:r>
               <w:rPr>
                 <w:color w:val="CC0000"/>
@@ -1720,8 +1950,10 @@
         <w:tc>
           <w:tcPr>
             <w:tcW w:type="dxa" w:w="960"/>
+            <w:noWrap/>
           </w:tcPr>
           <w:p>
+            <w:pPr/>
             <w:r>
               <w:rPr>
                 <w:color w:val="CC0000"/>
@@ -1734,8 +1966,10 @@
         <w:tc>
           <w:tcPr>
             <w:tcW w:type="dxa" w:w="960"/>
+            <w:noWrap/>
           </w:tcPr>
           <w:p>
+            <w:pPr/>
             <w:r>
               <w:rPr>
                 <w:color w:val="CC0000"/>
@@ -1750,8 +1984,10 @@
         <w:tc>
           <w:tcPr>
             <w:tcW w:type="dxa" w:w="960"/>
+            <w:noWrap/>
           </w:tcPr>
           <w:p>
+            <w:pPr/>
             <w:r>
               <w:rPr>
                 <w:color w:val="CC0000"/>
@@ -1764,8 +2000,10 @@
         <w:tc>
           <w:tcPr>
             <w:tcW w:type="dxa" w:w="960"/>
+            <w:noWrap/>
           </w:tcPr>
           <w:p>
+            <w:pPr/>
             <w:r>
               <w:rPr>
                 <w:color w:val="CC0000"/>
@@ -1778,8 +2016,10 @@
         <w:tc>
           <w:tcPr>
             <w:tcW w:type="dxa" w:w="960"/>
+            <w:noWrap/>
           </w:tcPr>
           <w:p>
+            <w:pPr/>
             <w:r>
               <w:rPr>
                 <w:color w:val="CC0000"/>
@@ -1792,8 +2032,10 @@
         <w:tc>
           <w:tcPr>
             <w:tcW w:type="dxa" w:w="960"/>
+            <w:noWrap/>
           </w:tcPr>
           <w:p>
+            <w:pPr/>
             <w:r>
               <w:rPr>
                 <w:color w:val="CC0000"/>
@@ -1806,8 +2048,10 @@
         <w:tc>
           <w:tcPr>
             <w:tcW w:type="dxa" w:w="960"/>
+            <w:noWrap/>
           </w:tcPr>
           <w:p>
+            <w:pPr/>
             <w:r>
               <w:rPr>
                 <w:color w:val="CC0000"/>
@@ -1820,8 +2064,10 @@
         <w:tc>
           <w:tcPr>
             <w:tcW w:type="dxa" w:w="960"/>
+            <w:noWrap/>
           </w:tcPr>
           <w:p>
+            <w:pPr/>
             <w:r>
               <w:rPr>
                 <w:color w:val="CC0000"/>
@@ -1834,8 +2080,10 @@
         <w:tc>
           <w:tcPr>
             <w:tcW w:type="dxa" w:w="960"/>
+            <w:noWrap/>
           </w:tcPr>
           <w:p>
+            <w:pPr/>
             <w:r>
               <w:rPr>
                 <w:color w:val="CC0000"/>
@@ -1848,8 +2096,10 @@
         <w:tc>
           <w:tcPr>
             <w:tcW w:type="dxa" w:w="960"/>
+            <w:noWrap/>
           </w:tcPr>
           <w:p>
+            <w:pPr/>
             <w:r>
               <w:rPr>
                 <w:color w:val="CC0000"/>
@@ -1862,8 +2112,10 @@
         <w:tc>
           <w:tcPr>
             <w:tcW w:type="dxa" w:w="960"/>
+            <w:noWrap/>
           </w:tcPr>
           <w:p>
+            <w:pPr/>
             <w:r>
               <w:rPr>
                 <w:color w:val="CC0000"/>
@@ -1878,8 +2130,10 @@
         <w:tc>
           <w:tcPr>
             <w:tcW w:type="dxa" w:w="960"/>
+            <w:noWrap/>
           </w:tcPr>
           <w:p>
+            <w:pPr/>
             <w:r>
               <w:rPr>
                 <w:color w:val="CC0000"/>
@@ -1892,8 +2146,10 @@
         <w:tc>
           <w:tcPr>
             <w:tcW w:type="dxa" w:w="960"/>
+            <w:noWrap/>
           </w:tcPr>
           <w:p>
+            <w:pPr/>
             <w:r>
               <w:rPr>
                 <w:color w:val="CC0000"/>
@@ -1906,8 +2162,10 @@
         <w:tc>
           <w:tcPr>
             <w:tcW w:type="dxa" w:w="960"/>
+            <w:noWrap/>
           </w:tcPr>
           <w:p>
+            <w:pPr/>
             <w:r>
               <w:rPr>
                 <w:color w:val="CC0000"/>
@@ -1920,8 +2178,10 @@
         <w:tc>
           <w:tcPr>
             <w:tcW w:type="dxa" w:w="960"/>
+            <w:noWrap/>
           </w:tcPr>
           <w:p>
+            <w:pPr/>
             <w:r>
               <w:rPr>
                 <w:color w:val="CC0000"/>
@@ -1934,8 +2194,10 @@
         <w:tc>
           <w:tcPr>
             <w:tcW w:type="dxa" w:w="960"/>
+            <w:noWrap/>
           </w:tcPr>
           <w:p>
+            <w:pPr/>
             <w:r>
               <w:rPr>
                 <w:color w:val="CC0000"/>
@@ -1948,8 +2210,10 @@
         <w:tc>
           <w:tcPr>
             <w:tcW w:type="dxa" w:w="960"/>
+            <w:noWrap/>
           </w:tcPr>
           <w:p>
+            <w:pPr/>
             <w:r>
               <w:rPr>
                 <w:color w:val="CC0000"/>
@@ -1962,8 +2226,10 @@
         <w:tc>
           <w:tcPr>
             <w:tcW w:type="dxa" w:w="960"/>
+            <w:noWrap/>
           </w:tcPr>
           <w:p>
+            <w:pPr/>
             <w:r>
               <w:rPr>
                 <w:color w:val="CC0000"/>
@@ -1976,8 +2242,10 @@
         <w:tc>
           <w:tcPr>
             <w:tcW w:type="dxa" w:w="960"/>
+            <w:noWrap/>
           </w:tcPr>
           <w:p>
+            <w:pPr/>
             <w:r>
               <w:rPr>
                 <w:color w:val="CC0000"/>
@@ -1990,8 +2258,10 @@
         <w:tc>
           <w:tcPr>
             <w:tcW w:type="dxa" w:w="960"/>
+            <w:noWrap/>
           </w:tcPr>
           <w:p>
+            <w:pPr/>
             <w:r>
               <w:rPr>
                 <w:color w:val="CC0000"/>
@@ -2006,8 +2276,10 @@
         <w:tc>
           <w:tcPr>
             <w:tcW w:type="dxa" w:w="960"/>
+            <w:noWrap/>
           </w:tcPr>
           <w:p>
+            <w:pPr/>
             <w:r>
               <w:rPr>
                 <w:sz w:val="18"/>
@@ -2019,8 +2291,10 @@
         <w:tc>
           <w:tcPr>
             <w:tcW w:type="dxa" w:w="960"/>
+            <w:noWrap/>
           </w:tcPr>
           <w:p>
+            <w:pPr/>
             <w:r>
               <w:rPr>
                 <w:sz w:val="18"/>
@@ -2032,8 +2306,10 @@
         <w:tc>
           <w:tcPr>
             <w:tcW w:type="dxa" w:w="960"/>
+            <w:noWrap/>
           </w:tcPr>
           <w:p>
+            <w:pPr/>
             <w:r>
               <w:rPr>
                 <w:sz w:val="18"/>
@@ -2045,8 +2321,10 @@
         <w:tc>
           <w:tcPr>
             <w:tcW w:type="dxa" w:w="960"/>
+            <w:noWrap/>
           </w:tcPr>
           <w:p>
+            <w:pPr/>
             <w:r>
               <w:rPr>
                 <w:sz w:val="18"/>
@@ -2058,8 +2336,10 @@
         <w:tc>
           <w:tcPr>
             <w:tcW w:type="dxa" w:w="960"/>
+            <w:noWrap/>
           </w:tcPr>
           <w:p>
+            <w:pPr/>
             <w:r>
               <w:rPr>
                 <w:sz w:val="18"/>
@@ -2071,8 +2351,10 @@
         <w:tc>
           <w:tcPr>
             <w:tcW w:type="dxa" w:w="960"/>
+            <w:noWrap/>
           </w:tcPr>
           <w:p>
+            <w:pPr/>
             <w:r>
               <w:rPr>
                 <w:sz w:val="18"/>
@@ -2084,8 +2366,10 @@
         <w:tc>
           <w:tcPr>
             <w:tcW w:type="dxa" w:w="960"/>
+            <w:noWrap/>
           </w:tcPr>
           <w:p>
+            <w:pPr/>
             <w:r>
               <w:rPr>
                 <w:sz w:val="18"/>
@@ -2097,8 +2381,10 @@
         <w:tc>
           <w:tcPr>
             <w:tcW w:type="dxa" w:w="960"/>
+            <w:noWrap/>
           </w:tcPr>
           <w:p>
+            <w:pPr/>
             <w:r>
               <w:rPr>
                 <w:sz w:val="18"/>
@@ -2110,8 +2396,10 @@
         <w:tc>
           <w:tcPr>
             <w:tcW w:type="dxa" w:w="960"/>
+            <w:noWrap/>
           </w:tcPr>
           <w:p>
+            <w:pPr/>
             <w:r>
               <w:rPr>
                 <w:sz w:val="18"/>
@@ -2125,8 +2413,10 @@
         <w:tc>
           <w:tcPr>
             <w:tcW w:type="dxa" w:w="960"/>
+            <w:noWrap/>
           </w:tcPr>
           <w:p>
+            <w:pPr/>
             <w:r>
               <w:rPr>
                 <w:sz w:val="18"/>
@@ -2138,8 +2428,10 @@
         <w:tc>
           <w:tcPr>
             <w:tcW w:type="dxa" w:w="960"/>
+            <w:noWrap/>
           </w:tcPr>
           <w:p>
+            <w:pPr/>
             <w:r>
               <w:rPr>
                 <w:sz w:val="18"/>
@@ -2151,8 +2443,10 @@
         <w:tc>
           <w:tcPr>
             <w:tcW w:type="dxa" w:w="960"/>
+            <w:noWrap/>
           </w:tcPr>
           <w:p>
+            <w:pPr/>
             <w:r>
               <w:rPr>
                 <w:sz w:val="18"/>
@@ -2164,8 +2458,10 @@
         <w:tc>
           <w:tcPr>
             <w:tcW w:type="dxa" w:w="960"/>
+            <w:noWrap/>
           </w:tcPr>
           <w:p>
+            <w:pPr/>
             <w:r>
               <w:rPr>
                 <w:sz w:val="18"/>
@@ -2177,8 +2473,10 @@
         <w:tc>
           <w:tcPr>
             <w:tcW w:type="dxa" w:w="960"/>
+            <w:noWrap/>
           </w:tcPr>
           <w:p>
+            <w:pPr/>
             <w:r>
               <w:rPr>
                 <w:sz w:val="18"/>
@@ -2190,8 +2488,10 @@
         <w:tc>
           <w:tcPr>
             <w:tcW w:type="dxa" w:w="960"/>
+            <w:noWrap/>
           </w:tcPr>
           <w:p>
+            <w:pPr/>
             <w:r>
               <w:rPr>
                 <w:sz w:val="18"/>
@@ -2203,8 +2503,10 @@
         <w:tc>
           <w:tcPr>
             <w:tcW w:type="dxa" w:w="960"/>
+            <w:noWrap/>
           </w:tcPr>
           <w:p>
+            <w:pPr/>
             <w:r>
               <w:rPr>
                 <w:sz w:val="18"/>
@@ -2216,8 +2518,10 @@
         <w:tc>
           <w:tcPr>
             <w:tcW w:type="dxa" w:w="960"/>
+            <w:noWrap/>
           </w:tcPr>
           <w:p>
+            <w:pPr/>
             <w:r>
               <w:rPr>
                 <w:sz w:val="18"/>
@@ -2229,8 +2533,10 @@
         <w:tc>
           <w:tcPr>
             <w:tcW w:type="dxa" w:w="960"/>
+            <w:noWrap/>
           </w:tcPr>
           <w:p>
+            <w:pPr/>
             <w:r>
               <w:rPr>
                 <w:sz w:val="18"/>
@@ -2244,8 +2550,10 @@
         <w:tc>
           <w:tcPr>
             <w:tcW w:type="dxa" w:w="960"/>
+            <w:noWrap/>
           </w:tcPr>
           <w:p>
+            <w:pPr/>
             <w:r>
               <w:rPr>
                 <w:sz w:val="18"/>
@@ -2257,8 +2565,10 @@
         <w:tc>
           <w:tcPr>
             <w:tcW w:type="dxa" w:w="960"/>
+            <w:noWrap/>
           </w:tcPr>
           <w:p>
+            <w:pPr/>
             <w:r>
               <w:rPr>
                 <w:sz w:val="18"/>
@@ -2270,8 +2580,10 @@
         <w:tc>
           <w:tcPr>
             <w:tcW w:type="dxa" w:w="960"/>
+            <w:noWrap/>
           </w:tcPr>
           <w:p>
+            <w:pPr/>
             <w:r>
               <w:rPr>
                 <w:sz w:val="18"/>
@@ -2283,8 +2595,10 @@
         <w:tc>
           <w:tcPr>
             <w:tcW w:type="dxa" w:w="960"/>
+            <w:noWrap/>
           </w:tcPr>
           <w:p>
+            <w:pPr/>
             <w:r>
               <w:rPr>
                 <w:sz w:val="18"/>
@@ -2296,8 +2610,10 @@
         <w:tc>
           <w:tcPr>
             <w:tcW w:type="dxa" w:w="960"/>
+            <w:noWrap/>
           </w:tcPr>
           <w:p>
+            <w:pPr/>
             <w:r>
               <w:rPr>
                 <w:sz w:val="18"/>
@@ -2309,8 +2625,10 @@
         <w:tc>
           <w:tcPr>
             <w:tcW w:type="dxa" w:w="960"/>
+            <w:noWrap/>
           </w:tcPr>
           <w:p>
+            <w:pPr/>
             <w:r>
               <w:rPr>
                 <w:sz w:val="18"/>
@@ -2322,8 +2640,10 @@
         <w:tc>
           <w:tcPr>
             <w:tcW w:type="dxa" w:w="960"/>
+            <w:noWrap/>
           </w:tcPr>
           <w:p>
+            <w:pPr/>
             <w:r>
               <w:rPr>
                 <w:sz w:val="18"/>
@@ -2335,8 +2655,10 @@
         <w:tc>
           <w:tcPr>
             <w:tcW w:type="dxa" w:w="960"/>
+            <w:noWrap/>
           </w:tcPr>
           <w:p>
+            <w:pPr/>
             <w:r>
               <w:rPr>
                 <w:sz w:val="18"/>
@@ -2348,8 +2670,10 @@
         <w:tc>
           <w:tcPr>
             <w:tcW w:type="dxa" w:w="960"/>
+            <w:noWrap/>
           </w:tcPr>
           <w:p>
+            <w:pPr/>
             <w:r>
               <w:rPr>
                 <w:sz w:val="18"/>
@@ -2363,8 +2687,10 @@
         <w:tc>
           <w:tcPr>
             <w:tcW w:type="dxa" w:w="960"/>
+            <w:noWrap/>
           </w:tcPr>
           <w:p>
+            <w:pPr/>
             <w:r>
               <w:rPr>
                 <w:sz w:val="18"/>
@@ -2376,8 +2702,10 @@
         <w:tc>
           <w:tcPr>
             <w:tcW w:type="dxa" w:w="960"/>
+            <w:noWrap/>
           </w:tcPr>
           <w:p>
+            <w:pPr/>
             <w:r>
               <w:rPr>
                 <w:sz w:val="18"/>
@@ -2389,8 +2717,10 @@
         <w:tc>
           <w:tcPr>
             <w:tcW w:type="dxa" w:w="960"/>
+            <w:noWrap/>
           </w:tcPr>
           <w:p>
+            <w:pPr/>
             <w:r>
               <w:rPr>
                 <w:sz w:val="18"/>
@@ -2402,8 +2732,10 @@
         <w:tc>
           <w:tcPr>
             <w:tcW w:type="dxa" w:w="960"/>
+            <w:noWrap/>
           </w:tcPr>
           <w:p>
+            <w:pPr/>
             <w:r>
               <w:rPr>
                 <w:sz w:val="18"/>
@@ -2415,8 +2747,10 @@
         <w:tc>
           <w:tcPr>
             <w:tcW w:type="dxa" w:w="960"/>
+            <w:noWrap/>
           </w:tcPr>
           <w:p>
+            <w:pPr/>
             <w:r>
               <w:rPr>
                 <w:sz w:val="18"/>
@@ -2428,8 +2762,10 @@
         <w:tc>
           <w:tcPr>
             <w:tcW w:type="dxa" w:w="960"/>
+            <w:noWrap/>
           </w:tcPr>
           <w:p>
+            <w:pPr/>
             <w:r>
               <w:rPr>
                 <w:sz w:val="18"/>
@@ -2441,8 +2777,10 @@
         <w:tc>
           <w:tcPr>
             <w:tcW w:type="dxa" w:w="960"/>
+            <w:noWrap/>
           </w:tcPr>
           <w:p>
+            <w:pPr/>
             <w:r>
               <w:rPr>
                 <w:sz w:val="18"/>
@@ -2454,8 +2792,10 @@
         <w:tc>
           <w:tcPr>
             <w:tcW w:type="dxa" w:w="960"/>
+            <w:noWrap/>
           </w:tcPr>
           <w:p>
+            <w:pPr/>
             <w:r>
               <w:rPr>
                 <w:sz w:val="18"/>
@@ -2467,8 +2807,10 @@
         <w:tc>
           <w:tcPr>
             <w:tcW w:type="dxa" w:w="960"/>
+            <w:noWrap/>
           </w:tcPr>
           <w:p>
+            <w:pPr/>
             <w:r>
               <w:rPr>
                 <w:sz w:val="18"/>
@@ -2482,8 +2824,10 @@
         <w:tc>
           <w:tcPr>
             <w:tcW w:type="dxa" w:w="960"/>
+            <w:noWrap/>
           </w:tcPr>
           <w:p>
+            <w:pPr/>
             <w:r>
               <w:rPr>
                 <w:sz w:val="18"/>
@@ -2495,8 +2839,10 @@
         <w:tc>
           <w:tcPr>
             <w:tcW w:type="dxa" w:w="960"/>
+            <w:noWrap/>
           </w:tcPr>
           <w:p>
+            <w:pPr/>
             <w:r>
               <w:rPr>
                 <w:sz w:val="18"/>
@@ -2508,8 +2854,10 @@
         <w:tc>
           <w:tcPr>
             <w:tcW w:type="dxa" w:w="960"/>
+            <w:noWrap/>
           </w:tcPr>
           <w:p>
+            <w:pPr/>
             <w:r>
               <w:rPr>
                 <w:sz w:val="18"/>
@@ -2521,8 +2869,10 @@
         <w:tc>
           <w:tcPr>
             <w:tcW w:type="dxa" w:w="960"/>
+            <w:noWrap/>
           </w:tcPr>
           <w:p>
+            <w:pPr/>
             <w:r>
               <w:rPr>
                 <w:sz w:val="18"/>
@@ -2534,8 +2884,10 @@
         <w:tc>
           <w:tcPr>
             <w:tcW w:type="dxa" w:w="960"/>
+            <w:noWrap/>
           </w:tcPr>
           <w:p>
+            <w:pPr/>
             <w:r>
               <w:rPr>
                 <w:sz w:val="18"/>
@@ -2547,8 +2899,10 @@
         <w:tc>
           <w:tcPr>
             <w:tcW w:type="dxa" w:w="960"/>
+            <w:noWrap/>
           </w:tcPr>
           <w:p>
+            <w:pPr/>
             <w:r>
               <w:rPr>
                 <w:sz w:val="18"/>
@@ -2560,8 +2914,10 @@
         <w:tc>
           <w:tcPr>
             <w:tcW w:type="dxa" w:w="960"/>
+            <w:noWrap/>
           </w:tcPr>
           <w:p>
+            <w:pPr/>
             <w:r>
               <w:rPr>
                 <w:sz w:val="18"/>
@@ -2573,8 +2929,10 @@
         <w:tc>
           <w:tcPr>
             <w:tcW w:type="dxa" w:w="960"/>
+            <w:noWrap/>
           </w:tcPr>
           <w:p>
+            <w:pPr/>
             <w:r>
               <w:rPr>
                 <w:sz w:val="18"/>
@@ -2586,8 +2944,10 @@
         <w:tc>
           <w:tcPr>
             <w:tcW w:type="dxa" w:w="960"/>
+            <w:noWrap/>
           </w:tcPr>
           <w:p>
+            <w:pPr/>
             <w:r>
               <w:rPr>
                 <w:sz w:val="18"/>
@@ -2601,8 +2961,10 @@
         <w:tc>
           <w:tcPr>
             <w:tcW w:type="dxa" w:w="960"/>
+            <w:noWrap/>
           </w:tcPr>
           <w:p>
+            <w:pPr/>
             <w:r>
               <w:rPr>
                 <w:sz w:val="18"/>
@@ -2614,8 +2976,10 @@
         <w:tc>
           <w:tcPr>
             <w:tcW w:type="dxa" w:w="960"/>
+            <w:noWrap/>
           </w:tcPr>
           <w:p>
+            <w:pPr/>
             <w:r>
               <w:rPr>
                 <w:sz w:val="18"/>
@@ -2627,8 +2991,10 @@
         <w:tc>
           <w:tcPr>
             <w:tcW w:type="dxa" w:w="960"/>
+            <w:noWrap/>
           </w:tcPr>
           <w:p>
+            <w:pPr/>
             <w:r>
               <w:rPr>
                 <w:sz w:val="18"/>
@@ -2640,8 +3006,10 @@
         <w:tc>
           <w:tcPr>
             <w:tcW w:type="dxa" w:w="960"/>
+            <w:noWrap/>
           </w:tcPr>
           <w:p>
+            <w:pPr/>
             <w:r>
               <w:rPr>
                 <w:sz w:val="18"/>
@@ -2653,8 +3021,10 @@
         <w:tc>
           <w:tcPr>
             <w:tcW w:type="dxa" w:w="960"/>
+            <w:noWrap/>
           </w:tcPr>
           <w:p>
+            <w:pPr/>
             <w:r>
               <w:rPr>
                 <w:sz w:val="18"/>
@@ -2666,8 +3036,10 @@
         <w:tc>
           <w:tcPr>
             <w:tcW w:type="dxa" w:w="960"/>
+            <w:noWrap/>
           </w:tcPr>
           <w:p>
+            <w:pPr/>
             <w:r>
               <w:rPr>
                 <w:sz w:val="18"/>
@@ -2679,8 +3051,10 @@
         <w:tc>
           <w:tcPr>
             <w:tcW w:type="dxa" w:w="960"/>
+            <w:noWrap/>
           </w:tcPr>
           <w:p>
+            <w:pPr/>
             <w:r>
               <w:rPr>
                 <w:sz w:val="18"/>
@@ -2692,8 +3066,10 @@
         <w:tc>
           <w:tcPr>
             <w:tcW w:type="dxa" w:w="960"/>
+            <w:noWrap/>
           </w:tcPr>
           <w:p>
+            <w:pPr/>
             <w:r>
               <w:rPr>
                 <w:sz w:val="18"/>
@@ -2705,8 +3081,10 @@
         <w:tc>
           <w:tcPr>
             <w:tcW w:type="dxa" w:w="960"/>
+            <w:noWrap/>
           </w:tcPr>
           <w:p>
+            <w:pPr/>
             <w:r>
               <w:rPr>
                 <w:sz w:val="18"/>
@@ -2720,8 +3098,10 @@
         <w:tc>
           <w:tcPr>
             <w:tcW w:type="dxa" w:w="960"/>
+            <w:noWrap/>
           </w:tcPr>
           <w:p>
+            <w:pPr/>
             <w:r>
               <w:rPr>
                 <w:sz w:val="18"/>
@@ -2733,8 +3113,10 @@
         <w:tc>
           <w:tcPr>
             <w:tcW w:type="dxa" w:w="960"/>
+            <w:noWrap/>
           </w:tcPr>
           <w:p>
+            <w:pPr/>
             <w:r>
               <w:rPr>
                 <w:sz w:val="18"/>
@@ -2746,8 +3128,10 @@
         <w:tc>
           <w:tcPr>
             <w:tcW w:type="dxa" w:w="960"/>
+            <w:noWrap/>
           </w:tcPr>
           <w:p>
+            <w:pPr/>
             <w:r>
               <w:rPr>
                 <w:sz w:val="18"/>
@@ -2759,8 +3143,10 @@
         <w:tc>
           <w:tcPr>
             <w:tcW w:type="dxa" w:w="960"/>
+            <w:noWrap/>
           </w:tcPr>
           <w:p>
+            <w:pPr/>
             <w:r>
               <w:rPr>
                 <w:sz w:val="18"/>
@@ -2772,8 +3158,10 @@
         <w:tc>
           <w:tcPr>
             <w:tcW w:type="dxa" w:w="960"/>
+            <w:noWrap/>
           </w:tcPr>
           <w:p>
+            <w:pPr/>
             <w:r>
               <w:rPr>
                 <w:sz w:val="18"/>
@@ -2785,8 +3173,10 @@
         <w:tc>
           <w:tcPr>
             <w:tcW w:type="dxa" w:w="960"/>
+            <w:noWrap/>
           </w:tcPr>
           <w:p>
+            <w:pPr/>
             <w:r>
               <w:rPr>
                 <w:sz w:val="18"/>
@@ -2798,8 +3188,10 @@
         <w:tc>
           <w:tcPr>
             <w:tcW w:type="dxa" w:w="960"/>
+            <w:noWrap/>
           </w:tcPr>
           <w:p>
+            <w:pPr/>
             <w:r>
               <w:rPr>
                 <w:sz w:val="18"/>
@@ -2811,8 +3203,10 @@
         <w:tc>
           <w:tcPr>
             <w:tcW w:type="dxa" w:w="960"/>
+            <w:noWrap/>
           </w:tcPr>
           <w:p>
+            <w:pPr/>
             <w:r>
               <w:rPr>
                 <w:sz w:val="18"/>
@@ -2824,8 +3218,10 @@
         <w:tc>
           <w:tcPr>
             <w:tcW w:type="dxa" w:w="960"/>
+            <w:noWrap/>
           </w:tcPr>
           <w:p>
+            <w:pPr/>
             <w:r>
               <w:rPr>
                 <w:sz w:val="18"/>
@@ -2839,8 +3235,10 @@
         <w:tc>
           <w:tcPr>
             <w:tcW w:type="dxa" w:w="960"/>
+            <w:noWrap/>
           </w:tcPr>
           <w:p>
+            <w:pPr/>
             <w:r>
               <w:rPr>
                 <w:sz w:val="18"/>
@@ -2852,8 +3250,10 @@
         <w:tc>
           <w:tcPr>
             <w:tcW w:type="dxa" w:w="960"/>
+            <w:noWrap/>
           </w:tcPr>
           <w:p>
+            <w:pPr/>
             <w:r>
               <w:rPr>
                 <w:sz w:val="18"/>
@@ -2865,8 +3265,10 @@
         <w:tc>
           <w:tcPr>
             <w:tcW w:type="dxa" w:w="960"/>
+            <w:noWrap/>
           </w:tcPr>
           <w:p>
+            <w:pPr/>
             <w:r>
               <w:rPr>
                 <w:sz w:val="18"/>
@@ -2878,8 +3280,10 @@
         <w:tc>
           <w:tcPr>
             <w:tcW w:type="dxa" w:w="960"/>
+            <w:noWrap/>
           </w:tcPr>
           <w:p>
+            <w:pPr/>
             <w:r>
               <w:rPr>
                 <w:sz w:val="18"/>
@@ -2891,8 +3295,10 @@
         <w:tc>
           <w:tcPr>
             <w:tcW w:type="dxa" w:w="960"/>
+            <w:noWrap/>
           </w:tcPr>
           <w:p>
+            <w:pPr/>
             <w:r>
               <w:rPr>
                 <w:sz w:val="18"/>
@@ -2904,8 +3310,10 @@
         <w:tc>
           <w:tcPr>
             <w:tcW w:type="dxa" w:w="960"/>
+            <w:noWrap/>
           </w:tcPr>
           <w:p>
+            <w:pPr/>
             <w:r>
               <w:rPr>
                 <w:sz w:val="18"/>
@@ -2917,8 +3325,10 @@
         <w:tc>
           <w:tcPr>
             <w:tcW w:type="dxa" w:w="960"/>
+            <w:noWrap/>
           </w:tcPr>
           <w:p>
+            <w:pPr/>
             <w:r>
               <w:rPr>
                 <w:sz w:val="18"/>
@@ -2930,8 +3340,10 @@
         <w:tc>
           <w:tcPr>
             <w:tcW w:type="dxa" w:w="960"/>
+            <w:noWrap/>
           </w:tcPr>
           <w:p>
+            <w:pPr/>
             <w:r>
               <w:rPr>
                 <w:sz w:val="18"/>
@@ -2943,8 +3355,10 @@
         <w:tc>
           <w:tcPr>
             <w:tcW w:type="dxa" w:w="960"/>
+            <w:noWrap/>
           </w:tcPr>
           <w:p>
+            <w:pPr/>
             <w:r>
               <w:rPr>
                 <w:sz w:val="18"/>
@@ -2958,8 +3372,10 @@
         <w:tc>
           <w:tcPr>
             <w:tcW w:type="dxa" w:w="960"/>
+            <w:noWrap/>
           </w:tcPr>
           <w:p>
+            <w:pPr/>
             <w:r>
               <w:rPr>
                 <w:sz w:val="18"/>
@@ -2971,8 +3387,10 @@
         <w:tc>
           <w:tcPr>
             <w:tcW w:type="dxa" w:w="960"/>
+            <w:noWrap/>
           </w:tcPr>
           <w:p>
+            <w:pPr/>
             <w:r>
               <w:rPr>
                 <w:sz w:val="18"/>
@@ -2984,8 +3402,10 @@
         <w:tc>
           <w:tcPr>
             <w:tcW w:type="dxa" w:w="960"/>
+            <w:noWrap/>
           </w:tcPr>
           <w:p>
+            <w:pPr/>
             <w:r>
               <w:rPr>
                 <w:sz w:val="18"/>
@@ -2997,8 +3417,10 @@
         <w:tc>
           <w:tcPr>
             <w:tcW w:type="dxa" w:w="960"/>
+            <w:noWrap/>
           </w:tcPr>
           <w:p>
+            <w:pPr/>
             <w:r>
               <w:rPr>
                 <w:sz w:val="18"/>
@@ -3010,8 +3432,10 @@
         <w:tc>
           <w:tcPr>
             <w:tcW w:type="dxa" w:w="960"/>
+            <w:noWrap/>
           </w:tcPr>
           <w:p>
+            <w:pPr/>
             <w:r>
               <w:rPr>
                 <w:sz w:val="18"/>
@@ -3023,8 +3447,10 @@
         <w:tc>
           <w:tcPr>
             <w:tcW w:type="dxa" w:w="960"/>
+            <w:noWrap/>
           </w:tcPr>
           <w:p>
+            <w:pPr/>
             <w:r>
               <w:rPr>
                 <w:sz w:val="18"/>
@@ -3036,8 +3462,10 @@
         <w:tc>
           <w:tcPr>
             <w:tcW w:type="dxa" w:w="960"/>
+            <w:noWrap/>
           </w:tcPr>
           <w:p>
+            <w:pPr/>
             <w:r>
               <w:rPr>
                 <w:sz w:val="18"/>
@@ -3049,8 +3477,10 @@
         <w:tc>
           <w:tcPr>
             <w:tcW w:type="dxa" w:w="960"/>
+            <w:noWrap/>
           </w:tcPr>
           <w:p>
+            <w:pPr/>
             <w:r>
               <w:rPr>
                 <w:sz w:val="18"/>
@@ -3062,8 +3492,10 @@
         <w:tc>
           <w:tcPr>
             <w:tcW w:type="dxa" w:w="960"/>
+            <w:noWrap/>
           </w:tcPr>
           <w:p>
+            <w:pPr/>
             <w:r>
               <w:rPr>
                 <w:sz w:val="18"/>
@@ -3077,8 +3509,10 @@
         <w:tc>
           <w:tcPr>
             <w:tcW w:type="dxa" w:w="960"/>
+            <w:noWrap/>
           </w:tcPr>
           <w:p>
+            <w:pPr/>
             <w:r>
               <w:rPr>
                 <w:sz w:val="18"/>
@@ -3090,8 +3524,10 @@
         <w:tc>
           <w:tcPr>
             <w:tcW w:type="dxa" w:w="960"/>
+            <w:noWrap/>
           </w:tcPr>
           <w:p>
+            <w:pPr/>
             <w:r>
               <w:rPr>
                 <w:sz w:val="18"/>
@@ -3103,8 +3539,10 @@
         <w:tc>
           <w:tcPr>
             <w:tcW w:type="dxa" w:w="960"/>
+            <w:noWrap/>
           </w:tcPr>
           <w:p>
+            <w:pPr/>
             <w:r>
               <w:rPr>
                 <w:sz w:val="18"/>
@@ -3116,8 +3554,10 @@
         <w:tc>
           <w:tcPr>
             <w:tcW w:type="dxa" w:w="960"/>
+            <w:noWrap/>
           </w:tcPr>
           <w:p>
+            <w:pPr/>
             <w:r>
               <w:rPr>
                 <w:sz w:val="18"/>
@@ -3129,8 +3569,10 @@
         <w:tc>
           <w:tcPr>
             <w:tcW w:type="dxa" w:w="960"/>
+            <w:noWrap/>
           </w:tcPr>
           <w:p>
+            <w:pPr/>
             <w:r>
               <w:rPr>
                 <w:sz w:val="18"/>
@@ -3142,8 +3584,10 @@
         <w:tc>
           <w:tcPr>
             <w:tcW w:type="dxa" w:w="960"/>
+            <w:noWrap/>
           </w:tcPr>
           <w:p>
+            <w:pPr/>
             <w:r>
               <w:rPr>
                 <w:sz w:val="18"/>
@@ -3155,8 +3599,10 @@
         <w:tc>
           <w:tcPr>
             <w:tcW w:type="dxa" w:w="960"/>
+            <w:noWrap/>
           </w:tcPr>
           <w:p>
+            <w:pPr/>
             <w:r>
               <w:rPr>
                 <w:sz w:val="18"/>
@@ -3168,8 +3614,10 @@
         <w:tc>
           <w:tcPr>
             <w:tcW w:type="dxa" w:w="960"/>
+            <w:noWrap/>
           </w:tcPr>
           <w:p>
+            <w:pPr/>
             <w:r>
               <w:rPr>
                 <w:sz w:val="18"/>
@@ -3181,8 +3629,10 @@
         <w:tc>
           <w:tcPr>
             <w:tcW w:type="dxa" w:w="960"/>
+            <w:noWrap/>
           </w:tcPr>
           <w:p>
+            <w:pPr/>
             <w:r>
               <w:rPr>
                 <w:sz w:val="18"/>
@@ -3196,8 +3646,10 @@
         <w:tc>
           <w:tcPr>
             <w:tcW w:type="dxa" w:w="960"/>
+            <w:noWrap/>
           </w:tcPr>
           <w:p>
+            <w:pPr/>
             <w:r>
               <w:rPr>
                 <w:sz w:val="18"/>
@@ -3209,8 +3661,10 @@
         <w:tc>
           <w:tcPr>
             <w:tcW w:type="dxa" w:w="960"/>
+            <w:noWrap/>
           </w:tcPr>
           <w:p>
+            <w:pPr/>
             <w:r>
               <w:rPr>
                 <w:sz w:val="18"/>
@@ -3222,8 +3676,10 @@
         <w:tc>
           <w:tcPr>
             <w:tcW w:type="dxa" w:w="960"/>
+            <w:noWrap/>
           </w:tcPr>
           <w:p>
+            <w:pPr/>
             <w:r>
               <w:rPr>
                 <w:sz w:val="18"/>
@@ -3235,8 +3691,10 @@
         <w:tc>
           <w:tcPr>
             <w:tcW w:type="dxa" w:w="960"/>
+            <w:noWrap/>
           </w:tcPr>
           <w:p>
+            <w:pPr/>
             <w:r>
               <w:rPr>
                 <w:sz w:val="18"/>
@@ -3248,8 +3706,10 @@
         <w:tc>
           <w:tcPr>
             <w:tcW w:type="dxa" w:w="960"/>
+            <w:noWrap/>
           </w:tcPr>
           <w:p>
+            <w:pPr/>
             <w:r>
               <w:rPr>
                 <w:sz w:val="18"/>
@@ -3261,8 +3721,10 @@
         <w:tc>
           <w:tcPr>
             <w:tcW w:type="dxa" w:w="960"/>
+            <w:noWrap/>
           </w:tcPr>
           <w:p>
+            <w:pPr/>
             <w:r>
               <w:rPr>
                 <w:sz w:val="18"/>
@@ -3274,8 +3736,10 @@
         <w:tc>
           <w:tcPr>
             <w:tcW w:type="dxa" w:w="960"/>
+            <w:noWrap/>
           </w:tcPr>
           <w:p>
+            <w:pPr/>
             <w:r>
               <w:rPr>
                 <w:sz w:val="18"/>
@@ -3287,8 +3751,10 @@
         <w:tc>
           <w:tcPr>
             <w:tcW w:type="dxa" w:w="960"/>
+            <w:noWrap/>
           </w:tcPr>
           <w:p>
+            <w:pPr/>
             <w:r>
               <w:rPr>
                 <w:sz w:val="18"/>
@@ -3300,8 +3766,10 @@
         <w:tc>
           <w:tcPr>
             <w:tcW w:type="dxa" w:w="960"/>
+            <w:noWrap/>
           </w:tcPr>
           <w:p>
+            <w:pPr/>
             <w:r>
               <w:rPr>
                 <w:sz w:val="18"/>
@@ -3315,8 +3783,10 @@
         <w:tc>
           <w:tcPr>
             <w:tcW w:type="dxa" w:w="960"/>
+            <w:noWrap/>
           </w:tcPr>
           <w:p>
+            <w:pPr/>
             <w:r>
               <w:rPr>
                 <w:sz w:val="18"/>
@@ -3328,8 +3798,10 @@
         <w:tc>
           <w:tcPr>
             <w:tcW w:type="dxa" w:w="960"/>
+            <w:noWrap/>
           </w:tcPr>
           <w:p>
+            <w:pPr/>
             <w:r>
               <w:rPr>
                 <w:sz w:val="18"/>
@@ -3341,8 +3813,10 @@
         <w:tc>
           <w:tcPr>
             <w:tcW w:type="dxa" w:w="960"/>
+            <w:noWrap/>
           </w:tcPr>
           <w:p>
+            <w:pPr/>
             <w:r>
               <w:rPr>
                 <w:sz w:val="18"/>
@@ -3354,8 +3828,10 @@
         <w:tc>
           <w:tcPr>
             <w:tcW w:type="dxa" w:w="960"/>
+            <w:noWrap/>
           </w:tcPr>
           <w:p>
+            <w:pPr/>
             <w:r>
               <w:rPr>
                 <w:sz w:val="18"/>
@@ -3367,8 +3843,10 @@
         <w:tc>
           <w:tcPr>
             <w:tcW w:type="dxa" w:w="960"/>
+            <w:noWrap/>
           </w:tcPr>
           <w:p>
+            <w:pPr/>
             <w:r>
               <w:rPr>
                 <w:sz w:val="18"/>
@@ -3380,8 +3858,10 @@
         <w:tc>
           <w:tcPr>
             <w:tcW w:type="dxa" w:w="960"/>
+            <w:noWrap/>
           </w:tcPr>
           <w:p>
+            <w:pPr/>
             <w:r>
               <w:rPr>
                 <w:sz w:val="18"/>
@@ -3393,8 +3873,10 @@
         <w:tc>
           <w:tcPr>
             <w:tcW w:type="dxa" w:w="960"/>
+            <w:noWrap/>
           </w:tcPr>
           <w:p>
+            <w:pPr/>
             <w:r>
               <w:rPr>
                 <w:sz w:val="18"/>
@@ -3406,8 +3888,10 @@
         <w:tc>
           <w:tcPr>
             <w:tcW w:type="dxa" w:w="960"/>
+            <w:noWrap/>
           </w:tcPr>
           <w:p>
+            <w:pPr/>
             <w:r>
               <w:rPr>
                 <w:sz w:val="18"/>
@@ -3419,8 +3903,10 @@
         <w:tc>
           <w:tcPr>
             <w:tcW w:type="dxa" w:w="960"/>
+            <w:noWrap/>
           </w:tcPr>
           <w:p>
+            <w:pPr/>
             <w:r>
               <w:rPr>
                 <w:sz w:val="18"/>

--- a/Gold_vs_Stocks_Report.docx
+++ b/Gold_vs_Stocks_Report.docx
@@ -4198,6 +4198,57 @@
     </w:p>
     <w:p>
       <w:pPr>
+        <w:jc w:val="center"/>
+      </w:pPr>
+      <w:r>
+        <w:drawing>
+          <wp:inline xmlns:a="http://schemas.openxmlformats.org/drawingml/2006/main" xmlns:pic="http://schemas.openxmlformats.org/drawingml/2006/picture">
+            <wp:extent cx="5669280" cy="2362200"/>
+            <wp:docPr id="5" name="Picture 5"/>
+            <wp:cNvGraphicFramePr>
+              <a:graphicFrameLocks noChangeAspect="1"/>
+            </wp:cNvGraphicFramePr>
+            <a:graphic>
+              <a:graphicData uri="http://schemas.openxmlformats.org/drawingml/2006/picture">
+                <pic:pic>
+                  <pic:nvPicPr>
+                    <pic:cNvPr id="0" name="chart_demographic_en.png"/>
+                    <pic:cNvPicPr/>
+                  </pic:nvPicPr>
+                  <pic:blipFill>
+                    <a:blip r:embed="rId13"/>
+                    <a:stretch>
+                      <a:fillRect/>
+                    </a:stretch>
+                  </pic:blipFill>
+                  <pic:spPr>
+                    <a:xfrm>
+                      <a:off x="0" y="0"/>
+                      <a:ext cx="5669280" cy="2362200"/>
+                    </a:xfrm>
+                    <a:prstGeom prst="rect"/>
+                  </pic:spPr>
+                </pic:pic>
+              </a:graphicData>
+            </a:graphic>
+          </wp:inline>
+        </w:drawing>
+      </w:r>
+    </w:p>
+    <w:p>
+      <w:pPr>
+        <w:jc w:val="center"/>
+      </w:pPr>
+      <w:r>
+        <w:rPr>
+          <w:color w:val="555555"/>
+          <w:sz w:val="18"/>
+        </w:rPr>
+        <w:t>Fig. 5: Demographic Headwinds and Net Fund Flows in Equity Funds</w:t>
+      </w:r>
+    </w:p>
+    <w:p>
+      <w:pPr>
         <w:pStyle w:val="Heading1"/>
       </w:pPr>
       <w:r>

--- a/Gold_vs_Stocks_Report.docx
+++ b/Gold_vs_Stocks_Report.docx
@@ -64,7 +64,7 @@
     </w:p>
     <w:p>
       <w:r>
-        <w:t>An investor who put €1,000 each into gold, the S&amp;P 500 TR and the DAX in 2000 would see fundamentally different results today: Gold grew to €23,436 (13.2% p.a.), the S&amp;P 500 TR to €7,566 net (8.2% p.a. net) and the DAX to €4,583 net (6.1% p.a. net). Gold significantly outperforms both stock indices over this period.</w:t>
+        <w:t>An investor who put €1,000 each into gold, the S&amp;P 500 TR and the DAX in 2000 would see fundamentally different results today: Gold grew to €14,115 (10.9% p.a.), the S&amp;P 500 TR to €4,631 net (6.2% p.a. net) and the DAX to €2,834 net (4.2% p.a. net). Gold significantly outperforms both stock indices over this period.</w:t>
       </w:r>
     </w:p>
     <w:p>
@@ -139,6 +139,7 @@
     <w:tbl>
       <w:tblPr>
         <w:tblStyle w:val="LightShading-Accent1"/>
+        <w:tblW w:type="auto" w:w="0"/>
         <w:jc w:val="center"/>
         <w:tblLook w:firstColumn="1" w:firstRow="1" w:lastColumn="0" w:lastRow="0" w:noHBand="0" w:noVBand="1" w:val="04A0"/>
         <w:tblLayout w:type="autofit"/>
@@ -161,7 +162,6 @@
             <w:noWrap/>
           </w:tcPr>
           <w:p>
-            <w:pPr/>
             <w:r>
               <w:rPr>
                 <w:b/>
@@ -177,7 +177,6 @@
             <w:noWrap/>
           </w:tcPr>
           <w:p>
-            <w:pPr/>
             <w:r>
               <w:rPr>
                 <w:b/>
@@ -193,7 +192,6 @@
             <w:noWrap/>
           </w:tcPr>
           <w:p>
-            <w:pPr/>
             <w:r>
               <w:rPr>
                 <w:b/>
@@ -209,7 +207,6 @@
             <w:noWrap/>
           </w:tcPr>
           <w:p>
-            <w:pPr/>
             <w:r>
               <w:rPr>
                 <w:b/>
@@ -225,7 +222,6 @@
             <w:noWrap/>
           </w:tcPr>
           <w:p>
-            <w:pPr/>
             <w:r>
               <w:rPr>
                 <w:b/>
@@ -241,7 +237,6 @@
             <w:noWrap/>
           </w:tcPr>
           <w:p>
-            <w:pPr/>
             <w:r>
               <w:rPr>
                 <w:b/>
@@ -257,7 +252,6 @@
             <w:noWrap/>
           </w:tcPr>
           <w:p>
-            <w:pPr/>
             <w:r>
               <w:rPr>
                 <w:b/>
@@ -273,7 +267,6 @@
             <w:noWrap/>
           </w:tcPr>
           <w:p>
-            <w:pPr/>
             <w:r>
               <w:rPr>
                 <w:b/>
@@ -289,7 +282,6 @@
             <w:noWrap/>
           </w:tcPr>
           <w:p>
-            <w:pPr/>
             <w:r>
               <w:rPr>
                 <w:b/>
@@ -307,7 +299,6 @@
             <w:noWrap/>
           </w:tcPr>
           <w:p>
-            <w:pPr/>
             <w:r>
               <w:rPr>
                 <w:sz w:val="18"/>
@@ -322,7 +313,6 @@
             <w:noWrap/>
           </w:tcPr>
           <w:p>
-            <w:pPr/>
             <w:r>
               <w:rPr>
                 <w:sz w:val="18"/>
@@ -337,12 +327,11 @@
             <w:noWrap/>
           </w:tcPr>
           <w:p>
-            <w:pPr/>
             <w:r>
               <w:rPr>
                 <w:sz w:val="18"/>
               </w:rPr>
-              <w:t>€23,436</w:t>
+              <w:t>€14,115</w:t>
             </w:r>
           </w:p>
         </w:tc>
@@ -352,7 +341,646 @@
             <w:noWrap/>
           </w:tcPr>
           <w:p>
-            <w:pPr/>
+            <w:r>
+              <w:rPr>
+                <w:sz w:val="18"/>
+              </w:rPr>
+              <w:t>10.9%</w:t>
+            </w:r>
+          </w:p>
+        </w:tc>
+        <w:tc>
+          <w:tcPr>
+            <w:tcW w:type="dxa" w:w="960"/>
+            <w:noWrap/>
+          </w:tcPr>
+          <w:p>
+            <w:r>
+              <w:rPr>
+                <w:sz w:val="18"/>
+              </w:rPr>
+              <w:t>€4,631</w:t>
+            </w:r>
+          </w:p>
+        </w:tc>
+        <w:tc>
+          <w:tcPr>
+            <w:tcW w:type="dxa" w:w="960"/>
+            <w:noWrap/>
+          </w:tcPr>
+          <w:p>
+            <w:r>
+              <w:rPr>
+                <w:sz w:val="18"/>
+              </w:rPr>
+              <w:t>6.2%</w:t>
+            </w:r>
+          </w:p>
+        </w:tc>
+        <w:tc>
+          <w:tcPr>
+            <w:tcW w:type="dxa" w:w="960"/>
+            <w:noWrap/>
+          </w:tcPr>
+          <w:p>
+            <w:r>
+              <w:rPr>
+                <w:sz w:val="18"/>
+              </w:rPr>
+              <w:t>€2,834</w:t>
+            </w:r>
+          </w:p>
+        </w:tc>
+        <w:tc>
+          <w:tcPr>
+            <w:tcW w:type="dxa" w:w="960"/>
+            <w:noWrap/>
+          </w:tcPr>
+          <w:p>
+            <w:r>
+              <w:rPr>
+                <w:sz w:val="18"/>
+              </w:rPr>
+              <w:t>4.2%</w:t>
+            </w:r>
+          </w:p>
+        </w:tc>
+        <w:tc>
+          <w:tcPr>
+            <w:tcW w:type="dxa" w:w="960"/>
+            <w:noWrap/>
+          </w:tcPr>
+          <w:p>
+            <w:r>
+              <w:rPr>
+                <w:sz w:val="18"/>
+              </w:rPr>
+              <w:t>+€9,485</w:t>
+            </w:r>
+          </w:p>
+        </w:tc>
+      </w:tr>
+      <w:tr>
+        <w:tc>
+          <w:tcPr>
+            <w:tcW w:type="dxa" w:w="960"/>
+            <w:noWrap/>
+          </w:tcPr>
+          <w:p>
+            <w:r>
+              <w:rPr>
+                <w:sz w:val="18"/>
+              </w:rPr>
+              <w:t>2001</w:t>
+            </w:r>
+          </w:p>
+        </w:tc>
+        <w:tc>
+          <w:tcPr>
+            <w:tcW w:type="dxa" w:w="960"/>
+            <w:noWrap/>
+          </w:tcPr>
+          <w:p>
+            <w:r>
+              <w:rPr>
+                <w:sz w:val="18"/>
+              </w:rPr>
+              <w:t>25</w:t>
+            </w:r>
+          </w:p>
+        </w:tc>
+        <w:tc>
+          <w:tcPr>
+            <w:tcW w:type="dxa" w:w="960"/>
+            <w:noWrap/>
+          </w:tcPr>
+          <w:p>
+            <w:r>
+              <w:rPr>
+                <w:sz w:val="18"/>
+              </w:rPr>
+              <w:t>€15,432</w:t>
+            </w:r>
+          </w:p>
+        </w:tc>
+        <w:tc>
+          <w:tcPr>
+            <w:tcW w:type="dxa" w:w="960"/>
+            <w:noWrap/>
+          </w:tcPr>
+          <w:p>
+            <w:r>
+              <w:rPr>
+                <w:sz w:val="18"/>
+              </w:rPr>
+              <w:t>11.5%</w:t>
+            </w:r>
+          </w:p>
+        </w:tc>
+        <w:tc>
+          <w:tcPr>
+            <w:tcW w:type="dxa" w:w="960"/>
+            <w:noWrap/>
+          </w:tcPr>
+          <w:p>
+            <w:r>
+              <w:rPr>
+                <w:sz w:val="18"/>
+              </w:rPr>
+              <w:t>€5,316</w:t>
+            </w:r>
+          </w:p>
+        </w:tc>
+        <w:tc>
+          <w:tcPr>
+            <w:tcW w:type="dxa" w:w="960"/>
+            <w:noWrap/>
+          </w:tcPr>
+          <w:p>
+            <w:r>
+              <w:rPr>
+                <w:sz w:val="18"/>
+              </w:rPr>
+              <w:t>6.9%</w:t>
+            </w:r>
+          </w:p>
+        </w:tc>
+        <w:tc>
+          <w:tcPr>
+            <w:tcW w:type="dxa" w:w="960"/>
+            <w:noWrap/>
+          </w:tcPr>
+          <w:p>
+            <w:r>
+              <w:rPr>
+                <w:sz w:val="18"/>
+              </w:rPr>
+              <w:t>€2,998</w:t>
+            </w:r>
+          </w:p>
+        </w:tc>
+        <w:tc>
+          <w:tcPr>
+            <w:tcW w:type="dxa" w:w="960"/>
+            <w:noWrap/>
+          </w:tcPr>
+          <w:p>
+            <w:r>
+              <w:rPr>
+                <w:sz w:val="18"/>
+              </w:rPr>
+              <w:t>4.5%</w:t>
+            </w:r>
+          </w:p>
+        </w:tc>
+        <w:tc>
+          <w:tcPr>
+            <w:tcW w:type="dxa" w:w="960"/>
+            <w:noWrap/>
+          </w:tcPr>
+          <w:p>
+            <w:r>
+              <w:rPr>
+                <w:sz w:val="18"/>
+              </w:rPr>
+              <w:t>+€10,116</w:t>
+            </w:r>
+          </w:p>
+        </w:tc>
+      </w:tr>
+      <w:tr>
+        <w:tc>
+          <w:tcPr>
+            <w:tcW w:type="dxa" w:w="960"/>
+            <w:noWrap/>
+          </w:tcPr>
+          <w:p>
+            <w:r>
+              <w:rPr>
+                <w:sz w:val="18"/>
+              </w:rPr>
+              <w:t>2002</w:t>
+            </w:r>
+          </w:p>
+        </w:tc>
+        <w:tc>
+          <w:tcPr>
+            <w:tcW w:type="dxa" w:w="960"/>
+            <w:noWrap/>
+          </w:tcPr>
+          <w:p>
+            <w:r>
+              <w:rPr>
+                <w:sz w:val="18"/>
+              </w:rPr>
+              <w:t>24</w:t>
+            </w:r>
+          </w:p>
+        </w:tc>
+        <w:tc>
+          <w:tcPr>
+            <w:tcW w:type="dxa" w:w="960"/>
+            <w:noWrap/>
+          </w:tcPr>
+          <w:p>
+            <w:r>
+              <w:rPr>
+                <w:sz w:val="18"/>
+              </w:rPr>
+              <w:t>€13,504</w:t>
+            </w:r>
+          </w:p>
+        </w:tc>
+        <w:tc>
+          <w:tcPr>
+            <w:tcW w:type="dxa" w:w="960"/>
+            <w:noWrap/>
+          </w:tcPr>
+          <w:p>
+            <w:r>
+              <w:rPr>
+                <w:sz w:val="18"/>
+              </w:rPr>
+              <w:t>11.4%</w:t>
+            </w:r>
+          </w:p>
+        </w:tc>
+        <w:tc>
+          <w:tcPr>
+            <w:tcW w:type="dxa" w:w="960"/>
+            <w:noWrap/>
+          </w:tcPr>
+          <w:p>
+            <w:r>
+              <w:rPr>
+                <w:sz w:val="18"/>
+              </w:rPr>
+              <w:t>€5,872</w:t>
+            </w:r>
+          </w:p>
+        </w:tc>
+        <w:tc>
+          <w:tcPr>
+            <w:tcW w:type="dxa" w:w="960"/>
+            <w:noWrap/>
+          </w:tcPr>
+          <w:p>
+            <w:r>
+              <w:rPr>
+                <w:sz w:val="18"/>
+              </w:rPr>
+              <w:t>7.6%</w:t>
+            </w:r>
+          </w:p>
+        </w:tc>
+        <w:tc>
+          <w:tcPr>
+            <w:tcW w:type="dxa" w:w="960"/>
+            <w:noWrap/>
+          </w:tcPr>
+          <w:p>
+            <w:r>
+              <w:rPr>
+                <w:sz w:val="18"/>
+              </w:rPr>
+              <w:t>€3,928</w:t>
+            </w:r>
+          </w:p>
+        </w:tc>
+        <w:tc>
+          <w:tcPr>
+            <w:tcW w:type="dxa" w:w="960"/>
+            <w:noWrap/>
+          </w:tcPr>
+          <w:p>
+            <w:r>
+              <w:rPr>
+                <w:sz w:val="18"/>
+              </w:rPr>
+              <w:t>5.8%</w:t>
+            </w:r>
+          </w:p>
+        </w:tc>
+        <w:tc>
+          <w:tcPr>
+            <w:tcW w:type="dxa" w:w="960"/>
+            <w:noWrap/>
+          </w:tcPr>
+          <w:p>
+            <w:r>
+              <w:rPr>
+                <w:sz w:val="18"/>
+              </w:rPr>
+              <w:t>+€7,632</w:t>
+            </w:r>
+          </w:p>
+        </w:tc>
+      </w:tr>
+      <w:tr>
+        <w:tc>
+          <w:tcPr>
+            <w:tcW w:type="dxa" w:w="960"/>
+            <w:noWrap/>
+          </w:tcPr>
+          <w:p>
+            <w:r>
+              <w:rPr>
+                <w:sz w:val="18"/>
+              </w:rPr>
+              <w:t>2003</w:t>
+            </w:r>
+          </w:p>
+        </w:tc>
+        <w:tc>
+          <w:tcPr>
+            <w:tcW w:type="dxa" w:w="960"/>
+            <w:noWrap/>
+          </w:tcPr>
+          <w:p>
+            <w:r>
+              <w:rPr>
+                <w:sz w:val="18"/>
+              </w:rPr>
+              <w:t>23</w:t>
+            </w:r>
+          </w:p>
+        </w:tc>
+        <w:tc>
+          <w:tcPr>
+            <w:tcW w:type="dxa" w:w="960"/>
+            <w:noWrap/>
+          </w:tcPr>
+          <w:p>
+            <w:r>
+              <w:rPr>
+                <w:sz w:val="18"/>
+              </w:rPr>
+              <w:t>€12,953</w:t>
+            </w:r>
+          </w:p>
+        </w:tc>
+        <w:tc>
+          <w:tcPr>
+            <w:tcW w:type="dxa" w:w="960"/>
+            <w:noWrap/>
+          </w:tcPr>
+          <w:p>
+            <w:r>
+              <w:rPr>
+                <w:sz w:val="18"/>
+              </w:rPr>
+              <w:t>11.7%</w:t>
+            </w:r>
+          </w:p>
+        </w:tc>
+        <w:tc>
+          <w:tcPr>
+            <w:tcW w:type="dxa" w:w="960"/>
+            <w:noWrap/>
+          </w:tcPr>
+          <w:p>
+            <w:r>
+              <w:rPr>
+                <w:sz w:val="18"/>
+              </w:rPr>
+              <w:t>€9,436</w:t>
+            </w:r>
+          </w:p>
+        </w:tc>
+        <w:tc>
+          <w:tcPr>
+            <w:tcW w:type="dxa" w:w="960"/>
+            <w:noWrap/>
+          </w:tcPr>
+          <w:p>
+            <w:r>
+              <w:rPr>
+                <w:sz w:val="18"/>
+              </w:rPr>
+              <w:t>10.2%</w:t>
+            </w:r>
+          </w:p>
+        </w:tc>
+        <w:tc>
+          <w:tcPr>
+            <w:tcW w:type="dxa" w:w="960"/>
+            <w:noWrap/>
+          </w:tcPr>
+          <w:p>
+            <w:r>
+              <w:rPr>
+                <w:sz w:val="18"/>
+              </w:rPr>
+              <w:t>€7,142</w:t>
+            </w:r>
+          </w:p>
+        </w:tc>
+        <w:tc>
+          <w:tcPr>
+            <w:tcW w:type="dxa" w:w="960"/>
+            <w:noWrap/>
+          </w:tcPr>
+          <w:p>
+            <w:r>
+              <w:rPr>
+                <w:sz w:val="18"/>
+              </w:rPr>
+              <w:t>8.9%</w:t>
+            </w:r>
+          </w:p>
+        </w:tc>
+        <w:tc>
+          <w:tcPr>
+            <w:tcW w:type="dxa" w:w="960"/>
+            <w:noWrap/>
+          </w:tcPr>
+          <w:p>
+            <w:r>
+              <w:rPr>
+                <w:sz w:val="18"/>
+              </w:rPr>
+              <w:t>+€3,517</w:t>
+            </w:r>
+          </w:p>
+        </w:tc>
+      </w:tr>
+      <w:tr>
+        <w:tc>
+          <w:tcPr>
+            <w:tcW w:type="dxa" w:w="960"/>
+            <w:noWrap/>
+          </w:tcPr>
+          <w:p>
+            <w:r>
+              <w:rPr>
+                <w:sz w:val="18"/>
+              </w:rPr>
+              <w:t>2004</w:t>
+            </w:r>
+          </w:p>
+        </w:tc>
+        <w:tc>
+          <w:tcPr>
+            <w:tcW w:type="dxa" w:w="960"/>
+            <w:noWrap/>
+          </w:tcPr>
+          <w:p>
+            <w:r>
+              <w:rPr>
+                <w:sz w:val="18"/>
+              </w:rPr>
+              <w:t>22</w:t>
+            </w:r>
+          </w:p>
+        </w:tc>
+        <w:tc>
+          <w:tcPr>
+            <w:tcW w:type="dxa" w:w="960"/>
+            <w:noWrap/>
+          </w:tcPr>
+          <w:p>
+            <w:r>
+              <w:rPr>
+                <w:sz w:val="18"/>
+              </w:rPr>
+              <w:t>€13,581</w:t>
+            </w:r>
+          </w:p>
+        </w:tc>
+        <w:tc>
+          <w:tcPr>
+            <w:tcW w:type="dxa" w:w="960"/>
+            <w:noWrap/>
+          </w:tcPr>
+          <w:p>
+            <w:r>
+              <w:rPr>
+                <w:sz w:val="18"/>
+              </w:rPr>
+              <w:t>12.5%</w:t>
+            </w:r>
+          </w:p>
+        </w:tc>
+        <w:tc>
+          <w:tcPr>
+            <w:tcW w:type="dxa" w:w="960"/>
+            <w:noWrap/>
+          </w:tcPr>
+          <w:p>
+            <w:r>
+              <w:rPr>
+                <w:sz w:val="18"/>
+              </w:rPr>
+              <w:t>€8,056</w:t>
+            </w:r>
+          </w:p>
+        </w:tc>
+        <w:tc>
+          <w:tcPr>
+            <w:tcW w:type="dxa" w:w="960"/>
+            <w:noWrap/>
+          </w:tcPr>
+          <w:p>
+            <w:r>
+              <w:rPr>
+                <w:sz w:val="18"/>
+              </w:rPr>
+              <w:t>9.9%</w:t>
+            </w:r>
+          </w:p>
+        </w:tc>
+        <w:tc>
+          <w:tcPr>
+            <w:tcW w:type="dxa" w:w="960"/>
+            <w:noWrap/>
+          </w:tcPr>
+          <w:p>
+            <w:r>
+              <w:rPr>
+                <w:sz w:val="18"/>
+              </w:rPr>
+              <w:t>€4,895</w:t>
+            </w:r>
+          </w:p>
+        </w:tc>
+        <w:tc>
+          <w:tcPr>
+            <w:tcW w:type="dxa" w:w="960"/>
+            <w:noWrap/>
+          </w:tcPr>
+          <w:p>
+            <w:r>
+              <w:rPr>
+                <w:sz w:val="18"/>
+              </w:rPr>
+              <w:t>7.4%</w:t>
+            </w:r>
+          </w:p>
+        </w:tc>
+        <w:tc>
+          <w:tcPr>
+            <w:tcW w:type="dxa" w:w="960"/>
+            <w:noWrap/>
+          </w:tcPr>
+          <w:p>
+            <w:r>
+              <w:rPr>
+                <w:sz w:val="18"/>
+              </w:rPr>
+              <w:t>+€5,525</w:t>
+            </w:r>
+          </w:p>
+        </w:tc>
+      </w:tr>
+      <w:tr>
+        <w:tc>
+          <w:tcPr>
+            <w:tcW w:type="dxa" w:w="960"/>
+            <w:noWrap/>
+          </w:tcPr>
+          <w:p>
+            <w:r>
+              <w:rPr>
+                <w:sz w:val="18"/>
+              </w:rPr>
+              <w:t>2005</w:t>
+            </w:r>
+          </w:p>
+        </w:tc>
+        <w:tc>
+          <w:tcPr>
+            <w:tcW w:type="dxa" w:w="960"/>
+            <w:noWrap/>
+          </w:tcPr>
+          <w:p>
+            <w:r>
+              <w:rPr>
+                <w:sz w:val="18"/>
+              </w:rPr>
+              <w:t>21</w:t>
+            </w:r>
+          </w:p>
+        </w:tc>
+        <w:tc>
+          <w:tcPr>
+            <w:tcW w:type="dxa" w:w="960"/>
+            <w:noWrap/>
+          </w:tcPr>
+          <w:p>
+            <w:r>
+              <w:rPr>
+                <w:sz w:val="18"/>
+              </w:rPr>
+              <w:t>€13,630</w:t>
+            </w:r>
+          </w:p>
+        </w:tc>
+        <w:tc>
+          <w:tcPr>
+            <w:tcW w:type="dxa" w:w="960"/>
+            <w:noWrap/>
+          </w:tcPr>
+          <w:p>
             <w:r>
               <w:rPr>
                 <w:sz w:val="18"/>
@@ -367,12 +995,11 @@
             <w:noWrap/>
           </w:tcPr>
           <w:p>
-            <w:pPr/>
             <w:r>
               <w:rPr>
                 <w:sz w:val="18"/>
               </w:rPr>
-              <w:t>€7,566</w:t>
+              <w:t>€7,984</w:t>
             </w:r>
           </w:p>
         </w:tc>
@@ -382,12 +1009,11 @@
             <w:noWrap/>
           </w:tcPr>
           <w:p>
-            <w:pPr/>
             <w:r>
               <w:rPr>
                 <w:sz w:val="18"/>
               </w:rPr>
-              <w:t>8.2%</w:t>
+              <w:t>10.3%</w:t>
             </w:r>
           </w:p>
         </w:tc>
@@ -397,12 +1023,11 @@
             <w:noWrap/>
           </w:tcPr>
           <w:p>
-            <w:pPr/>
             <w:r>
               <w:rPr>
                 <w:sz w:val="18"/>
               </w:rPr>
-              <w:t>€4,583</w:t>
+              <w:t>€4,678</w:t>
             </w:r>
           </w:p>
         </w:tc>
@@ -412,12 +1037,11 @@
             <w:noWrap/>
           </w:tcPr>
           <w:p>
-            <w:pPr/>
             <w:r>
               <w:rPr>
                 <w:sz w:val="18"/>
               </w:rPr>
-              <w:t>6.1%</w:t>
+              <w:t>7.6%</w:t>
             </w:r>
           </w:p>
         </w:tc>
@@ -427,12 +1051,11 @@
             <w:noWrap/>
           </w:tcPr>
           <w:p>
-            <w:pPr/>
             <w:r>
               <w:rPr>
                 <w:sz w:val="18"/>
               </w:rPr>
-              <w:t>+€15,869</w:t>
+              <w:t>+€5,646</w:t>
             </w:r>
           </w:p>
         </w:tc>
@@ -444,12 +1067,11 @@
             <w:noWrap/>
           </w:tcPr>
           <w:p>
-            <w:pPr/>
             <w:r>
               <w:rPr>
                 <w:sz w:val="18"/>
               </w:rPr>
-              <w:t>2001</w:t>
+              <w:t>2006</w:t>
             </w:r>
           </w:p>
         </w:tc>
@@ -459,12 +1081,11 @@
             <w:noWrap/>
           </w:tcPr>
           <w:p>
-            <w:pPr/>
             <w:r>
               <w:rPr>
                 <w:sz w:val="18"/>
               </w:rPr>
-              <w:t>25</w:t>
+              <w:t>20</w:t>
             </w:r>
           </w:p>
         </w:tc>
@@ -474,12 +1095,11 @@
             <w:noWrap/>
           </w:tcPr>
           <w:p>
-            <w:pPr/>
             <w:r>
               <w:rPr>
                 <w:sz w:val="18"/>
               </w:rPr>
-              <w:t>€23,535</w:t>
+              <w:t>€9,364</w:t>
             </w:r>
           </w:p>
         </w:tc>
@@ -489,12 +1109,11 @@
             <w:noWrap/>
           </w:tcPr>
           <w:p>
-            <w:pPr/>
             <w:r>
               <w:rPr>
                 <w:sz w:val="18"/>
               </w:rPr>
-              <w:t>13.4%</w:t>
+              <w:t>11.8%</w:t>
             </w:r>
           </w:p>
         </w:tc>
@@ -504,12 +1123,11 @@
             <w:noWrap/>
           </w:tcPr>
           <w:p>
-            <w:pPr/>
             <w:r>
               <w:rPr>
                 <w:sz w:val="18"/>
               </w:rPr>
-              <w:t>€8,010</w:t>
+              <w:t>€6,754</w:t>
             </w:r>
           </w:p>
         </w:tc>
@@ -519,12 +1137,11 @@
             <w:noWrap/>
           </w:tcPr>
           <w:p>
-            <w:pPr/>
             <w:r>
               <w:rPr>
                 <w:sz w:val="18"/>
               </w:rPr>
-              <w:t>8.6%</w:t>
+              <w:t>10.0%</w:t>
             </w:r>
           </w:p>
         </w:tc>
@@ -534,12 +1151,11 @@
             <w:noWrap/>
           </w:tcPr>
           <w:p>
-            <w:pPr/>
             <w:r>
               <w:rPr>
                 <w:sz w:val="18"/>
               </w:rPr>
-              <w:t>€4,476</w:t>
+              <w:t>€3,554</w:t>
             </w:r>
           </w:p>
         </w:tc>
@@ -549,12 +1165,11 @@
             <w:noWrap/>
           </w:tcPr>
           <w:p>
-            <w:pPr/>
             <w:r>
               <w:rPr>
                 <w:sz w:val="18"/>
               </w:rPr>
-              <w:t>6.1%</w:t>
+              <w:t>6.5%</w:t>
             </w:r>
           </w:p>
         </w:tc>
@@ -564,12 +1179,11 @@
             <w:noWrap/>
           </w:tcPr>
           <w:p>
-            <w:pPr/>
             <w:r>
               <w:rPr>
                 <w:sz w:val="18"/>
               </w:rPr>
-              <w:t>+€15,525</w:t>
+              <w:t>+€2,610</w:t>
             </w:r>
           </w:p>
         </w:tc>
@@ -581,12 +1195,11 @@
             <w:noWrap/>
           </w:tcPr>
           <w:p>
-            <w:pPr/>
             <w:r>
               <w:rPr>
                 <w:sz w:val="18"/>
               </w:rPr>
-              <w:t>2002</w:t>
+              <w:t>2007</w:t>
             </w:r>
           </w:p>
         </w:tc>
@@ -596,12 +1209,11 @@
             <w:noWrap/>
           </w:tcPr>
           <w:p>
-            <w:pPr/>
             <w:r>
               <w:rPr>
                 <w:sz w:val="18"/>
               </w:rPr>
-              <w:t>24</w:t>
+              <w:t>19</w:t>
             </w:r>
           </w:p>
         </w:tc>
@@ -611,12 +1223,11 @@
             <w:noWrap/>
           </w:tcPr>
           <w:p>
-            <w:pPr/>
             <w:r>
               <w:rPr>
                 <w:sz w:val="18"/>
               </w:rPr>
-              <w:t>€23,841</w:t>
+              <w:t>€8,763</w:t>
             </w:r>
           </w:p>
         </w:tc>
@@ -626,12 +1237,11 @@
             <w:noWrap/>
           </w:tcPr>
           <w:p>
-            <w:pPr/>
             <w:r>
               <w:rPr>
                 <w:sz w:val="18"/>
               </w:rPr>
-              <w:t>14.1%</w:t>
+              <w:t>12.0%</w:t>
             </w:r>
           </w:p>
         </w:tc>
@@ -641,12 +1251,11 @@
             <w:noWrap/>
           </w:tcPr>
           <w:p>
-            <w:pPr/>
             <w:r>
               <w:rPr>
                 <w:sz w:val="18"/>
               </w:rPr>
-              <w:t>€10,225</w:t>
+              <w:t>€6,317</w:t>
             </w:r>
           </w:p>
         </w:tc>
@@ -656,7 +1265,6 @@
             <w:noWrap/>
           </w:tcPr>
           <w:p>
-            <w:pPr/>
             <w:r>
               <w:rPr>
                 <w:sz w:val="18"/>
@@ -671,12 +1279,11 @@
             <w:noWrap/>
           </w:tcPr>
           <w:p>
-            <w:pPr/>
             <w:r>
               <w:rPr>
                 <w:sz w:val="18"/>
               </w:rPr>
-              <w:t>€6,793</w:t>
+              <w:t>€3,001</w:t>
             </w:r>
           </w:p>
         </w:tc>
@@ -686,12 +1293,11 @@
             <w:noWrap/>
           </w:tcPr>
           <w:p>
-            <w:pPr/>
             <w:r>
               <w:rPr>
                 <w:sz w:val="18"/>
               </w:rPr>
-              <w:t>8.3%</w:t>
+              <w:t>5.9%</w:t>
             </w:r>
           </w:p>
         </w:tc>
@@ -701,12 +1307,11 @@
             <w:noWrap/>
           </w:tcPr>
           <w:p>
-            <w:pPr/>
             <w:r>
               <w:rPr>
                 <w:sz w:val="18"/>
               </w:rPr>
-              <w:t>+€13,615</w:t>
+              <w:t>+€2,446</w:t>
             </w:r>
           </w:p>
         </w:tc>
@@ -718,692 +1323,6 @@
             <w:noWrap/>
           </w:tcPr>
           <w:p>
-            <w:pPr/>
-            <w:r>
-              <w:rPr>
-                <w:sz w:val="18"/>
-              </w:rPr>
-              <w:t>2003</w:t>
-            </w:r>
-          </w:p>
-        </w:tc>
-        <w:tc>
-          <w:tcPr>
-            <w:tcW w:type="dxa" w:w="960"/>
-            <w:noWrap/>
-          </w:tcPr>
-          <w:p>
-            <w:pPr/>
-            <w:r>
-              <w:rPr>
-                <w:sz w:val="18"/>
-              </w:rPr>
-              <w:t>23</w:t>
-            </w:r>
-          </w:p>
-        </w:tc>
-        <w:tc>
-          <w:tcPr>
-            <w:tcW w:type="dxa" w:w="960"/>
-            <w:noWrap/>
-          </w:tcPr>
-          <w:p>
-            <w:pPr/>
-            <w:r>
-              <w:rPr>
-                <w:sz w:val="18"/>
-              </w:rPr>
-              <w:t>€14,582</w:t>
-            </w:r>
-          </w:p>
-        </w:tc>
-        <w:tc>
-          <w:tcPr>
-            <w:tcW w:type="dxa" w:w="960"/>
-            <w:noWrap/>
-          </w:tcPr>
-          <w:p>
-            <w:pPr/>
-            <w:r>
-              <w:rPr>
-                <w:sz w:val="18"/>
-              </w:rPr>
-              <w:t>12.3%</w:t>
-            </w:r>
-          </w:p>
-        </w:tc>
-        <w:tc>
-          <w:tcPr>
-            <w:tcW w:type="dxa" w:w="960"/>
-            <w:noWrap/>
-          </w:tcPr>
-          <w:p>
-            <w:pPr/>
-            <w:r>
-              <w:rPr>
-                <w:sz w:val="18"/>
-              </w:rPr>
-              <w:t>€10,600</w:t>
-            </w:r>
-          </w:p>
-        </w:tc>
-        <w:tc>
-          <w:tcPr>
-            <w:tcW w:type="dxa" w:w="960"/>
-            <w:noWrap/>
-          </w:tcPr>
-          <w:p>
-            <w:pPr/>
-            <w:r>
-              <w:rPr>
-                <w:sz w:val="18"/>
-              </w:rPr>
-              <w:t>10.8%</w:t>
-            </w:r>
-          </w:p>
-        </w:tc>
-        <w:tc>
-          <w:tcPr>
-            <w:tcW w:type="dxa" w:w="960"/>
-            <w:noWrap/>
-          </w:tcPr>
-          <w:p>
-            <w:pPr/>
-            <w:r>
-              <w:rPr>
-                <w:sz w:val="18"/>
-              </w:rPr>
-              <w:t>€8,018</w:t>
-            </w:r>
-          </w:p>
-        </w:tc>
-        <w:tc>
-          <w:tcPr>
-            <w:tcW w:type="dxa" w:w="960"/>
-            <w:noWrap/>
-          </w:tcPr>
-          <w:p>
-            <w:pPr/>
-            <w:r>
-              <w:rPr>
-                <w:sz w:val="18"/>
-              </w:rPr>
-              <w:t>9.4%</w:t>
-            </w:r>
-          </w:p>
-        </w:tc>
-        <w:tc>
-          <w:tcPr>
-            <w:tcW w:type="dxa" w:w="960"/>
-            <w:noWrap/>
-          </w:tcPr>
-          <w:p>
-            <w:pPr/>
-            <w:r>
-              <w:rPr>
-                <w:sz w:val="18"/>
-              </w:rPr>
-              <w:t>+€3,982</w:t>
-            </w:r>
-          </w:p>
-        </w:tc>
-      </w:tr>
-      <w:tr>
-        <w:tc>
-          <w:tcPr>
-            <w:tcW w:type="dxa" w:w="960"/>
-            <w:noWrap/>
-          </w:tcPr>
-          <w:p>
-            <w:pPr/>
-            <w:r>
-              <w:rPr>
-                <w:sz w:val="18"/>
-              </w:rPr>
-              <w:t>2004</w:t>
-            </w:r>
-          </w:p>
-        </w:tc>
-        <w:tc>
-          <w:tcPr>
-            <w:tcW w:type="dxa" w:w="960"/>
-            <w:noWrap/>
-          </w:tcPr>
-          <w:p>
-            <w:pPr/>
-            <w:r>
-              <w:rPr>
-                <w:sz w:val="18"/>
-              </w:rPr>
-              <w:t>22</w:t>
-            </w:r>
-          </w:p>
-        </w:tc>
-        <w:tc>
-          <w:tcPr>
-            <w:tcW w:type="dxa" w:w="960"/>
-            <w:noWrap/>
-          </w:tcPr>
-          <w:p>
-            <w:pPr/>
-            <w:r>
-              <w:rPr>
-                <w:sz w:val="18"/>
-              </w:rPr>
-              <w:t>€11,662</w:t>
-            </w:r>
-          </w:p>
-        </w:tc>
-        <w:tc>
-          <w:tcPr>
-            <w:tcW w:type="dxa" w:w="960"/>
-            <w:noWrap/>
-          </w:tcPr>
-          <w:p>
-            <w:pPr/>
-            <w:r>
-              <w:rPr>
-                <w:sz w:val="18"/>
-              </w:rPr>
-              <w:t>11.7%</w:t>
-            </w:r>
-          </w:p>
-        </w:tc>
-        <w:tc>
-          <w:tcPr>
-            <w:tcW w:type="dxa" w:w="960"/>
-            <w:noWrap/>
-          </w:tcPr>
-          <w:p>
-            <w:pPr/>
-            <w:r>
-              <w:rPr>
-                <w:sz w:val="18"/>
-              </w:rPr>
-              <w:t>€6,944</w:t>
-            </w:r>
-          </w:p>
-        </w:tc>
-        <w:tc>
-          <w:tcPr>
-            <w:tcW w:type="dxa" w:w="960"/>
-            <w:noWrap/>
-          </w:tcPr>
-          <w:p>
-            <w:pPr/>
-            <w:r>
-              <w:rPr>
-                <w:sz w:val="18"/>
-              </w:rPr>
-              <w:t>9.2%</w:t>
-            </w:r>
-          </w:p>
-        </w:tc>
-        <w:tc>
-          <w:tcPr>
-            <w:tcW w:type="dxa" w:w="960"/>
-            <w:noWrap/>
-          </w:tcPr>
-          <w:p>
-            <w:pPr/>
-            <w:r>
-              <w:rPr>
-                <w:sz w:val="18"/>
-              </w:rPr>
-              <w:t>€4,230</w:t>
-            </w:r>
-          </w:p>
-        </w:tc>
-        <w:tc>
-          <w:tcPr>
-            <w:tcW w:type="dxa" w:w="960"/>
-            <w:noWrap/>
-          </w:tcPr>
-          <w:p>
-            <w:pPr/>
-            <w:r>
-              <w:rPr>
-                <w:sz w:val="18"/>
-              </w:rPr>
-              <w:t>6.7%</w:t>
-            </w:r>
-          </w:p>
-        </w:tc>
-        <w:tc>
-          <w:tcPr>
-            <w:tcW w:type="dxa" w:w="960"/>
-            <w:noWrap/>
-          </w:tcPr>
-          <w:p>
-            <w:pPr/>
-            <w:r>
-              <w:rPr>
-                <w:sz w:val="18"/>
-              </w:rPr>
-              <w:t>+€4,718</w:t>
-            </w:r>
-          </w:p>
-        </w:tc>
-      </w:tr>
-      <w:tr>
-        <w:tc>
-          <w:tcPr>
-            <w:tcW w:type="dxa" w:w="960"/>
-            <w:noWrap/>
-          </w:tcPr>
-          <w:p>
-            <w:pPr/>
-            <w:r>
-              <w:rPr>
-                <w:sz w:val="18"/>
-              </w:rPr>
-              <w:t>2005</w:t>
-            </w:r>
-          </w:p>
-        </w:tc>
-        <w:tc>
-          <w:tcPr>
-            <w:tcW w:type="dxa" w:w="960"/>
-            <w:noWrap/>
-          </w:tcPr>
-          <w:p>
-            <w:pPr/>
-            <w:r>
-              <w:rPr>
-                <w:sz w:val="18"/>
-              </w:rPr>
-              <w:t>21</w:t>
-            </w:r>
-          </w:p>
-        </w:tc>
-        <w:tc>
-          <w:tcPr>
-            <w:tcW w:type="dxa" w:w="960"/>
-            <w:noWrap/>
-          </w:tcPr>
-          <w:p>
-            <w:pPr/>
-            <w:r>
-              <w:rPr>
-                <w:sz w:val="18"/>
-              </w:rPr>
-              <w:t>€10,565</w:t>
-            </w:r>
-          </w:p>
-        </w:tc>
-        <w:tc>
-          <w:tcPr>
-            <w:tcW w:type="dxa" w:w="960"/>
-            <w:noWrap/>
-          </w:tcPr>
-          <w:p>
-            <w:pPr/>
-            <w:r>
-              <w:rPr>
-                <w:sz w:val="18"/>
-              </w:rPr>
-              <w:t>11.8%</w:t>
-            </w:r>
-          </w:p>
-        </w:tc>
-        <w:tc>
-          <w:tcPr>
-            <w:tcW w:type="dxa" w:w="960"/>
-            <w:noWrap/>
-          </w:tcPr>
-          <w:p>
-            <w:pPr/>
-            <w:r>
-              <w:rPr>
-                <w:sz w:val="18"/>
-              </w:rPr>
-              <w:t>€6,230</w:t>
-            </w:r>
-          </w:p>
-        </w:tc>
-        <w:tc>
-          <w:tcPr>
-            <w:tcW w:type="dxa" w:w="960"/>
-            <w:noWrap/>
-          </w:tcPr>
-          <w:p>
-            <w:pPr/>
-            <w:r>
-              <w:rPr>
-                <w:sz w:val="18"/>
-              </w:rPr>
-              <w:t>9.1%</w:t>
-            </w:r>
-          </w:p>
-        </w:tc>
-        <w:tc>
-          <w:tcPr>
-            <w:tcW w:type="dxa" w:w="960"/>
-            <w:noWrap/>
-          </w:tcPr>
-          <w:p>
-            <w:pPr/>
-            <w:r>
-              <w:rPr>
-                <w:sz w:val="18"/>
-              </w:rPr>
-              <w:t>€3,668</w:t>
-            </w:r>
-          </w:p>
-        </w:tc>
-        <w:tc>
-          <w:tcPr>
-            <w:tcW w:type="dxa" w:w="960"/>
-            <w:noWrap/>
-          </w:tcPr>
-          <w:p>
-            <w:pPr/>
-            <w:r>
-              <w:rPr>
-                <w:sz w:val="18"/>
-              </w:rPr>
-              <w:t>6.3%</w:t>
-            </w:r>
-          </w:p>
-        </w:tc>
-        <w:tc>
-          <w:tcPr>
-            <w:tcW w:type="dxa" w:w="960"/>
-            <w:noWrap/>
-          </w:tcPr>
-          <w:p>
-            <w:pPr/>
-            <w:r>
-              <w:rPr>
-                <w:sz w:val="18"/>
-              </w:rPr>
-              <w:t>+€4,335</w:t>
-            </w:r>
-          </w:p>
-        </w:tc>
-      </w:tr>
-      <w:tr>
-        <w:tc>
-          <w:tcPr>
-            <w:tcW w:type="dxa" w:w="960"/>
-            <w:noWrap/>
-          </w:tcPr>
-          <w:p>
-            <w:pPr/>
-            <w:r>
-              <w:rPr>
-                <w:sz w:val="18"/>
-              </w:rPr>
-              <w:t>2006</w:t>
-            </w:r>
-          </w:p>
-        </w:tc>
-        <w:tc>
-          <w:tcPr>
-            <w:tcW w:type="dxa" w:w="960"/>
-            <w:noWrap/>
-          </w:tcPr>
-          <w:p>
-            <w:pPr/>
-            <w:r>
-              <w:rPr>
-                <w:sz w:val="18"/>
-              </w:rPr>
-              <w:t>20</w:t>
-            </w:r>
-          </w:p>
-        </w:tc>
-        <w:tc>
-          <w:tcPr>
-            <w:tcW w:type="dxa" w:w="960"/>
-            <w:noWrap/>
-          </w:tcPr>
-          <w:p>
-            <w:pPr/>
-            <w:r>
-              <w:rPr>
-                <w:sz w:val="18"/>
-              </w:rPr>
-              <w:t>€8,398</w:t>
-            </w:r>
-          </w:p>
-        </w:tc>
-        <w:tc>
-          <w:tcPr>
-            <w:tcW w:type="dxa" w:w="960"/>
-            <w:noWrap/>
-          </w:tcPr>
-          <w:p>
-            <w:pPr/>
-            <w:r>
-              <w:rPr>
-                <w:sz w:val="18"/>
-              </w:rPr>
-              <w:t>11.2%</w:t>
-            </w:r>
-          </w:p>
-        </w:tc>
-        <w:tc>
-          <w:tcPr>
-            <w:tcW w:type="dxa" w:w="960"/>
-            <w:noWrap/>
-          </w:tcPr>
-          <w:p>
-            <w:pPr/>
-            <w:r>
-              <w:rPr>
-                <w:sz w:val="18"/>
-              </w:rPr>
-              <w:t>€6,076</w:t>
-            </w:r>
-          </w:p>
-        </w:tc>
-        <w:tc>
-          <w:tcPr>
-            <w:tcW w:type="dxa" w:w="960"/>
-            <w:noWrap/>
-          </w:tcPr>
-          <w:p>
-            <w:pPr/>
-            <w:r>
-              <w:rPr>
-                <w:sz w:val="18"/>
-              </w:rPr>
-              <w:t>9.4%</w:t>
-            </w:r>
-          </w:p>
-        </w:tc>
-        <w:tc>
-          <w:tcPr>
-            <w:tcW w:type="dxa" w:w="960"/>
-            <w:noWrap/>
-          </w:tcPr>
-          <w:p>
-            <w:pPr/>
-            <w:r>
-              <w:rPr>
-                <w:sz w:val="18"/>
-              </w:rPr>
-              <w:t>€3,207</w:t>
-            </w:r>
-          </w:p>
-        </w:tc>
-        <w:tc>
-          <w:tcPr>
-            <w:tcW w:type="dxa" w:w="960"/>
-            <w:noWrap/>
-          </w:tcPr>
-          <w:p>
-            <w:pPr/>
-            <w:r>
-              <w:rPr>
-                <w:sz w:val="18"/>
-              </w:rPr>
-              <w:t>6.0%</w:t>
-            </w:r>
-          </w:p>
-        </w:tc>
-        <w:tc>
-          <w:tcPr>
-            <w:tcW w:type="dxa" w:w="960"/>
-            <w:noWrap/>
-          </w:tcPr>
-          <w:p>
-            <w:pPr/>
-            <w:r>
-              <w:rPr>
-                <w:sz w:val="18"/>
-              </w:rPr>
-              <w:t>+€2,322</w:t>
-            </w:r>
-          </w:p>
-        </w:tc>
-      </w:tr>
-      <w:tr>
-        <w:tc>
-          <w:tcPr>
-            <w:tcW w:type="dxa" w:w="960"/>
-            <w:noWrap/>
-          </w:tcPr>
-          <w:p>
-            <w:pPr/>
-            <w:r>
-              <w:rPr>
-                <w:sz w:val="18"/>
-              </w:rPr>
-              <w:t>2007</w:t>
-            </w:r>
-          </w:p>
-        </w:tc>
-        <w:tc>
-          <w:tcPr>
-            <w:tcW w:type="dxa" w:w="960"/>
-            <w:noWrap/>
-          </w:tcPr>
-          <w:p>
-            <w:pPr/>
-            <w:r>
-              <w:rPr>
-                <w:sz w:val="18"/>
-              </w:rPr>
-              <w:t>19</w:t>
-            </w:r>
-          </w:p>
-        </w:tc>
-        <w:tc>
-          <w:tcPr>
-            <w:tcW w:type="dxa" w:w="960"/>
-            <w:noWrap/>
-          </w:tcPr>
-          <w:p>
-            <w:pPr/>
-            <w:r>
-              <w:rPr>
-                <w:sz w:val="18"/>
-              </w:rPr>
-              <w:t>€6,878</w:t>
-            </w:r>
-          </w:p>
-        </w:tc>
-        <w:tc>
-          <w:tcPr>
-            <w:tcW w:type="dxa" w:w="960"/>
-            <w:noWrap/>
-          </w:tcPr>
-          <w:p>
-            <w:pPr/>
-            <w:r>
-              <w:rPr>
-                <w:sz w:val="18"/>
-              </w:rPr>
-              <w:t>10.6%</w:t>
-            </w:r>
-          </w:p>
-        </w:tc>
-        <w:tc>
-          <w:tcPr>
-            <w:tcW w:type="dxa" w:w="960"/>
-            <w:noWrap/>
-          </w:tcPr>
-          <w:p>
-            <w:pPr/>
-            <w:r>
-              <w:rPr>
-                <w:sz w:val="18"/>
-              </w:rPr>
-              <w:t>€4,997</w:t>
-            </w:r>
-          </w:p>
-        </w:tc>
-        <w:tc>
-          <w:tcPr>
-            <w:tcW w:type="dxa" w:w="960"/>
-            <w:noWrap/>
-          </w:tcPr>
-          <w:p>
-            <w:pPr/>
-            <w:r>
-              <w:rPr>
-                <w:sz w:val="18"/>
-              </w:rPr>
-              <w:t>8.8%</w:t>
-            </w:r>
-          </w:p>
-        </w:tc>
-        <w:tc>
-          <w:tcPr>
-            <w:tcW w:type="dxa" w:w="960"/>
-            <w:noWrap/>
-          </w:tcPr>
-          <w:p>
-            <w:pPr/>
-            <w:r>
-              <w:rPr>
-                <w:sz w:val="18"/>
-              </w:rPr>
-              <w:t>€2,395</w:t>
-            </w:r>
-          </w:p>
-        </w:tc>
-        <w:tc>
-          <w:tcPr>
-            <w:tcW w:type="dxa" w:w="960"/>
-            <w:noWrap/>
-          </w:tcPr>
-          <w:p>
-            <w:pPr/>
-            <w:r>
-              <w:rPr>
-                <w:sz w:val="18"/>
-              </w:rPr>
-              <w:t>4.7%</w:t>
-            </w:r>
-          </w:p>
-        </w:tc>
-        <w:tc>
-          <w:tcPr>
-            <w:tcW w:type="dxa" w:w="960"/>
-            <w:noWrap/>
-          </w:tcPr>
-          <w:p>
-            <w:pPr/>
-            <w:r>
-              <w:rPr>
-                <w:sz w:val="18"/>
-              </w:rPr>
-              <w:t>+€1,880</w:t>
-            </w:r>
-          </w:p>
-        </w:tc>
-      </w:tr>
-      <w:tr>
-        <w:tc>
-          <w:tcPr>
-            <w:tcW w:type="dxa" w:w="960"/>
-            <w:noWrap/>
-          </w:tcPr>
-          <w:p>
-            <w:pPr/>
             <w:r>
               <w:rPr>
                 <w:color w:val="CC0000"/>
@@ -1419,7 +1338,6 @@
             <w:noWrap/>
           </w:tcPr>
           <w:p>
-            <w:pPr/>
             <w:r>
               <w:rPr>
                 <w:color w:val="CC0000"/>
@@ -1435,13 +1353,12 @@
             <w:noWrap/>
           </w:tcPr>
           <w:p>
-            <w:pPr/>
             <w:r>
               <w:rPr>
                 <w:color w:val="CC0000"/>
                 <w:sz w:val="18"/>
               </w:rPr>
-              <w:t>€4,234</w:t>
+              <w:t>€7,108</w:t>
             </w:r>
           </w:p>
         </w:tc>
@@ -1451,7 +1368,340 @@
             <w:noWrap/>
           </w:tcPr>
           <w:p>
-            <w:pPr/>
+            <w:r>
+              <w:rPr>
+                <w:color w:val="CC0000"/>
+                <w:sz w:val="18"/>
+              </w:rPr>
+              <w:t>11.4%</w:t>
+            </w:r>
+          </w:p>
+        </w:tc>
+        <w:tc>
+          <w:tcPr>
+            <w:tcW w:type="dxa" w:w="960"/>
+            <w:noWrap/>
+          </w:tcPr>
+          <w:p>
+            <w:r>
+              <w:rPr>
+                <w:color w:val="CC0000"/>
+                <w:sz w:val="18"/>
+              </w:rPr>
+              <w:t>€7,390</w:t>
+            </w:r>
+          </w:p>
+        </w:tc>
+        <w:tc>
+          <w:tcPr>
+            <w:tcW w:type="dxa" w:w="960"/>
+            <w:noWrap/>
+          </w:tcPr>
+          <w:p>
+            <w:r>
+              <w:rPr>
+                <w:color w:val="CC0000"/>
+                <w:sz w:val="18"/>
+              </w:rPr>
+              <w:t>11.7%</w:t>
+            </w:r>
+          </w:p>
+        </w:tc>
+        <w:tc>
+          <w:tcPr>
+            <w:tcW w:type="dxa" w:w="960"/>
+            <w:noWrap/>
+          </w:tcPr>
+          <w:p>
+            <w:r>
+              <w:rPr>
+                <w:color w:val="CC0000"/>
+                <w:sz w:val="18"/>
+              </w:rPr>
+              <w:t>€2,975</w:t>
+            </w:r>
+          </w:p>
+        </w:tc>
+        <w:tc>
+          <w:tcPr>
+            <w:tcW w:type="dxa" w:w="960"/>
+            <w:noWrap/>
+          </w:tcPr>
+          <w:p>
+            <w:r>
+              <w:rPr>
+                <w:color w:val="CC0000"/>
+                <w:sz w:val="18"/>
+              </w:rPr>
+              <w:t>6.2%</w:t>
+            </w:r>
+          </w:p>
+        </w:tc>
+        <w:tc>
+          <w:tcPr>
+            <w:tcW w:type="dxa" w:w="960"/>
+            <w:noWrap/>
+          </w:tcPr>
+          <w:p>
+            <w:r>
+              <w:rPr>
+                <w:color w:val="CC0000"/>
+                <w:sz w:val="18"/>
+              </w:rPr>
+              <w:t>€-282</w:t>
+            </w:r>
+          </w:p>
+        </w:tc>
+      </w:tr>
+      <w:tr>
+        <w:tc>
+          <w:tcPr>
+            <w:tcW w:type="dxa" w:w="960"/>
+            <w:noWrap/>
+          </w:tcPr>
+          <w:p>
+            <w:r>
+              <w:rPr>
+                <w:color w:val="CC0000"/>
+                <w:sz w:val="18"/>
+              </w:rPr>
+              <w:t>2009</w:t>
+            </w:r>
+          </w:p>
+        </w:tc>
+        <w:tc>
+          <w:tcPr>
+            <w:tcW w:type="dxa" w:w="960"/>
+            <w:noWrap/>
+          </w:tcPr>
+          <w:p>
+            <w:r>
+              <w:rPr>
+                <w:color w:val="CC0000"/>
+                <w:sz w:val="18"/>
+              </w:rPr>
+              <w:t>17</w:t>
+            </w:r>
+          </w:p>
+        </w:tc>
+        <w:tc>
+          <w:tcPr>
+            <w:tcW w:type="dxa" w:w="960"/>
+            <w:noWrap/>
+          </w:tcPr>
+          <w:p>
+            <w:r>
+              <w:rPr>
+                <w:color w:val="CC0000"/>
+                <w:sz w:val="18"/>
+              </w:rPr>
+              <w:t>€6,096</w:t>
+            </w:r>
+          </w:p>
+        </w:tc>
+        <w:tc>
+          <w:tcPr>
+            <w:tcW w:type="dxa" w:w="960"/>
+            <w:noWrap/>
+          </w:tcPr>
+          <w:p>
+            <w:r>
+              <w:rPr>
+                <w:color w:val="CC0000"/>
+                <w:sz w:val="18"/>
+              </w:rPr>
+              <w:t>11.1%</w:t>
+            </w:r>
+          </w:p>
+        </w:tc>
+        <w:tc>
+          <w:tcPr>
+            <w:tcW w:type="dxa" w:w="960"/>
+            <w:noWrap/>
+          </w:tcPr>
+          <w:p>
+            <w:r>
+              <w:rPr>
+                <w:color w:val="CC0000"/>
+                <w:sz w:val="18"/>
+              </w:rPr>
+              <w:t>€10,304</w:t>
+            </w:r>
+          </w:p>
+        </w:tc>
+        <w:tc>
+          <w:tcPr>
+            <w:tcW w:type="dxa" w:w="960"/>
+            <w:noWrap/>
+          </w:tcPr>
+          <w:p>
+            <w:r>
+              <w:rPr>
+                <w:color w:val="CC0000"/>
+                <w:sz w:val="18"/>
+              </w:rPr>
+              <w:t>14.6%</w:t>
+            </w:r>
+          </w:p>
+        </w:tc>
+        <w:tc>
+          <w:tcPr>
+            <w:tcW w:type="dxa" w:w="960"/>
+            <w:noWrap/>
+          </w:tcPr>
+          <w:p>
+            <w:r>
+              <w:rPr>
+                <w:color w:val="CC0000"/>
+                <w:sz w:val="18"/>
+              </w:rPr>
+              <w:t>€4,592</w:t>
+            </w:r>
+          </w:p>
+        </w:tc>
+        <w:tc>
+          <w:tcPr>
+            <w:tcW w:type="dxa" w:w="960"/>
+            <w:noWrap/>
+          </w:tcPr>
+          <w:p>
+            <w:r>
+              <w:rPr>
+                <w:color w:val="CC0000"/>
+                <w:sz w:val="18"/>
+              </w:rPr>
+              <w:t>9.3%</w:t>
+            </w:r>
+          </w:p>
+        </w:tc>
+        <w:tc>
+          <w:tcPr>
+            <w:tcW w:type="dxa" w:w="960"/>
+            <w:noWrap/>
+          </w:tcPr>
+          <w:p>
+            <w:r>
+              <w:rPr>
+                <w:color w:val="CC0000"/>
+                <w:sz w:val="18"/>
+              </w:rPr>
+              <w:t>€-4,208</w:t>
+            </w:r>
+          </w:p>
+        </w:tc>
+      </w:tr>
+      <w:tr>
+        <w:tc>
+          <w:tcPr>
+            <w:tcW w:type="dxa" w:w="960"/>
+            <w:noWrap/>
+          </w:tcPr>
+          <w:p>
+            <w:r>
+              <w:rPr>
+                <w:color w:val="CC0000"/>
+                <w:sz w:val="18"/>
+              </w:rPr>
+              <w:t>2010</w:t>
+            </w:r>
+          </w:p>
+        </w:tc>
+        <w:tc>
+          <w:tcPr>
+            <w:tcW w:type="dxa" w:w="960"/>
+            <w:noWrap/>
+          </w:tcPr>
+          <w:p>
+            <w:r>
+              <w:rPr>
+                <w:color w:val="CC0000"/>
+                <w:sz w:val="18"/>
+              </w:rPr>
+              <w:t>16</w:t>
+            </w:r>
+          </w:p>
+        </w:tc>
+        <w:tc>
+          <w:tcPr>
+            <w:tcW w:type="dxa" w:w="960"/>
+            <w:noWrap/>
+          </w:tcPr>
+          <w:p>
+            <w:r>
+              <w:rPr>
+                <w:color w:val="CC0000"/>
+                <w:sz w:val="18"/>
+              </w:rPr>
+              <w:t>€5,688</w:t>
+            </w:r>
+          </w:p>
+        </w:tc>
+        <w:tc>
+          <w:tcPr>
+            <w:tcW w:type="dxa" w:w="960"/>
+            <w:noWrap/>
+          </w:tcPr>
+          <w:p>
+            <w:r>
+              <w:rPr>
+                <w:color w:val="CC0000"/>
+                <w:sz w:val="18"/>
+              </w:rPr>
+              <w:t>11.4%</w:t>
+            </w:r>
+          </w:p>
+        </w:tc>
+        <w:tc>
+          <w:tcPr>
+            <w:tcW w:type="dxa" w:w="960"/>
+            <w:noWrap/>
+          </w:tcPr>
+          <w:p>
+            <w:r>
+              <w:rPr>
+                <w:color w:val="CC0000"/>
+                <w:sz w:val="18"/>
+              </w:rPr>
+              <w:t>€8,467</w:t>
+            </w:r>
+          </w:p>
+        </w:tc>
+        <w:tc>
+          <w:tcPr>
+            <w:tcW w:type="dxa" w:w="960"/>
+            <w:noWrap/>
+          </w:tcPr>
+          <w:p>
+            <w:r>
+              <w:rPr>
+                <w:color w:val="CC0000"/>
+                <w:sz w:val="18"/>
+              </w:rPr>
+              <w:t>14.2%</w:t>
+            </w:r>
+          </w:p>
+        </w:tc>
+        <w:tc>
+          <w:tcPr>
+            <w:tcW w:type="dxa" w:w="960"/>
+            <w:noWrap/>
+          </w:tcPr>
+          <w:p>
+            <w:r>
+              <w:rPr>
+                <w:color w:val="CC0000"/>
+                <w:sz w:val="18"/>
+              </w:rPr>
+              <w:t>€3,593</w:t>
+            </w:r>
+          </w:p>
+        </w:tc>
+        <w:tc>
+          <w:tcPr>
+            <w:tcW w:type="dxa" w:w="960"/>
+            <w:noWrap/>
+          </w:tcPr>
+          <w:p>
             <w:r>
               <w:rPr>
                 <w:color w:val="CC0000"/>
@@ -1467,77 +1717,12 @@
             <w:noWrap/>
           </w:tcPr>
           <w:p>
-            <w:pPr/>
             <w:r>
               <w:rPr>
                 <w:color w:val="CC0000"/>
                 <w:sz w:val="18"/>
               </w:rPr>
-              <w:t>€4,476</w:t>
-            </w:r>
-          </w:p>
-        </w:tc>
-        <w:tc>
-          <w:tcPr>
-            <w:tcW w:type="dxa" w:w="960"/>
-            <w:noWrap/>
-          </w:tcPr>
-          <w:p>
-            <w:pPr/>
-            <w:r>
-              <w:rPr>
-                <w:color w:val="CC0000"/>
-                <w:sz w:val="18"/>
-              </w:rPr>
-              <w:t>8.6%</w:t>
-            </w:r>
-          </w:p>
-        </w:tc>
-        <w:tc>
-          <w:tcPr>
-            <w:tcW w:type="dxa" w:w="960"/>
-            <w:noWrap/>
-          </w:tcPr>
-          <w:p>
-            <w:pPr/>
-            <w:r>
-              <w:rPr>
-                <w:color w:val="CC0000"/>
-                <w:sz w:val="18"/>
-              </w:rPr>
-              <w:t>€1,847</w:t>
-            </w:r>
-          </w:p>
-        </w:tc>
-        <w:tc>
-          <w:tcPr>
-            <w:tcW w:type="dxa" w:w="960"/>
-            <w:noWrap/>
-          </w:tcPr>
-          <w:p>
-            <w:pPr/>
-            <w:r>
-              <w:rPr>
-                <w:color w:val="CC0000"/>
-                <w:sz w:val="18"/>
-              </w:rPr>
-              <w:t>3.4%</w:t>
-            </w:r>
-          </w:p>
-        </w:tc>
-        <w:tc>
-          <w:tcPr>
-            <w:tcW w:type="dxa" w:w="960"/>
-            <w:noWrap/>
-          </w:tcPr>
-          <w:p>
-            <w:pPr/>
-            <w:r>
-              <w:rPr>
-                <w:color w:val="CC0000"/>
-                <w:sz w:val="18"/>
-              </w:rPr>
-              <w:t>€-243</w:t>
+              <w:t>€-2,779</w:t>
             </w:r>
           </w:p>
         </w:tc>
@@ -1549,299 +1734,6 @@
             <w:noWrap/>
           </w:tcPr>
           <w:p>
-            <w:pPr/>
-            <w:r>
-              <w:rPr>
-                <w:color w:val="CC0000"/>
-                <w:sz w:val="18"/>
-              </w:rPr>
-              <w:t>2009</w:t>
-            </w:r>
-          </w:p>
-        </w:tc>
-        <w:tc>
-          <w:tcPr>
-            <w:tcW w:type="dxa" w:w="960"/>
-            <w:noWrap/>
-          </w:tcPr>
-          <w:p>
-            <w:pPr/>
-            <w:r>
-              <w:rPr>
-                <w:color w:val="CC0000"/>
-                <w:sz w:val="18"/>
-              </w:rPr>
-              <w:t>17</w:t>
-            </w:r>
-          </w:p>
-        </w:tc>
-        <w:tc>
-          <w:tcPr>
-            <w:tcW w:type="dxa" w:w="960"/>
-            <w:noWrap/>
-          </w:tcPr>
-          <w:p>
-            <w:pPr/>
-            <w:r>
-              <w:rPr>
-                <w:color w:val="CC0000"/>
-                <w:sz w:val="18"/>
-              </w:rPr>
-              <w:t>€4,888</w:t>
-            </w:r>
-          </w:p>
-        </w:tc>
-        <w:tc>
-          <w:tcPr>
-            <w:tcW w:type="dxa" w:w="960"/>
-            <w:noWrap/>
-          </w:tcPr>
-          <w:p>
-            <w:pPr/>
-            <w:r>
-              <w:rPr>
-                <w:color w:val="CC0000"/>
-                <w:sz w:val="18"/>
-              </w:rPr>
-              <w:t>9.7%</w:t>
-            </w:r>
-          </w:p>
-        </w:tc>
-        <w:tc>
-          <w:tcPr>
-            <w:tcW w:type="dxa" w:w="960"/>
-            <w:noWrap/>
-          </w:tcPr>
-          <w:p>
-            <w:pPr/>
-            <w:r>
-              <w:rPr>
-                <w:color w:val="CC0000"/>
-                <w:sz w:val="18"/>
-              </w:rPr>
-              <w:t>€8,298</w:t>
-            </w:r>
-          </w:p>
-        </w:tc>
-        <w:tc>
-          <w:tcPr>
-            <w:tcW w:type="dxa" w:w="960"/>
-            <w:noWrap/>
-          </w:tcPr>
-          <w:p>
-            <w:pPr/>
-            <w:r>
-              <w:rPr>
-                <w:color w:val="CC0000"/>
-                <w:sz w:val="18"/>
-              </w:rPr>
-              <w:t>13.2%</w:t>
-            </w:r>
-          </w:p>
-        </w:tc>
-        <w:tc>
-          <w:tcPr>
-            <w:tcW w:type="dxa" w:w="960"/>
-            <w:noWrap/>
-          </w:tcPr>
-          <w:p>
-            <w:pPr/>
-            <w:r>
-              <w:rPr>
-                <w:color w:val="CC0000"/>
-                <w:sz w:val="18"/>
-              </w:rPr>
-              <w:t>€3,718</w:t>
-            </w:r>
-          </w:p>
-        </w:tc>
-        <w:tc>
-          <w:tcPr>
-            <w:tcW w:type="dxa" w:w="960"/>
-            <w:noWrap/>
-          </w:tcPr>
-          <w:p>
-            <w:pPr/>
-            <w:r>
-              <w:rPr>
-                <w:color w:val="CC0000"/>
-                <w:sz w:val="18"/>
-              </w:rPr>
-              <w:t>8.0%</w:t>
-            </w:r>
-          </w:p>
-        </w:tc>
-        <w:tc>
-          <w:tcPr>
-            <w:tcW w:type="dxa" w:w="960"/>
-            <w:noWrap/>
-          </w:tcPr>
-          <w:p>
-            <w:pPr/>
-            <w:r>
-              <w:rPr>
-                <w:color w:val="CC0000"/>
-                <w:sz w:val="18"/>
-              </w:rPr>
-              <w:t>€-3,410</w:t>
-            </w:r>
-          </w:p>
-        </w:tc>
-      </w:tr>
-      <w:tr>
-        <w:tc>
-          <w:tcPr>
-            <w:tcW w:type="dxa" w:w="960"/>
-            <w:noWrap/>
-          </w:tcPr>
-          <w:p>
-            <w:pPr/>
-            <w:r>
-              <w:rPr>
-                <w:color w:val="CC0000"/>
-                <w:sz w:val="18"/>
-              </w:rPr>
-              <w:t>2010</w:t>
-            </w:r>
-          </w:p>
-        </w:tc>
-        <w:tc>
-          <w:tcPr>
-            <w:tcW w:type="dxa" w:w="960"/>
-            <w:noWrap/>
-          </w:tcPr>
-          <w:p>
-            <w:pPr/>
-            <w:r>
-              <w:rPr>
-                <w:color w:val="CC0000"/>
-                <w:sz w:val="18"/>
-              </w:rPr>
-              <w:t>16</w:t>
-            </w:r>
-          </w:p>
-        </w:tc>
-        <w:tc>
-          <w:tcPr>
-            <w:tcW w:type="dxa" w:w="960"/>
-            <w:noWrap/>
-          </w:tcPr>
-          <w:p>
-            <w:pPr/>
-            <w:r>
-              <w:rPr>
-                <w:color w:val="CC0000"/>
-                <w:sz w:val="18"/>
-              </w:rPr>
-              <w:t>€3,840</w:t>
-            </w:r>
-          </w:p>
-        </w:tc>
-        <w:tc>
-          <w:tcPr>
-            <w:tcW w:type="dxa" w:w="960"/>
-            <w:noWrap/>
-          </w:tcPr>
-          <w:p>
-            <w:pPr/>
-            <w:r>
-              <w:rPr>
-                <w:color w:val="CC0000"/>
-                <w:sz w:val="18"/>
-              </w:rPr>
-              <w:t>8.7%</w:t>
-            </w:r>
-          </w:p>
-        </w:tc>
-        <w:tc>
-          <w:tcPr>
-            <w:tcW w:type="dxa" w:w="960"/>
-            <w:noWrap/>
-          </w:tcPr>
-          <w:p>
-            <w:pPr/>
-            <w:r>
-              <w:rPr>
-                <w:color w:val="CC0000"/>
-                <w:sz w:val="18"/>
-              </w:rPr>
-              <w:t>€5,777</w:t>
-            </w:r>
-          </w:p>
-        </w:tc>
-        <w:tc>
-          <w:tcPr>
-            <w:tcW w:type="dxa" w:w="960"/>
-            <w:noWrap/>
-          </w:tcPr>
-          <w:p>
-            <w:pPr/>
-            <w:r>
-              <w:rPr>
-                <w:color w:val="CC0000"/>
-                <w:sz w:val="18"/>
-              </w:rPr>
-              <w:t>11.5%</w:t>
-            </w:r>
-          </w:p>
-        </w:tc>
-        <w:tc>
-          <w:tcPr>
-            <w:tcW w:type="dxa" w:w="960"/>
-            <w:noWrap/>
-          </w:tcPr>
-          <w:p>
-            <w:pPr/>
-            <w:r>
-              <w:rPr>
-                <w:color w:val="CC0000"/>
-                <w:sz w:val="18"/>
-              </w:rPr>
-              <w:t>€2,486</w:t>
-            </w:r>
-          </w:p>
-        </w:tc>
-        <w:tc>
-          <w:tcPr>
-            <w:tcW w:type="dxa" w:w="960"/>
-            <w:noWrap/>
-          </w:tcPr>
-          <w:p>
-            <w:pPr/>
-            <w:r>
-              <w:rPr>
-                <w:color w:val="CC0000"/>
-                <w:sz w:val="18"/>
-              </w:rPr>
-              <w:t>5.8%</w:t>
-            </w:r>
-          </w:p>
-        </w:tc>
-        <w:tc>
-          <w:tcPr>
-            <w:tcW w:type="dxa" w:w="960"/>
-            <w:noWrap/>
-          </w:tcPr>
-          <w:p>
-            <w:pPr/>
-            <w:r>
-              <w:rPr>
-                <w:color w:val="CC0000"/>
-                <w:sz w:val="18"/>
-              </w:rPr>
-              <w:t>€-1,936</w:t>
-            </w:r>
-          </w:p>
-        </w:tc>
-      </w:tr>
-      <w:tr>
-        <w:tc>
-          <w:tcPr>
-            <w:tcW w:type="dxa" w:w="960"/>
-            <w:noWrap/>
-          </w:tcPr>
-          <w:p>
-            <w:pPr/>
             <w:r>
               <w:rPr>
                 <w:color w:val="CC0000"/>
@@ -1857,7 +1749,6 @@
             <w:noWrap/>
           </w:tcPr>
           <w:p>
-            <w:pPr/>
             <w:r>
               <w:rPr>
                 <w:color w:val="CC0000"/>
@@ -1873,13 +1764,12 @@
             <w:noWrap/>
           </w:tcPr>
           <w:p>
-            <w:pPr/>
             <w:r>
               <w:rPr>
                 <w:color w:val="CC0000"/>
                 <w:sz w:val="18"/>
               </w:rPr>
-              <w:t>€3,181</w:t>
+              <w:t>€4,528</w:t>
             </w:r>
           </w:p>
         </w:tc>
@@ -1889,13 +1779,12 @@
             <w:noWrap/>
           </w:tcPr>
           <w:p>
-            <w:pPr/>
             <w:r>
               <w:rPr>
                 <w:color w:val="CC0000"/>
                 <w:sz w:val="18"/>
               </w:rPr>
-              <w:t>8.0%</w:t>
+              <w:t>10.5%</w:t>
             </w:r>
           </w:p>
         </w:tc>
@@ -1905,13 +1794,12 @@
             <w:noWrap/>
           </w:tcPr>
           <w:p>
-            <w:pPr/>
             <w:r>
               <w:rPr>
                 <w:color w:val="CC0000"/>
                 <w:sz w:val="18"/>
               </w:rPr>
-              <w:t>€4,853</w:t>
+              <w:t>€6,830</w:t>
             </w:r>
           </w:p>
         </w:tc>
@@ -1921,13 +1809,12 @@
             <w:noWrap/>
           </w:tcPr>
           <w:p>
-            <w:pPr/>
             <w:r>
               <w:rPr>
                 <w:color w:val="CC0000"/>
                 <w:sz w:val="18"/>
               </w:rPr>
-              <w:t>11.0%</w:t>
+              <w:t>13.6%</w:t>
             </w:r>
           </w:p>
         </w:tc>
@@ -1937,13 +1824,12 @@
             <w:noWrap/>
           </w:tcPr>
           <w:p>
-            <w:pPr/>
             <w:r>
               <w:rPr>
                 <w:color w:val="CC0000"/>
                 <w:sz w:val="18"/>
               </w:rPr>
-              <w:t>€2,082</w:t>
+              <w:t>€2,886</w:t>
             </w:r>
           </w:p>
         </w:tc>
@@ -1953,13 +1839,12 @@
             <w:noWrap/>
           </w:tcPr>
           <w:p>
-            <w:pPr/>
             <w:r>
               <w:rPr>
                 <w:color w:val="CC0000"/>
                 <w:sz w:val="18"/>
               </w:rPr>
-              <w:t>5.0%</w:t>
+              <w:t>7.3%</w:t>
             </w:r>
           </w:p>
         </w:tc>
@@ -1969,13 +1854,12 @@
             <w:noWrap/>
           </w:tcPr>
           <w:p>
-            <w:pPr/>
             <w:r>
               <w:rPr>
                 <w:color w:val="CC0000"/>
                 <w:sz w:val="18"/>
               </w:rPr>
-              <w:t>€-1,672</w:t>
+              <w:t>€-2,302</w:t>
             </w:r>
           </w:p>
         </w:tc>
@@ -1987,7 +1871,6 @@
             <w:noWrap/>
           </w:tcPr>
           <w:p>
-            <w:pPr/>
             <w:r>
               <w:rPr>
                 <w:color w:val="CC0000"/>
@@ -2003,7 +1886,6 @@
             <w:noWrap/>
           </w:tcPr>
           <w:p>
-            <w:pPr/>
             <w:r>
               <w:rPr>
                 <w:color w:val="CC0000"/>
@@ -2019,13 +1901,12 @@
             <w:noWrap/>
           </w:tcPr>
           <w:p>
-            <w:pPr/>
             <w:r>
               <w:rPr>
                 <w:color w:val="CC0000"/>
                 <w:sz w:val="18"/>
               </w:rPr>
-              <w:t>€2,537</w:t>
+              <w:t>€3,344</w:t>
             </w:r>
           </w:p>
         </w:tc>
@@ -2035,13 +1916,12 @@
             <w:noWrap/>
           </w:tcPr>
           <w:p>
-            <w:pPr/>
             <w:r>
               <w:rPr>
                 <w:color w:val="CC0000"/>
                 <w:sz w:val="18"/>
               </w:rPr>
-              <w:t>6.8%</w:t>
+              <w:t>8.9%</w:t>
             </w:r>
           </w:p>
         </w:tc>
@@ -2051,13 +1931,12 @@
             <w:noWrap/>
           </w:tcPr>
           <w:p>
-            <w:pPr/>
             <w:r>
               <w:rPr>
                 <w:color w:val="CC0000"/>
                 <w:sz w:val="18"/>
               </w:rPr>
-              <w:t>€4,840</w:t>
+              <w:t>€6,321</w:t>
             </w:r>
           </w:p>
         </w:tc>
@@ -2067,13 +1946,12 @@
             <w:noWrap/>
           </w:tcPr>
           <w:p>
-            <w:pPr/>
             <w:r>
               <w:rPr>
                 <w:color w:val="CC0000"/>
                 <w:sz w:val="18"/>
               </w:rPr>
-              <w:t>11.8%</w:t>
+              <w:t>14.0%</w:t>
             </w:r>
           </w:p>
         </w:tc>
@@ -2083,13 +1961,12 @@
             <w:noWrap/>
           </w:tcPr>
           <w:p>
-            <w:pPr/>
             <w:r>
               <w:rPr>
                 <w:color w:val="CC0000"/>
                 <w:sz w:val="18"/>
               </w:rPr>
-              <w:t>€2,430</w:t>
+              <w:t>€3,145</w:t>
             </w:r>
           </w:p>
         </w:tc>
@@ -2099,13 +1976,12 @@
             <w:noWrap/>
           </w:tcPr>
           <w:p>
-            <w:pPr/>
             <w:r>
               <w:rPr>
                 <w:color w:val="CC0000"/>
                 <w:sz w:val="18"/>
               </w:rPr>
-              <w:t>6.5%</w:t>
+              <w:t>8.5%</w:t>
             </w:r>
           </w:p>
         </w:tc>
@@ -2115,13 +1991,12 @@
             <w:noWrap/>
           </w:tcPr>
           <w:p>
-            <w:pPr/>
             <w:r>
               <w:rPr>
                 <w:color w:val="CC0000"/>
                 <w:sz w:val="18"/>
               </w:rPr>
-              <w:t>€-2,303</w:t>
+              <w:t>€-2,977</w:t>
             </w:r>
           </w:p>
         </w:tc>
@@ -2133,7 +2008,6 @@
             <w:noWrap/>
           </w:tcPr>
           <w:p>
-            <w:pPr/>
             <w:r>
               <w:rPr>
                 <w:color w:val="CC0000"/>
@@ -2149,7 +2023,6 @@
             <w:noWrap/>
           </w:tcPr>
           <w:p>
-            <w:pPr/>
             <w:r>
               <w:rPr>
                 <w:color w:val="CC0000"/>
@@ -2165,13 +2038,12 @@
             <w:noWrap/>
           </w:tcPr>
           <w:p>
-            <w:pPr/>
             <w:r>
               <w:rPr>
                 <w:color w:val="CC0000"/>
                 <w:sz w:val="18"/>
               </w:rPr>
-              <w:t>€2,582</w:t>
+              <w:t>€3,599</w:t>
             </w:r>
           </w:p>
         </w:tc>
@@ -2181,13 +2053,12 @@
             <w:noWrap/>
           </w:tcPr>
           <w:p>
-            <w:pPr/>
             <w:r>
               <w:rPr>
                 <w:color w:val="CC0000"/>
                 <w:sz w:val="18"/>
               </w:rPr>
-              <w:t>7.5%</w:t>
+              <w:t>10.3%</w:t>
             </w:r>
           </w:p>
         </w:tc>
@@ -2197,13 +2068,12 @@
             <w:noWrap/>
           </w:tcPr>
           <w:p>
-            <w:pPr/>
             <w:r>
               <w:rPr>
                 <w:color w:val="CC0000"/>
                 <w:sz w:val="18"/>
               </w:rPr>
-              <w:t>€4,061</w:t>
+              <w:t>€5,588</w:t>
             </w:r>
           </w:p>
         </w:tc>
@@ -2213,13 +2083,12 @@
             <w:noWrap/>
           </w:tcPr>
           <w:p>
-            <w:pPr/>
             <w:r>
               <w:rPr>
                 <w:color w:val="CC0000"/>
                 <w:sz w:val="18"/>
               </w:rPr>
-              <w:t>11.3%</w:t>
+              <w:t>14.0%</w:t>
             </w:r>
           </w:p>
         </w:tc>
@@ -2229,13 +2098,12 @@
             <w:noWrap/>
           </w:tcPr>
           <w:p>
-            <w:pPr/>
             <w:r>
               <w:rPr>
                 <w:color w:val="CC0000"/>
                 <w:sz w:val="18"/>
               </w:rPr>
-              <w:t>€1,948</w:t>
+              <w:t>€2,643</w:t>
             </w:r>
           </w:p>
         </w:tc>
@@ -2245,13 +2113,12 @@
             <w:noWrap/>
           </w:tcPr>
           <w:p>
-            <w:pPr/>
             <w:r>
               <w:rPr>
                 <w:color w:val="CC0000"/>
                 <w:sz w:val="18"/>
               </w:rPr>
-              <w:t>5.2%</w:t>
+              <w:t>7.7%</w:t>
             </w:r>
           </w:p>
         </w:tc>
@@ -2261,13 +2128,12 @@
             <w:noWrap/>
           </w:tcPr>
           <w:p>
-            <w:pPr/>
             <w:r>
               <w:rPr>
                 <w:color w:val="CC0000"/>
                 <w:sz w:val="18"/>
               </w:rPr>
-              <w:t>€-1,479</w:t>
+              <w:t>€-1,989</w:t>
             </w:r>
           </w:p>
         </w:tc>
@@ -2279,7 +2145,6 @@
             <w:noWrap/>
           </w:tcPr>
           <w:p>
-            <w:pPr/>
             <w:r>
               <w:rPr>
                 <w:sz w:val="18"/>
@@ -2294,7 +2159,6 @@
             <w:noWrap/>
           </w:tcPr>
           <w:p>
-            <w:pPr/>
             <w:r>
               <w:rPr>
                 <w:sz w:val="18"/>
@@ -2309,12 +2173,11 @@
             <w:noWrap/>
           </w:tcPr>
           <w:p>
-            <w:pPr/>
             <w:r>
               <w:rPr>
                 <w:sz w:val="18"/>
               </w:rPr>
-              <w:t>€3,466</w:t>
+              <w:t>€4,807</w:t>
             </w:r>
           </w:p>
         </w:tc>
@@ -2324,12 +2187,11 @@
             <w:noWrap/>
           </w:tcPr>
           <w:p>
-            <w:pPr/>
             <w:r>
               <w:rPr>
                 <w:sz w:val="18"/>
               </w:rPr>
-              <w:t>10.8%</w:t>
+              <w:t>13.8%</w:t>
             </w:r>
           </w:p>
         </w:tc>
@@ -2339,12 +2201,11 @@
             <w:noWrap/>
           </w:tcPr>
           <w:p>
-            <w:pPr/>
             <w:r>
               <w:rPr>
                 <w:sz w:val="18"/>
               </w:rPr>
-              <w:t>€3,382</w:t>
+              <w:t>€4,620</w:t>
             </w:r>
           </w:p>
         </w:tc>
@@ -2354,12 +2215,11 @@
             <w:noWrap/>
           </w:tcPr>
           <w:p>
-            <w:pPr/>
             <w:r>
               <w:rPr>
                 <w:sz w:val="18"/>
               </w:rPr>
-              <w:t>10.6%</w:t>
+              <w:t>13.5%</w:t>
             </w:r>
           </w:p>
         </w:tc>
@@ -2369,12 +2229,11 @@
             <w:noWrap/>
           </w:tcPr>
           <w:p>
-            <w:pPr/>
             <w:r>
               <w:rPr>
                 <w:sz w:val="18"/>
               </w:rPr>
-              <w:t>€1,666</w:t>
+              <w:t>€2,239</w:t>
             </w:r>
           </w:p>
         </w:tc>
@@ -2384,12 +2243,11 @@
             <w:noWrap/>
           </w:tcPr>
           <w:p>
-            <w:pPr/>
             <w:r>
               <w:rPr>
                 <w:sz w:val="18"/>
               </w:rPr>
-              <w:t>4.3%</w:t>
+              <w:t>6.9%</w:t>
             </w:r>
           </w:p>
         </w:tc>
@@ -2399,12 +2257,11 @@
             <w:noWrap/>
           </w:tcPr>
           <w:p>
-            <w:pPr/>
             <w:r>
               <w:rPr>
                 <w:sz w:val="18"/>
               </w:rPr>
-              <w:t>+€83</w:t>
+              <w:t>+€187</w:t>
             </w:r>
           </w:p>
         </w:tc>
@@ -2416,7 +2273,6 @@
             <w:noWrap/>
           </w:tcPr>
           <w:p>
-            <w:pPr/>
             <w:r>
               <w:rPr>
                 <w:sz w:val="18"/>
@@ -2431,7 +2287,6 @@
             <w:noWrap/>
           </w:tcPr>
           <w:p>
-            <w:pPr/>
             <w:r>
               <w:rPr>
                 <w:sz w:val="18"/>
@@ -2446,12 +2301,11 @@
             <w:noWrap/>
           </w:tcPr>
           <w:p>
-            <w:pPr/>
             <w:r>
               <w:rPr>
                 <w:sz w:val="18"/>
               </w:rPr>
-              <w:t>€4,019</w:t>
+              <w:t>€3,900</w:t>
             </w:r>
           </w:p>
         </w:tc>
@@ -2461,7 +2315,546 @@
             <w:noWrap/>
           </w:tcPr>
           <w:p>
-            <w:pPr/>
+            <w:r>
+              <w:rPr>
+                <w:sz w:val="18"/>
+              </w:rPr>
+              <w:t>13.0%</w:t>
+            </w:r>
+          </w:p>
+        </w:tc>
+        <w:tc>
+          <w:tcPr>
+            <w:tcW w:type="dxa" w:w="960"/>
+            <w:noWrap/>
+          </w:tcPr>
+          <w:p>
+            <w:r>
+              <w:rPr>
+                <w:sz w:val="18"/>
+              </w:rPr>
+              <w:t>€3,433</w:t>
+            </w:r>
+          </w:p>
+        </w:tc>
+        <w:tc>
+          <w:tcPr>
+            <w:tcW w:type="dxa" w:w="960"/>
+            <w:noWrap/>
+          </w:tcPr>
+          <w:p>
+            <w:r>
+              <w:rPr>
+                <w:sz w:val="18"/>
+              </w:rPr>
+              <w:t>11.7%</w:t>
+            </w:r>
+          </w:p>
+        </w:tc>
+        <w:tc>
+          <w:tcPr>
+            <w:tcW w:type="dxa" w:w="960"/>
+            <w:noWrap/>
+          </w:tcPr>
+          <w:p>
+            <w:r>
+              <w:rPr>
+                <w:sz w:val="18"/>
+              </w:rPr>
+              <w:t>€1,972</w:t>
+            </w:r>
+          </w:p>
+        </w:tc>
+        <w:tc>
+          <w:tcPr>
+            <w:tcW w:type="dxa" w:w="960"/>
+            <w:noWrap/>
+          </w:tcPr>
+          <w:p>
+            <w:r>
+              <w:rPr>
+                <w:sz w:val="18"/>
+              </w:rPr>
+              <w:t>6.3%</w:t>
+            </w:r>
+          </w:p>
+        </w:tc>
+        <w:tc>
+          <w:tcPr>
+            <w:tcW w:type="dxa" w:w="960"/>
+            <w:noWrap/>
+          </w:tcPr>
+          <w:p>
+            <w:r>
+              <w:rPr>
+                <w:sz w:val="18"/>
+              </w:rPr>
+              <w:t>+€467</w:t>
+            </w:r>
+          </w:p>
+        </w:tc>
+      </w:tr>
+      <w:tr>
+        <w:tc>
+          <w:tcPr>
+            <w:tcW w:type="dxa" w:w="960"/>
+            <w:noWrap/>
+          </w:tcPr>
+          <w:p>
+            <w:r>
+              <w:rPr>
+                <w:sz w:val="18"/>
+              </w:rPr>
+              <w:t>2016</w:t>
+            </w:r>
+          </w:p>
+        </w:tc>
+        <w:tc>
+          <w:tcPr>
+            <w:tcW w:type="dxa" w:w="960"/>
+            <w:noWrap/>
+          </w:tcPr>
+          <w:p>
+            <w:r>
+              <w:rPr>
+                <w:sz w:val="18"/>
+              </w:rPr>
+              <w:t>10</w:t>
+            </w:r>
+          </w:p>
+        </w:tc>
+        <w:tc>
+          <w:tcPr>
+            <w:tcW w:type="dxa" w:w="960"/>
+            <w:noWrap/>
+          </w:tcPr>
+          <w:p>
+            <w:r>
+              <w:rPr>
+                <w:sz w:val="18"/>
+              </w:rPr>
+              <w:t>€4,314</w:t>
+            </w:r>
+          </w:p>
+        </w:tc>
+        <w:tc>
+          <w:tcPr>
+            <w:tcW w:type="dxa" w:w="960"/>
+            <w:noWrap/>
+          </w:tcPr>
+          <w:p>
+            <w:r>
+              <w:rPr>
+                <w:sz w:val="18"/>
+              </w:rPr>
+              <w:t>15.5%</w:t>
+            </w:r>
+          </w:p>
+        </w:tc>
+        <w:tc>
+          <w:tcPr>
+            <w:tcW w:type="dxa" w:w="960"/>
+            <w:noWrap/>
+          </w:tcPr>
+          <w:p>
+            <w:r>
+              <w:rPr>
+                <w:sz w:val="18"/>
+              </w:rPr>
+              <w:t>€3,343</w:t>
+            </w:r>
+          </w:p>
+        </w:tc>
+        <w:tc>
+          <w:tcPr>
+            <w:tcW w:type="dxa" w:w="960"/>
+            <w:noWrap/>
+          </w:tcPr>
+          <w:p>
+            <w:r>
+              <w:rPr>
+                <w:sz w:val="18"/>
+              </w:rPr>
+              <w:t>12.7%</w:t>
+            </w:r>
+          </w:p>
+        </w:tc>
+        <w:tc>
+          <w:tcPr>
+            <w:tcW w:type="dxa" w:w="960"/>
+            <w:noWrap/>
+          </w:tcPr>
+          <w:p>
+            <w:r>
+              <w:rPr>
+                <w:sz w:val="18"/>
+              </w:rPr>
+              <w:t>€2,136</w:t>
+            </w:r>
+          </w:p>
+        </w:tc>
+        <w:tc>
+          <w:tcPr>
+            <w:tcW w:type="dxa" w:w="960"/>
+            <w:noWrap/>
+          </w:tcPr>
+          <w:p>
+            <w:r>
+              <w:rPr>
+                <w:sz w:val="18"/>
+              </w:rPr>
+              <w:t>7.8%</w:t>
+            </w:r>
+          </w:p>
+        </w:tc>
+        <w:tc>
+          <w:tcPr>
+            <w:tcW w:type="dxa" w:w="960"/>
+            <w:noWrap/>
+          </w:tcPr>
+          <w:p>
+            <w:r>
+              <w:rPr>
+                <w:sz w:val="18"/>
+              </w:rPr>
+              <w:t>+€971</w:t>
+            </w:r>
+          </w:p>
+        </w:tc>
+      </w:tr>
+      <w:tr>
+        <w:tc>
+          <w:tcPr>
+            <w:tcW w:type="dxa" w:w="960"/>
+            <w:noWrap/>
+          </w:tcPr>
+          <w:p>
+            <w:r>
+              <w:rPr>
+                <w:sz w:val="18"/>
+              </w:rPr>
+              <w:t>2017</w:t>
+            </w:r>
+          </w:p>
+        </w:tc>
+        <w:tc>
+          <w:tcPr>
+            <w:tcW w:type="dxa" w:w="960"/>
+            <w:noWrap/>
+          </w:tcPr>
+          <w:p>
+            <w:r>
+              <w:rPr>
+                <w:sz w:val="18"/>
+              </w:rPr>
+              <w:t>9</w:t>
+            </w:r>
+          </w:p>
+        </w:tc>
+        <w:tc>
+          <w:tcPr>
+            <w:tcW w:type="dxa" w:w="960"/>
+            <w:noWrap/>
+          </w:tcPr>
+          <w:p>
+            <w:r>
+              <w:rPr>
+                <w:sz w:val="18"/>
+              </w:rPr>
+              <w:t>€3,925</w:t>
+            </w:r>
+          </w:p>
+        </w:tc>
+        <w:tc>
+          <w:tcPr>
+            <w:tcW w:type="dxa" w:w="960"/>
+            <w:noWrap/>
+          </w:tcPr>
+          <w:p>
+            <w:r>
+              <w:rPr>
+                <w:sz w:val="18"/>
+              </w:rPr>
+              <w:t>16.2%</w:t>
+            </w:r>
+          </w:p>
+        </w:tc>
+        <w:tc>
+          <w:tcPr>
+            <w:tcW w:type="dxa" w:w="960"/>
+            <w:noWrap/>
+          </w:tcPr>
+          <w:p>
+            <w:r>
+              <w:rPr>
+                <w:sz w:val="18"/>
+              </w:rPr>
+              <w:t>€2,776</w:t>
+            </w:r>
+          </w:p>
+        </w:tc>
+        <w:tc>
+          <w:tcPr>
+            <w:tcW w:type="dxa" w:w="960"/>
+            <w:noWrap/>
+          </w:tcPr>
+          <w:p>
+            <w:r>
+              <w:rPr>
+                <w:sz w:val="18"/>
+              </w:rPr>
+              <w:t>11.9%</w:t>
+            </w:r>
+          </w:p>
+        </w:tc>
+        <w:tc>
+          <w:tcPr>
+            <w:tcW w:type="dxa" w:w="960"/>
+            <w:noWrap/>
+          </w:tcPr>
+          <w:p>
+            <w:r>
+              <w:rPr>
+                <w:sz w:val="18"/>
+              </w:rPr>
+              <w:t>€1,842</w:t>
+            </w:r>
+          </w:p>
+        </w:tc>
+        <w:tc>
+          <w:tcPr>
+            <w:tcW w:type="dxa" w:w="960"/>
+            <w:noWrap/>
+          </w:tcPr>
+          <w:p>
+            <w:r>
+              <w:rPr>
+                <w:sz w:val="18"/>
+              </w:rPr>
+              <w:t>6.9%</w:t>
+            </w:r>
+          </w:p>
+        </w:tc>
+        <w:tc>
+          <w:tcPr>
+            <w:tcW w:type="dxa" w:w="960"/>
+            <w:noWrap/>
+          </w:tcPr>
+          <w:p>
+            <w:r>
+              <w:rPr>
+                <w:sz w:val="18"/>
+              </w:rPr>
+              <w:t>+€1,149</w:t>
+            </w:r>
+          </w:p>
+        </w:tc>
+      </w:tr>
+      <w:tr>
+        <w:tc>
+          <w:tcPr>
+            <w:tcW w:type="dxa" w:w="960"/>
+            <w:noWrap/>
+          </w:tcPr>
+          <w:p>
+            <w:r>
+              <w:rPr>
+                <w:sz w:val="18"/>
+              </w:rPr>
+              <w:t>2018</w:t>
+            </w:r>
+          </w:p>
+        </w:tc>
+        <w:tc>
+          <w:tcPr>
+            <w:tcW w:type="dxa" w:w="960"/>
+            <w:noWrap/>
+          </w:tcPr>
+          <w:p>
+            <w:r>
+              <w:rPr>
+                <w:sz w:val="18"/>
+              </w:rPr>
+              <w:t>8</w:t>
+            </w:r>
+          </w:p>
+        </w:tc>
+        <w:tc>
+          <w:tcPr>
+            <w:tcW w:type="dxa" w:w="960"/>
+            <w:noWrap/>
+          </w:tcPr>
+          <w:p>
+            <w:r>
+              <w:rPr>
+                <w:sz w:val="18"/>
+              </w:rPr>
+              <w:t>€4,103</w:t>
+            </w:r>
+          </w:p>
+        </w:tc>
+        <w:tc>
+          <w:tcPr>
+            <w:tcW w:type="dxa" w:w="960"/>
+            <w:noWrap/>
+          </w:tcPr>
+          <w:p>
+            <w:r>
+              <w:rPr>
+                <w:sz w:val="18"/>
+              </w:rPr>
+              <w:t>19.0%</w:t>
+            </w:r>
+          </w:p>
+        </w:tc>
+        <w:tc>
+          <w:tcPr>
+            <w:tcW w:type="dxa" w:w="960"/>
+            <w:noWrap/>
+          </w:tcPr>
+          <w:p>
+            <w:r>
+              <w:rPr>
+                <w:sz w:val="18"/>
+              </w:rPr>
+              <w:t>€2,559</w:t>
+            </w:r>
+          </w:p>
+        </w:tc>
+        <w:tc>
+          <w:tcPr>
+            <w:tcW w:type="dxa" w:w="960"/>
+            <w:noWrap/>
+          </w:tcPr>
+          <w:p>
+            <w:r>
+              <w:rPr>
+                <w:sz w:val="18"/>
+              </w:rPr>
+              <w:t>12.3%</w:t>
+            </w:r>
+          </w:p>
+        </w:tc>
+        <w:tc>
+          <w:tcPr>
+            <w:tcW w:type="dxa" w:w="960"/>
+            <w:noWrap/>
+          </w:tcPr>
+          <w:p>
+            <w:r>
+              <w:rPr>
+                <w:sz w:val="18"/>
+              </w:rPr>
+              <w:t>€1,634</w:t>
+            </w:r>
+          </w:p>
+        </w:tc>
+        <w:tc>
+          <w:tcPr>
+            <w:tcW w:type="dxa" w:w="960"/>
+            <w:noWrap/>
+          </w:tcPr>
+          <w:p>
+            <w:r>
+              <w:rPr>
+                <w:sz w:val="18"/>
+              </w:rPr>
+              <w:t>6.2%</w:t>
+            </w:r>
+          </w:p>
+        </w:tc>
+        <w:tc>
+          <w:tcPr>
+            <w:tcW w:type="dxa" w:w="960"/>
+            <w:noWrap/>
+          </w:tcPr>
+          <w:p>
+            <w:r>
+              <w:rPr>
+                <w:sz w:val="18"/>
+              </w:rPr>
+              <w:t>+€1,544</w:t>
+            </w:r>
+          </w:p>
+        </w:tc>
+      </w:tr>
+      <w:tr>
+        <w:tc>
+          <w:tcPr>
+            <w:tcW w:type="dxa" w:w="960"/>
+            <w:noWrap/>
+          </w:tcPr>
+          <w:p>
+            <w:r>
+              <w:rPr>
+                <w:sz w:val="18"/>
+              </w:rPr>
+              <w:t>2019</w:t>
+            </w:r>
+          </w:p>
+        </w:tc>
+        <w:tc>
+          <w:tcPr>
+            <w:tcW w:type="dxa" w:w="960"/>
+            <w:noWrap/>
+          </w:tcPr>
+          <w:p>
+            <w:r>
+              <w:rPr>
+                <w:sz w:val="18"/>
+              </w:rPr>
+              <w:t>7</w:t>
+            </w:r>
+          </w:p>
+        </w:tc>
+        <w:tc>
+          <w:tcPr>
+            <w:tcW w:type="dxa" w:w="960"/>
+            <w:noWrap/>
+          </w:tcPr>
+          <w:p>
+            <w:r>
+              <w:rPr>
+                <w:sz w:val="18"/>
+              </w:rPr>
+              <w:t>€3,840</w:t>
+            </w:r>
+          </w:p>
+        </w:tc>
+        <w:tc>
+          <w:tcPr>
+            <w:tcW w:type="dxa" w:w="960"/>
+            <w:noWrap/>
+          </w:tcPr>
+          <w:p>
+            <w:r>
+              <w:rPr>
+                <w:sz w:val="18"/>
+              </w:rPr>
+              <w:t>20.8%</w:t>
+            </w:r>
+          </w:p>
+        </w:tc>
+        <w:tc>
+          <w:tcPr>
+            <w:tcW w:type="dxa" w:w="960"/>
+            <w:noWrap/>
+          </w:tcPr>
+          <w:p>
+            <w:r>
+              <w:rPr>
+                <w:sz w:val="18"/>
+              </w:rPr>
+              <w:t>€2,426</w:t>
+            </w:r>
+          </w:p>
+        </w:tc>
+        <w:tc>
+          <w:tcPr>
+            <w:tcW w:type="dxa" w:w="960"/>
+            <w:noWrap/>
+          </w:tcPr>
+          <w:p>
             <w:r>
               <w:rPr>
                 <w:sz w:val="18"/>
@@ -2476,12 +2869,11 @@
             <w:noWrap/>
           </w:tcPr>
           <w:p>
-            <w:pPr/>
             <w:r>
               <w:rPr>
                 <w:sz w:val="18"/>
               </w:rPr>
-              <w:t>€3,532</w:t>
+              <w:t>€1,896</w:t>
             </w:r>
           </w:p>
         </w:tc>
@@ -2491,585 +2883,6 @@
             <w:noWrap/>
           </w:tcPr>
           <w:p>
-            <w:pPr/>
-            <w:r>
-              <w:rPr>
-                <w:sz w:val="18"/>
-              </w:rPr>
-              <w:t>12.0%</w:t>
-            </w:r>
-          </w:p>
-        </w:tc>
-        <w:tc>
-          <w:tcPr>
-            <w:tcW w:type="dxa" w:w="960"/>
-            <w:noWrap/>
-          </w:tcPr>
-          <w:p>
-            <w:pPr/>
-            <w:r>
-              <w:rPr>
-                <w:sz w:val="18"/>
-              </w:rPr>
-              <w:t>€2,027</w:t>
-            </w:r>
-          </w:p>
-        </w:tc>
-        <w:tc>
-          <w:tcPr>
-            <w:tcW w:type="dxa" w:w="960"/>
-            <w:noWrap/>
-          </w:tcPr>
-          <w:p>
-            <w:pPr/>
-            <w:r>
-              <w:rPr>
-                <w:sz w:val="18"/>
-              </w:rPr>
-              <w:t>6.6%</w:t>
-            </w:r>
-          </w:p>
-        </w:tc>
-        <w:tc>
-          <w:tcPr>
-            <w:tcW w:type="dxa" w:w="960"/>
-            <w:noWrap/>
-          </w:tcPr>
-          <w:p>
-            <w:pPr/>
-            <w:r>
-              <w:rPr>
-                <w:sz w:val="18"/>
-              </w:rPr>
-              <w:t>+€487</w:t>
-            </w:r>
-          </w:p>
-        </w:tc>
-      </w:tr>
-      <w:tr>
-        <w:tc>
-          <w:tcPr>
-            <w:tcW w:type="dxa" w:w="960"/>
-            <w:noWrap/>
-          </w:tcPr>
-          <w:p>
-            <w:pPr/>
-            <w:r>
-              <w:rPr>
-                <w:sz w:val="18"/>
-              </w:rPr>
-              <w:t>2016</w:t>
-            </w:r>
-          </w:p>
-        </w:tc>
-        <w:tc>
-          <w:tcPr>
-            <w:tcW w:type="dxa" w:w="960"/>
-            <w:noWrap/>
-          </w:tcPr>
-          <w:p>
-            <w:pPr/>
-            <w:r>
-              <w:rPr>
-                <w:sz w:val="18"/>
-              </w:rPr>
-              <w:t>10</w:t>
-            </w:r>
-          </w:p>
-        </w:tc>
-        <w:tc>
-          <w:tcPr>
-            <w:tcW w:type="dxa" w:w="960"/>
-            <w:noWrap/>
-          </w:tcPr>
-          <w:p>
-            <w:pPr/>
-            <w:r>
-              <w:rPr>
-                <w:sz w:val="18"/>
-              </w:rPr>
-              <w:t>€4,765</w:t>
-            </w:r>
-          </w:p>
-        </w:tc>
-        <w:tc>
-          <w:tcPr>
-            <w:tcW w:type="dxa" w:w="960"/>
-            <w:noWrap/>
-          </w:tcPr>
-          <w:p>
-            <w:pPr/>
-            <w:r>
-              <w:rPr>
-                <w:sz w:val="18"/>
-              </w:rPr>
-              <w:t>16.7%</w:t>
-            </w:r>
-          </w:p>
-        </w:tc>
-        <w:tc>
-          <w:tcPr>
-            <w:tcW w:type="dxa" w:w="960"/>
-            <w:noWrap/>
-          </w:tcPr>
-          <w:p>
-            <w:pPr/>
-            <w:r>
-              <w:rPr>
-                <w:sz w:val="18"/>
-              </w:rPr>
-              <w:t>€3,673</w:t>
-            </w:r>
-          </w:p>
-        </w:tc>
-        <w:tc>
-          <w:tcPr>
-            <w:tcW w:type="dxa" w:w="960"/>
-            <w:noWrap/>
-          </w:tcPr>
-          <w:p>
-            <w:pPr/>
-            <w:r>
-              <w:rPr>
-                <w:sz w:val="18"/>
-              </w:rPr>
-              <w:t>13.7%</w:t>
-            </w:r>
-          </w:p>
-        </w:tc>
-        <w:tc>
-          <w:tcPr>
-            <w:tcW w:type="dxa" w:w="960"/>
-            <w:noWrap/>
-          </w:tcPr>
-          <w:p>
-            <w:pPr/>
-            <w:r>
-              <w:rPr>
-                <w:sz w:val="18"/>
-              </w:rPr>
-              <w:t>€2,340</w:t>
-            </w:r>
-          </w:p>
-        </w:tc>
-        <w:tc>
-          <w:tcPr>
-            <w:tcW w:type="dxa" w:w="960"/>
-            <w:noWrap/>
-          </w:tcPr>
-          <w:p>
-            <w:pPr/>
-            <w:r>
-              <w:rPr>
-                <w:sz w:val="18"/>
-              </w:rPr>
-              <w:t>8.8%</w:t>
-            </w:r>
-          </w:p>
-        </w:tc>
-        <w:tc>
-          <w:tcPr>
-            <w:tcW w:type="dxa" w:w="960"/>
-            <w:noWrap/>
-          </w:tcPr>
-          <w:p>
-            <w:pPr/>
-            <w:r>
-              <w:rPr>
-                <w:sz w:val="18"/>
-              </w:rPr>
-              <w:t>+€1,092</w:t>
-            </w:r>
-          </w:p>
-        </w:tc>
-      </w:tr>
-      <w:tr>
-        <w:tc>
-          <w:tcPr>
-            <w:tcW w:type="dxa" w:w="960"/>
-            <w:noWrap/>
-          </w:tcPr>
-          <w:p>
-            <w:pPr/>
-            <w:r>
-              <w:rPr>
-                <w:sz w:val="18"/>
-              </w:rPr>
-              <w:t>2017</w:t>
-            </w:r>
-          </w:p>
-        </w:tc>
-        <w:tc>
-          <w:tcPr>
-            <w:tcW w:type="dxa" w:w="960"/>
-            <w:noWrap/>
-          </w:tcPr>
-          <w:p>
-            <w:pPr/>
-            <w:r>
-              <w:rPr>
-                <w:sz w:val="18"/>
-              </w:rPr>
-              <w:t>9</w:t>
-            </w:r>
-          </w:p>
-        </w:tc>
-        <w:tc>
-          <w:tcPr>
-            <w:tcW w:type="dxa" w:w="960"/>
-            <w:noWrap/>
-          </w:tcPr>
-          <w:p>
-            <w:pPr/>
-            <w:r>
-              <w:rPr>
-                <w:sz w:val="18"/>
-              </w:rPr>
-              <w:t>€4,469</w:t>
-            </w:r>
-          </w:p>
-        </w:tc>
-        <w:tc>
-          <w:tcPr>
-            <w:tcW w:type="dxa" w:w="960"/>
-            <w:noWrap/>
-          </w:tcPr>
-          <w:p>
-            <w:pPr/>
-            <w:r>
-              <w:rPr>
-                <w:sz w:val="18"/>
-              </w:rPr>
-              <w:t>17.9%</w:t>
-            </w:r>
-          </w:p>
-        </w:tc>
-        <w:tc>
-          <w:tcPr>
-            <w:tcW w:type="dxa" w:w="960"/>
-            <w:noWrap/>
-          </w:tcPr>
-          <w:p>
-            <w:pPr/>
-            <w:r>
-              <w:rPr>
-                <w:sz w:val="18"/>
-              </w:rPr>
-              <w:t>€3,135</w:t>
-            </w:r>
-          </w:p>
-        </w:tc>
-        <w:tc>
-          <w:tcPr>
-            <w:tcW w:type="dxa" w:w="960"/>
-            <w:noWrap/>
-          </w:tcPr>
-          <w:p>
-            <w:pPr/>
-            <w:r>
-              <w:rPr>
-                <w:sz w:val="18"/>
-              </w:rPr>
-              <w:t>13.4%</w:t>
-            </w:r>
-          </w:p>
-        </w:tc>
-        <w:tc>
-          <w:tcPr>
-            <w:tcW w:type="dxa" w:w="960"/>
-            <w:noWrap/>
-          </w:tcPr>
-          <w:p>
-            <w:pPr/>
-            <w:r>
-              <w:rPr>
-                <w:sz w:val="18"/>
-              </w:rPr>
-              <w:t>€2,072</w:t>
-            </w:r>
-          </w:p>
-        </w:tc>
-        <w:tc>
-          <w:tcPr>
-            <w:tcW w:type="dxa" w:w="960"/>
-            <w:noWrap/>
-          </w:tcPr>
-          <w:p>
-            <w:pPr/>
-            <w:r>
-              <w:rPr>
-                <w:sz w:val="18"/>
-              </w:rPr>
-              <w:t>8.3%</w:t>
-            </w:r>
-          </w:p>
-        </w:tc>
-        <w:tc>
-          <w:tcPr>
-            <w:tcW w:type="dxa" w:w="960"/>
-            <w:noWrap/>
-          </w:tcPr>
-          <w:p>
-            <w:pPr/>
-            <w:r>
-              <w:rPr>
-                <w:sz w:val="18"/>
-              </w:rPr>
-              <w:t>+€1,334</w:t>
-            </w:r>
-          </w:p>
-        </w:tc>
-      </w:tr>
-      <w:tr>
-        <w:tc>
-          <w:tcPr>
-            <w:tcW w:type="dxa" w:w="960"/>
-            <w:noWrap/>
-          </w:tcPr>
-          <w:p>
-            <w:pPr/>
-            <w:r>
-              <w:rPr>
-                <w:sz w:val="18"/>
-              </w:rPr>
-              <w:t>2018</w:t>
-            </w:r>
-          </w:p>
-        </w:tc>
-        <w:tc>
-          <w:tcPr>
-            <w:tcW w:type="dxa" w:w="960"/>
-            <w:noWrap/>
-          </w:tcPr>
-          <w:p>
-            <w:pPr/>
-            <w:r>
-              <w:rPr>
-                <w:sz w:val="18"/>
-              </w:rPr>
-              <w:t>8</w:t>
-            </w:r>
-          </w:p>
-        </w:tc>
-        <w:tc>
-          <w:tcPr>
-            <w:tcW w:type="dxa" w:w="960"/>
-            <w:noWrap/>
-          </w:tcPr>
-          <w:p>
-            <w:pPr/>
-            <w:r>
-              <w:rPr>
-                <w:sz w:val="18"/>
-              </w:rPr>
-              <w:t>€3,483</w:t>
-            </w:r>
-          </w:p>
-        </w:tc>
-        <w:tc>
-          <w:tcPr>
-            <w:tcW w:type="dxa" w:w="960"/>
-            <w:noWrap/>
-          </w:tcPr>
-          <w:p>
-            <w:pPr/>
-            <w:r>
-              <w:rPr>
-                <w:sz w:val="18"/>
-              </w:rPr>
-              <w:t>16.6%</w:t>
-            </w:r>
-          </w:p>
-        </w:tc>
-        <w:tc>
-          <w:tcPr>
-            <w:tcW w:type="dxa" w:w="960"/>
-            <w:noWrap/>
-          </w:tcPr>
-          <w:p>
-            <w:pPr/>
-            <w:r>
-              <w:rPr>
-                <w:sz w:val="18"/>
-              </w:rPr>
-              <w:t>€2,200</w:t>
-            </w:r>
-          </w:p>
-        </w:tc>
-        <w:tc>
-          <w:tcPr>
-            <w:tcW w:type="dxa" w:w="960"/>
-            <w:noWrap/>
-          </w:tcPr>
-          <w:p>
-            <w:pPr/>
-            <w:r>
-              <w:rPr>
-                <w:sz w:val="18"/>
-              </w:rPr>
-              <w:t>10.2%</w:t>
-            </w:r>
-          </w:p>
-        </w:tc>
-        <w:tc>
-          <w:tcPr>
-            <w:tcW w:type="dxa" w:w="960"/>
-            <w:noWrap/>
-          </w:tcPr>
-          <w:p>
-            <w:pPr/>
-            <w:r>
-              <w:rPr>
-                <w:sz w:val="18"/>
-              </w:rPr>
-              <w:t>€1,415</w:t>
-            </w:r>
-          </w:p>
-        </w:tc>
-        <w:tc>
-          <w:tcPr>
-            <w:tcW w:type="dxa" w:w="960"/>
-            <w:noWrap/>
-          </w:tcPr>
-          <w:p>
-            <w:pPr/>
-            <w:r>
-              <w:rPr>
-                <w:sz w:val="18"/>
-              </w:rPr>
-              <w:t>4.4%</w:t>
-            </w:r>
-          </w:p>
-        </w:tc>
-        <w:tc>
-          <w:tcPr>
-            <w:tcW w:type="dxa" w:w="960"/>
-            <w:noWrap/>
-          </w:tcPr>
-          <w:p>
-            <w:pPr/>
-            <w:r>
-              <w:rPr>
-                <w:sz w:val="18"/>
-              </w:rPr>
-              <w:t>+€1,283</w:t>
-            </w:r>
-          </w:p>
-        </w:tc>
-      </w:tr>
-      <w:tr>
-        <w:tc>
-          <w:tcPr>
-            <w:tcW w:type="dxa" w:w="960"/>
-            <w:noWrap/>
-          </w:tcPr>
-          <w:p>
-            <w:pPr/>
-            <w:r>
-              <w:rPr>
-                <w:sz w:val="18"/>
-              </w:rPr>
-              <w:t>2019</w:t>
-            </w:r>
-          </w:p>
-        </w:tc>
-        <w:tc>
-          <w:tcPr>
-            <w:tcW w:type="dxa" w:w="960"/>
-            <w:noWrap/>
-          </w:tcPr>
-          <w:p>
-            <w:pPr/>
-            <w:r>
-              <w:rPr>
-                <w:sz w:val="18"/>
-              </w:rPr>
-              <w:t>7</w:t>
-            </w:r>
-          </w:p>
-        </w:tc>
-        <w:tc>
-          <w:tcPr>
-            <w:tcW w:type="dxa" w:w="960"/>
-            <w:noWrap/>
-          </w:tcPr>
-          <w:p>
-            <w:pPr/>
-            <w:r>
-              <w:rPr>
-                <w:sz w:val="18"/>
-              </w:rPr>
-              <w:t>€3,831</w:t>
-            </w:r>
-          </w:p>
-        </w:tc>
-        <w:tc>
-          <w:tcPr>
-            <w:tcW w:type="dxa" w:w="960"/>
-            <w:noWrap/>
-          </w:tcPr>
-          <w:p>
-            <w:pPr/>
-            <w:r>
-              <w:rPr>
-                <w:sz w:val="18"/>
-              </w:rPr>
-              <w:t>20.8%</w:t>
-            </w:r>
-          </w:p>
-        </w:tc>
-        <w:tc>
-          <w:tcPr>
-            <w:tcW w:type="dxa" w:w="960"/>
-            <w:noWrap/>
-          </w:tcPr>
-          <w:p>
-            <w:pPr/>
-            <w:r>
-              <w:rPr>
-                <w:sz w:val="18"/>
-              </w:rPr>
-              <w:t>€2,422</w:t>
-            </w:r>
-          </w:p>
-        </w:tc>
-        <w:tc>
-          <w:tcPr>
-            <w:tcW w:type="dxa" w:w="960"/>
-            <w:noWrap/>
-          </w:tcPr>
-          <w:p>
-            <w:pPr/>
-            <w:r>
-              <w:rPr>
-                <w:sz w:val="18"/>
-              </w:rPr>
-              <w:t>13.2%</w:t>
-            </w:r>
-          </w:p>
-        </w:tc>
-        <w:tc>
-          <w:tcPr>
-            <w:tcW w:type="dxa" w:w="960"/>
-            <w:noWrap/>
-          </w:tcPr>
-          <w:p>
-            <w:pPr/>
-            <w:r>
-              <w:rPr>
-                <w:sz w:val="18"/>
-              </w:rPr>
-              <w:t>€1,892</w:t>
-            </w:r>
-          </w:p>
-        </w:tc>
-        <w:tc>
-          <w:tcPr>
-            <w:tcW w:type="dxa" w:w="960"/>
-            <w:noWrap/>
-          </w:tcPr>
-          <w:p>
-            <w:pPr/>
             <w:r>
               <w:rPr>
                 <w:sz w:val="18"/>
@@ -3084,12 +2897,11 @@
             <w:noWrap/>
           </w:tcPr>
           <w:p>
-            <w:pPr/>
             <w:r>
               <w:rPr>
                 <w:sz w:val="18"/>
               </w:rPr>
-              <w:t>+€1,410</w:t>
+              <w:t>+€1,413</w:t>
             </w:r>
           </w:p>
         </w:tc>
@@ -3101,7 +2913,6 @@
             <w:noWrap/>
           </w:tcPr>
           <w:p>
-            <w:pPr/>
             <w:r>
               <w:rPr>
                 <w:sz w:val="18"/>
@@ -3116,7 +2927,6 @@
             <w:noWrap/>
           </w:tcPr>
           <w:p>
-            <w:pPr/>
             <w:r>
               <w:rPr>
                 <w:sz w:val="18"/>
@@ -3131,12 +2941,11 @@
             <w:noWrap/>
           </w:tcPr>
           <w:p>
-            <w:pPr/>
             <w:r>
               <w:rPr>
                 <w:sz w:val="18"/>
               </w:rPr>
-              <w:t>€3,320</w:t>
+              <w:t>€3,080</w:t>
             </w:r>
           </w:p>
         </w:tc>
@@ -3146,12 +2955,11 @@
             <w:noWrap/>
           </w:tcPr>
           <w:p>
-            <w:pPr/>
             <w:r>
               <w:rPr>
                 <w:sz w:val="18"/>
               </w:rPr>
-              <w:t>21.7%</w:t>
+              <w:t>20.2%</w:t>
             </w:r>
           </w:p>
         </w:tc>
@@ -3161,12 +2969,11 @@
             <w:noWrap/>
           </w:tcPr>
           <w:p>
-            <w:pPr/>
             <w:r>
               <w:rPr>
                 <w:sz w:val="18"/>
               </w:rPr>
-              <w:t>€2,095</w:t>
+              <w:t>€1,957</w:t>
             </w:r>
           </w:p>
         </w:tc>
@@ -3176,12 +2983,11 @@
             <w:noWrap/>
           </w:tcPr>
           <w:p>
-            <w:pPr/>
             <w:r>
               <w:rPr>
                 <w:sz w:val="18"/>
               </w:rPr>
-              <w:t>12.9%</w:t>
+              <w:t>11.6%</w:t>
             </w:r>
           </w:p>
         </w:tc>
@@ -3191,12 +2997,11 @@
             <w:noWrap/>
           </w:tcPr>
           <w:p>
-            <w:pPr/>
             <w:r>
               <w:rPr>
                 <w:sz w:val="18"/>
               </w:rPr>
-              <w:t>€1,772</w:t>
+              <w:t>€1,657</w:t>
             </w:r>
           </w:p>
         </w:tc>
@@ -3206,12 +3011,11 @@
             <w:noWrap/>
           </w:tcPr>
           <w:p>
-            <w:pPr/>
             <w:r>
               <w:rPr>
                 <w:sz w:val="18"/>
               </w:rPr>
-              <w:t>9.8%</w:t>
+              <w:t>8.6%</w:t>
             </w:r>
           </w:p>
         </w:tc>
@@ -3221,12 +3025,11 @@
             <w:noWrap/>
           </w:tcPr>
           <w:p>
-            <w:pPr/>
             <w:r>
               <w:rPr>
                 <w:sz w:val="18"/>
               </w:rPr>
-              <w:t>+€1,225</w:t>
+              <w:t>+€1,123</w:t>
             </w:r>
           </w:p>
         </w:tc>
@@ -3238,7 +3041,6 @@
             <w:noWrap/>
           </w:tcPr>
           <w:p>
-            <w:pPr/>
             <w:r>
               <w:rPr>
                 <w:sz w:val="18"/>
@@ -3253,7 +3055,6 @@
             <w:noWrap/>
           </w:tcPr>
           <w:p>
-            <w:pPr/>
             <w:r>
               <w:rPr>
                 <w:sz w:val="18"/>
@@ -3268,12 +3069,11 @@
             <w:noWrap/>
           </w:tcPr>
           <w:p>
-            <w:pPr/>
             <w:r>
               <w:rPr>
                 <w:sz w:val="18"/>
               </w:rPr>
-              <w:t>€2,591</w:t>
+              <w:t>€2,898</w:t>
             </w:r>
           </w:p>
         </w:tc>
@@ -3283,12 +3083,11 @@
             <w:noWrap/>
           </w:tcPr>
           <w:p>
-            <w:pPr/>
             <w:r>
               <w:rPr>
                 <w:sz w:val="18"/>
               </w:rPr>
-              <w:t>20.4%</w:t>
+              <w:t>23.1%</w:t>
             </w:r>
           </w:p>
         </w:tc>
@@ -3298,12 +3097,11 @@
             <w:noWrap/>
           </w:tcPr>
           <w:p>
-            <w:pPr/>
             <w:r>
               <w:rPr>
                 <w:sz w:val="18"/>
               </w:rPr>
-              <w:t>€1,669</w:t>
+              <w:t>€1,844</w:t>
             </w:r>
           </w:p>
         </w:tc>
@@ -3313,12 +3111,11 @@
             <w:noWrap/>
           </w:tcPr>
           <w:p>
-            <w:pPr/>
             <w:r>
               <w:rPr>
                 <w:sz w:val="18"/>
               </w:rPr>
-              <w:t>10.5%</w:t>
+              <w:t>12.7%</w:t>
             </w:r>
           </w:p>
         </w:tc>
@@ -3328,12 +3125,11 @@
             <w:noWrap/>
           </w:tcPr>
           <w:p>
-            <w:pPr/>
             <w:r>
               <w:rPr>
                 <w:sz w:val="18"/>
               </w:rPr>
-              <w:t>€1,457</w:t>
+              <w:t>€1,608</w:t>
             </w:r>
           </w:p>
         </w:tc>
@@ -3343,12 +3139,11 @@
             <w:noWrap/>
           </w:tcPr>
           <w:p>
-            <w:pPr/>
             <w:r>
               <w:rPr>
                 <w:sz w:val="18"/>
               </w:rPr>
-              <w:t>7.6%</w:t>
+              <w:t>9.7%</w:t>
             </w:r>
           </w:p>
         </w:tc>
@@ -3358,12 +3153,11 @@
             <w:noWrap/>
           </w:tcPr>
           <w:p>
-            <w:pPr/>
             <w:r>
               <w:rPr>
                 <w:sz w:val="18"/>
               </w:rPr>
-              <w:t>+€922</w:t>
+              <w:t>+€1,053</w:t>
             </w:r>
           </w:p>
         </w:tc>
@@ -3375,7 +3169,6 @@
             <w:noWrap/>
           </w:tcPr>
           <w:p>
-            <w:pPr/>
             <w:r>
               <w:rPr>
                 <w:sz w:val="18"/>
@@ -3390,7 +3183,6 @@
             <w:noWrap/>
           </w:tcPr>
           <w:p>
-            <w:pPr/>
             <w:r>
               <w:rPr>
                 <w:sz w:val="18"/>
@@ -3405,12 +3197,11 @@
             <w:noWrap/>
           </w:tcPr>
           <w:p>
-            <w:pPr/>
             <w:r>
               <w:rPr>
                 <w:sz w:val="18"/>
               </w:rPr>
-              <w:t>€2,901</w:t>
+              <w:t>€2,741</w:t>
             </w:r>
           </w:p>
         </w:tc>
@@ -3420,12 +3211,11 @@
             <w:noWrap/>
           </w:tcPr>
           <w:p>
-            <w:pPr/>
             <w:r>
               <w:rPr>
                 <w:sz w:val="18"/>
               </w:rPr>
-              <w:t>29.6%</w:t>
+              <w:t>27.8%</w:t>
             </w:r>
           </w:p>
         </w:tc>
@@ -3435,7 +3225,134 @@
             <w:noWrap/>
           </w:tcPr>
           <w:p>
-            <w:pPr/>
+            <w:r>
+              <w:rPr>
+                <w:sz w:val="18"/>
+              </w:rPr>
+              <w:t>€1,422</w:t>
+            </w:r>
+          </w:p>
+        </w:tc>
+        <w:tc>
+          <w:tcPr>
+            <w:tcW w:type="dxa" w:w="960"/>
+            <w:noWrap/>
+          </w:tcPr>
+          <w:p>
+            <w:r>
+              <w:rPr>
+                <w:sz w:val="18"/>
+              </w:rPr>
+              <w:t>8.9%</w:t>
+            </w:r>
+          </w:p>
+        </w:tc>
+        <w:tc>
+          <w:tcPr>
+            <w:tcW w:type="dxa" w:w="960"/>
+            <w:noWrap/>
+          </w:tcPr>
+          <w:p>
+            <w:r>
+              <w:rPr>
+                <w:sz w:val="18"/>
+              </w:rPr>
+              <w:t>€1,420</w:t>
+            </w:r>
+          </w:p>
+        </w:tc>
+        <w:tc>
+          <w:tcPr>
+            <w:tcW w:type="dxa" w:w="960"/>
+            <w:noWrap/>
+          </w:tcPr>
+          <w:p>
+            <w:r>
+              <w:rPr>
+                <w:sz w:val="18"/>
+              </w:rPr>
+              <w:t>8.9%</w:t>
+            </w:r>
+          </w:p>
+        </w:tc>
+        <w:tc>
+          <w:tcPr>
+            <w:tcW w:type="dxa" w:w="960"/>
+            <w:noWrap/>
+          </w:tcPr>
+          <w:p>
+            <w:r>
+              <w:rPr>
+                <w:sz w:val="18"/>
+              </w:rPr>
+              <w:t>+€1,319</w:t>
+            </w:r>
+          </w:p>
+        </w:tc>
+      </w:tr>
+      <w:tr>
+        <w:tc>
+          <w:tcPr>
+            <w:tcW w:type="dxa" w:w="960"/>
+            <w:noWrap/>
+          </w:tcPr>
+          <w:p>
+            <w:r>
+              <w:rPr>
+                <w:sz w:val="18"/>
+              </w:rPr>
+              <w:t>2023</w:t>
+            </w:r>
+          </w:p>
+        </w:tc>
+        <w:tc>
+          <w:tcPr>
+            <w:tcW w:type="dxa" w:w="960"/>
+            <w:noWrap/>
+          </w:tcPr>
+          <w:p>
+            <w:r>
+              <w:rPr>
+                <w:sz w:val="18"/>
+              </w:rPr>
+              <w:t>3</w:t>
+            </w:r>
+          </w:p>
+        </w:tc>
+        <w:tc>
+          <w:tcPr>
+            <w:tcW w:type="dxa" w:w="960"/>
+            <w:noWrap/>
+          </w:tcPr>
+          <w:p>
+            <w:r>
+              <w:rPr>
+                <w:sz w:val="18"/>
+              </w:rPr>
+              <w:t>€2,476</w:t>
+            </w:r>
+          </w:p>
+        </w:tc>
+        <w:tc>
+          <w:tcPr>
+            <w:tcW w:type="dxa" w:w="960"/>
+            <w:noWrap/>
+          </w:tcPr>
+          <w:p>
+            <w:r>
+              <w:rPr>
+                <w:sz w:val="18"/>
+              </w:rPr>
+              <w:t>33.8%</w:t>
+            </w:r>
+          </w:p>
+        </w:tc>
+        <w:tc>
+          <w:tcPr>
+            <w:tcW w:type="dxa" w:w="960"/>
+            <w:noWrap/>
+          </w:tcPr>
+          <w:p>
             <w:r>
               <w:rPr>
                 <w:sz w:val="18"/>
@@ -3450,12 +3367,11 @@
             <w:noWrap/>
           </w:tcPr>
           <w:p>
-            <w:pPr/>
             <w:r>
               <w:rPr>
                 <w:sz w:val="18"/>
               </w:rPr>
-              <w:t>10.3%</w:t>
+              <w:t>13.8%</w:t>
             </w:r>
           </w:p>
         </w:tc>
@@ -3465,12 +3381,11 @@
             <w:noWrap/>
           </w:tcPr>
           <w:p>
-            <w:pPr/>
             <w:r>
               <w:rPr>
                 <w:sz w:val="18"/>
               </w:rPr>
-              <w:t>€1,492</w:t>
+              <w:t>€1,448</w:t>
             </w:r>
           </w:p>
         </w:tc>
@@ -3480,12 +3395,11 @@
             <w:noWrap/>
           </w:tcPr>
           <w:p>
-            <w:pPr/>
             <w:r>
               <w:rPr>
                 <w:sz w:val="18"/>
               </w:rPr>
-              <w:t>10.2%</w:t>
+              <w:t>12.6%</w:t>
             </w:r>
           </w:p>
         </w:tc>
@@ -3495,12 +3409,11 @@
             <w:noWrap/>
           </w:tcPr>
           <w:p>
-            <w:pPr/>
             <w:r>
               <w:rPr>
                 <w:sz w:val="18"/>
               </w:rPr>
-              <w:t>+€1,407</w:t>
+              <w:t>+€982</w:t>
             </w:r>
           </w:p>
         </w:tc>
@@ -3512,144 +3425,6 @@
             <w:noWrap/>
           </w:tcPr>
           <w:p>
-            <w:pPr/>
-            <w:r>
-              <w:rPr>
-                <w:sz w:val="18"/>
-              </w:rPr>
-              <w:t>2023</w:t>
-            </w:r>
-          </w:p>
-        </w:tc>
-        <w:tc>
-          <w:tcPr>
-            <w:tcW w:type="dxa" w:w="960"/>
-            <w:noWrap/>
-          </w:tcPr>
-          <w:p>
-            <w:pPr/>
-            <w:r>
-              <w:rPr>
-                <w:sz w:val="18"/>
-              </w:rPr>
-              <w:t>3</w:t>
-            </w:r>
-          </w:p>
-        </w:tc>
-        <w:tc>
-          <w:tcPr>
-            <w:tcW w:type="dxa" w:w="960"/>
-            <w:noWrap/>
-          </w:tcPr>
-          <w:p>
-            <w:pPr/>
-            <w:r>
-              <w:rPr>
-                <w:sz w:val="18"/>
-              </w:rPr>
-              <w:t>€2,779</w:t>
-            </w:r>
-          </w:p>
-        </w:tc>
-        <w:tc>
-          <w:tcPr>
-            <w:tcW w:type="dxa" w:w="960"/>
-            <w:noWrap/>
-          </w:tcPr>
-          <w:p>
-            <w:pPr/>
-            <w:r>
-              <w:rPr>
-                <w:sz w:val="18"/>
-              </w:rPr>
-              <w:t>38.9%</w:t>
-            </w:r>
-          </w:p>
-        </w:tc>
-        <w:tc>
-          <w:tcPr>
-            <w:tcW w:type="dxa" w:w="960"/>
-            <w:noWrap/>
-          </w:tcPr>
-          <w:p>
-            <w:pPr/>
-            <w:r>
-              <w:rPr>
-                <w:sz w:val="18"/>
-              </w:rPr>
-              <w:t>€1,654</w:t>
-            </w:r>
-          </w:p>
-        </w:tc>
-        <w:tc>
-          <w:tcPr>
-            <w:tcW w:type="dxa" w:w="960"/>
-            <w:noWrap/>
-          </w:tcPr>
-          <w:p>
-            <w:pPr/>
-            <w:r>
-              <w:rPr>
-                <w:sz w:val="18"/>
-              </w:rPr>
-              <w:t>17.5%</w:t>
-            </w:r>
-          </w:p>
-        </w:tc>
-        <w:tc>
-          <w:tcPr>
-            <w:tcW w:type="dxa" w:w="960"/>
-            <w:noWrap/>
-          </w:tcPr>
-          <w:p>
-            <w:pPr/>
-            <w:r>
-              <w:rPr>
-                <w:sz w:val="18"/>
-              </w:rPr>
-              <w:t>€1,603</w:t>
-            </w:r>
-          </w:p>
-        </w:tc>
-        <w:tc>
-          <w:tcPr>
-            <w:tcW w:type="dxa" w:w="960"/>
-            <w:noWrap/>
-          </w:tcPr>
-          <w:p>
-            <w:pPr/>
-            <w:r>
-              <w:rPr>
-                <w:sz w:val="18"/>
-              </w:rPr>
-              <w:t>16.4%</w:t>
-            </w:r>
-          </w:p>
-        </w:tc>
-        <w:tc>
-          <w:tcPr>
-            <w:tcW w:type="dxa" w:w="960"/>
-            <w:noWrap/>
-          </w:tcPr>
-          <w:p>
-            <w:pPr/>
-            <w:r>
-              <w:rPr>
-                <w:sz w:val="18"/>
-              </w:rPr>
-              <w:t>+€1,125</w:t>
-            </w:r>
-          </w:p>
-        </w:tc>
-      </w:tr>
-      <w:tr>
-        <w:tc>
-          <w:tcPr>
-            <w:tcW w:type="dxa" w:w="960"/>
-            <w:noWrap/>
-          </w:tcPr>
-          <w:p>
-            <w:pPr/>
             <w:r>
               <w:rPr>
                 <w:sz w:val="18"/>
@@ -3664,7 +3439,6 @@
             <w:noWrap/>
           </w:tcPr>
           <w:p>
-            <w:pPr/>
             <w:r>
               <w:rPr>
                 <w:sz w:val="18"/>
@@ -3679,12 +3453,11 @@
             <w:noWrap/>
           </w:tcPr>
           <w:p>
-            <w:pPr/>
             <w:r>
               <w:rPr>
                 <w:sz w:val="18"/>
               </w:rPr>
-              <w:t>€2,617</w:t>
+              <w:t>€2,333</w:t>
             </w:r>
           </w:p>
         </w:tc>
@@ -3694,12 +3467,11 @@
             <w:noWrap/>
           </w:tcPr>
           <w:p>
-            <w:pPr/>
             <w:r>
               <w:rPr>
                 <w:sz w:val="18"/>
               </w:rPr>
-              <w:t>57.6%</w:t>
+              <w:t>49.3%</w:t>
             </w:r>
           </w:p>
         </w:tc>
@@ -3709,12 +3481,11 @@
             <w:noWrap/>
           </w:tcPr>
           <w:p>
-            <w:pPr/>
             <w:r>
               <w:rPr>
                 <w:sz w:val="18"/>
               </w:rPr>
-              <w:t>€1,400</w:t>
+              <w:t>€1,269</w:t>
             </w:r>
           </w:p>
         </w:tc>
@@ -3724,12 +3495,11 @@
             <w:noWrap/>
           </w:tcPr>
           <w:p>
-            <w:pPr/>
             <w:r>
               <w:rPr>
                 <w:sz w:val="18"/>
               </w:rPr>
-              <w:t>17.3%</w:t>
+              <w:t>11.9%</w:t>
             </w:r>
           </w:p>
         </w:tc>
@@ -3739,12 +3509,11 @@
             <w:noWrap/>
           </w:tcPr>
           <w:p>
-            <w:pPr/>
             <w:r>
               <w:rPr>
                 <w:sz w:val="18"/>
               </w:rPr>
-              <w:t>€1,453</w:t>
+              <w:t>€1,316</w:t>
             </w:r>
           </w:p>
         </w:tc>
@@ -3754,12 +3523,11 @@
             <w:noWrap/>
           </w:tcPr>
           <w:p>
-            <w:pPr/>
             <w:r>
               <w:rPr>
                 <w:sz w:val="18"/>
               </w:rPr>
-              <w:t>19.3%</w:t>
+              <w:t>13.9%</w:t>
             </w:r>
           </w:p>
         </w:tc>
@@ -3769,12 +3537,11 @@
             <w:noWrap/>
           </w:tcPr>
           <w:p>
-            <w:pPr/>
             <w:r>
               <w:rPr>
                 <w:sz w:val="18"/>
               </w:rPr>
-              <w:t>+€1,164</w:t>
+              <w:t>+€1,018</w:t>
             </w:r>
           </w:p>
         </w:tc>
@@ -3786,7 +3553,6 @@
             <w:noWrap/>
           </w:tcPr>
           <w:p>
-            <w:pPr/>
             <w:r>
               <w:rPr>
                 <w:sz w:val="18"/>
@@ -3801,7 +3567,6 @@
             <w:noWrap/>
           </w:tcPr>
           <w:p>
-            <w:pPr/>
             <w:r>
               <w:rPr>
                 <w:sz w:val="18"/>
@@ -3816,12 +3581,11 @@
             <w:noWrap/>
           </w:tcPr>
           <w:p>
-            <w:pPr/>
             <w:r>
               <w:rPr>
                 <w:sz w:val="18"/>
               </w:rPr>
-              <w:t>€1,987</w:t>
+              <w:t>€1,630</w:t>
             </w:r>
           </w:p>
         </w:tc>
@@ -3831,12 +3595,11 @@
             <w:noWrap/>
           </w:tcPr>
           <w:p>
-            <w:pPr/>
             <w:r>
               <w:rPr>
                 <w:sz w:val="18"/>
               </w:rPr>
-              <w:t>85.5%</w:t>
+              <w:t>55.2%</w:t>
             </w:r>
           </w:p>
         </w:tc>
@@ -3846,12 +3609,11 @@
             <w:noWrap/>
           </w:tcPr>
           <w:p>
-            <w:pPr/>
             <w:r>
               <w:rPr>
                 <w:sz w:val="18"/>
               </w:rPr>
-              <w:t>€1,188</w:t>
+              <w:t>€1,007</w:t>
             </w:r>
           </w:p>
         </w:tc>
@@ -3861,12 +3623,11 @@
             <w:noWrap/>
           </w:tcPr>
           <w:p>
-            <w:pPr/>
             <w:r>
               <w:rPr>
                 <w:sz w:val="18"/>
               </w:rPr>
-              <w:t>16.7%</w:t>
+              <w:t>0.7%</w:t>
             </w:r>
           </w:p>
         </w:tc>
@@ -3876,12 +3637,11 @@
             <w:noWrap/>
           </w:tcPr>
           <w:p>
-            <w:pPr/>
             <w:r>
               <w:rPr>
                 <w:sz w:val="18"/>
               </w:rPr>
-              <w:t>€1,257</w:t>
+              <w:t>€1,064</w:t>
             </w:r>
           </w:p>
         </w:tc>
@@ -3891,12 +3651,11 @@
             <w:noWrap/>
           </w:tcPr>
           <w:p>
-            <w:pPr/>
             <w:r>
               <w:rPr>
                 <w:sz w:val="18"/>
               </w:rPr>
-              <w:t>22.9%</w:t>
+              <w:t>5.8%</w:t>
             </w:r>
           </w:p>
         </w:tc>
@@ -3906,12 +3665,11 @@
             <w:noWrap/>
           </w:tcPr>
           <w:p>
-            <w:pPr/>
             <w:r>
               <w:rPr>
                 <w:sz w:val="18"/>
               </w:rPr>
-              <w:t>+€730</w:t>
+              <w:t>+€566</w:t>
             </w:r>
           </w:p>
         </w:tc>
@@ -4051,7 +3809,7 @@
     </w:p>
     <w:p>
       <w:r>
-        <w:t>Physical gold (bars, coins) is classified as a private disposal transaction. Gains from sale are completely tax-free after a holding period of more than one year – with no amount limit. An investor who bought €1,000 of gold in 2000 and sells today realizes a tax-free gain of approximately €22,436. No other investment instrument offers this combination of return potential and complete tax exemption.</w:t>
+        <w:t>Physical gold (bars, coins) is classified as a private disposal transaction. Gains from sale are completely tax-free after a holding period of more than one year – with no amount limit. An investor who bought €1,000 of gold in 2000 and sells today realizes a tax-free gain of approximately €13,115. No other investment instrument offers this combination of return potential and complete tax exemption.</w:t>
       </w:r>
     </w:p>
     <w:p>
@@ -4077,7 +3835,7 @@
     </w:p>
     <w:p>
       <w:r>
-        <w:t>The tax impact is substantial: €1,000 in an S&amp;P 500 equity ETF since 2000 grows to €9,053 gross, but only €7,566 after tax. Gold, by contrast: €23,436 gross and net alike.</w:t>
+        <w:t>The tax impact is substantial: €1,000 in an S&amp;P 500 equity ETF since 2000 grows to €5,452 gross, but only €4,631 after tax. Gold, by contrast: €14,115 gross and net alike.</w:t>
       </w:r>
     </w:p>
     <w:p>
@@ -4193,7 +3951,7 @@
     </w:p>
     <w:p>
       <w:r>
-        <w:t>Gold has no owner who must sell. The most important structural gold buyers are central banks (record purchases 2022–2024: over 1,000 tonnes p.a.), emerging middle classes in Asia, and sovereign wealth funds.</w:t>
+        <w:t>Gold has no owner who must sell. The most important structural gold buyers are central banks (record purchases 2022–2024: over 1,000 tonnes p.a.), emerging middle classes in Asia (China, India) and sovereign wealth funds. This demand is demographically independent and growing. At the same time, gold supply is declining: New mines are rarely developed, and all-in sustaining costs are rising annually.</w:t>
       </w:r>
     </w:p>
     <w:p>
@@ -4203,8 +3961,8 @@
       <w:r>
         <w:drawing>
           <wp:inline xmlns:a="http://schemas.openxmlformats.org/drawingml/2006/main" xmlns:pic="http://schemas.openxmlformats.org/drawingml/2006/picture">
-            <wp:extent cx="5669280" cy="2362200"/>
-            <wp:docPr id="5" name="Picture 5"/>
+            <wp:extent cx="5486400" cy="2286000"/>
+            <wp:docPr id="4" name="Picture 4"/>
             <wp:cNvGraphicFramePr>
               <a:graphicFrameLocks noChangeAspect="1"/>
             </wp:cNvGraphicFramePr>
@@ -4216,7 +3974,7 @@
                     <pic:cNvPicPr/>
                   </pic:nvPicPr>
                   <pic:blipFill>
-                    <a:blip r:embed="rId13"/>
+                    <a:blip r:embed="rId12"/>
                     <a:stretch>
                       <a:fillRect/>
                     </a:stretch>
@@ -4224,7 +3982,7 @@
                   <pic:spPr>
                     <a:xfrm>
                       <a:off x="0" y="0"/>
-                      <a:ext cx="5669280" cy="2362200"/>
+                      <a:ext cx="5486400" cy="2286000"/>
                     </a:xfrm>
                     <a:prstGeom prst="rect"/>
                   </pic:spPr>
@@ -4294,7 +4052,7 @@
         <w:drawing>
           <wp:inline xmlns:a="http://schemas.openxmlformats.org/drawingml/2006/main" xmlns:pic="http://schemas.openxmlformats.org/drawingml/2006/picture">
             <wp:extent cx="5486400" cy="2441012"/>
-            <wp:docPr id="4" name="Picture 4"/>
+            <wp:docPr id="5" name="Picture 5"/>
             <wp:cNvGraphicFramePr>
               <a:graphicFrameLocks noChangeAspect="1"/>
             </wp:cNvGraphicFramePr>
@@ -4306,7 +4064,7 @@
                     <pic:cNvPicPr/>
                   </pic:nvPicPr>
                   <pic:blipFill>
-                    <a:blip r:embed="rId12"/>
+                    <a:blip r:embed="rId13"/>
                     <a:stretch>
                       <a:fillRect/>
                     </a:stretch>
